--- a/Diagrams/ClassDiagram/DacTaClassDiagram.docx
+++ b/Diagrams/ClassDiagram/DacTaClassDiagram.docx
@@ -20,8 +20,6 @@
         </w:rPr>
         <w:t>BẢNG MÔ TẢ</w:t>
       </w:r>
-      <w:bookmarkStart w:id="0" w:name="_GoBack"/>
-      <w:bookmarkEnd w:id="0"/>
     </w:p>
     <w:p>
       <w:pPr>
@@ -57,7 +55,9 @@
         </w:tblBorders>
         <w:tblLayout w:type="autofit"/>
         <w:tblCellMar>
+          <w:top w:w="0" w:type="dxa"/>
           <w:left w:w="108" w:type="dxa"/>
+          <w:bottom w:w="0" w:type="dxa"/>
           <w:right w:w="108" w:type="dxa"/>
         </w:tblCellMar>
       </w:tblPr>
@@ -79,7 +79,9 @@
             <w:insideV w:val="single" w:color="auto" w:sz="4" w:space="0"/>
           </w:tblBorders>
           <w:tblCellMar>
+            <w:top w:w="0" w:type="dxa"/>
             <w:left w:w="108" w:type="dxa"/>
+            <w:bottom w:w="0" w:type="dxa"/>
             <w:right w:w="108" w:type="dxa"/>
           </w:tblCellMar>
         </w:tblPrEx>
@@ -89,6 +91,8 @@
           </w:tcPr>
           <w:p>
             <w:pPr>
+              <w:widowControl w:val="0"/>
+              <w:jc w:val="both"/>
               <w:rPr>
                 <w:rFonts w:hint="default"/>
                 <w:sz w:val="28"/>
@@ -115,6 +119,8 @@
           </w:tcPr>
           <w:p>
             <w:pPr>
+              <w:widowControl w:val="0"/>
+              <w:jc w:val="both"/>
               <w:rPr>
                 <w:rFonts w:hint="default"/>
                 <w:sz w:val="28"/>
@@ -141,6 +147,8 @@
           </w:tcPr>
           <w:p>
             <w:pPr>
+              <w:widowControl w:val="0"/>
+              <w:jc w:val="both"/>
               <w:rPr>
                 <w:rFonts w:hint="default"/>
                 <w:sz w:val="28"/>
@@ -167,6 +175,8 @@
           </w:tcPr>
           <w:p>
             <w:pPr>
+              <w:widowControl w:val="0"/>
+              <w:jc w:val="both"/>
               <w:rPr>
                 <w:rFonts w:hint="default"/>
                 <w:sz w:val="28"/>
@@ -193,6 +203,8 @@
           </w:tcPr>
           <w:p>
             <w:pPr>
+              <w:widowControl w:val="0"/>
+              <w:jc w:val="both"/>
               <w:rPr>
                 <w:rFonts w:hint="default"/>
                 <w:sz w:val="28"/>
@@ -225,7 +237,9 @@
             <w:insideV w:val="single" w:color="auto" w:sz="4" w:space="0"/>
           </w:tblBorders>
           <w:tblCellMar>
+            <w:top w:w="0" w:type="dxa"/>
             <w:left w:w="108" w:type="dxa"/>
+            <w:bottom w:w="0" w:type="dxa"/>
             <w:right w:w="108" w:type="dxa"/>
           </w:tblCellMar>
         </w:tblPrEx>
@@ -235,6 +249,8 @@
           </w:tcPr>
           <w:p>
             <w:pPr>
+              <w:widowControl w:val="0"/>
+              <w:jc w:val="both"/>
               <w:rPr>
                 <w:rFonts w:hint="default"/>
                 <w:sz w:val="28"/>
@@ -261,6 +277,8 @@
           </w:tcPr>
           <w:p>
             <w:pPr>
+              <w:widowControl w:val="0"/>
+              <w:jc w:val="both"/>
               <w:rPr>
                 <w:rFonts w:hint="default"/>
                 <w:sz w:val="28"/>
@@ -287,6 +305,8 @@
           </w:tcPr>
           <w:p>
             <w:pPr>
+              <w:widowControl w:val="0"/>
+              <w:jc w:val="both"/>
               <w:rPr>
                 <w:rFonts w:hint="default"/>
                 <w:sz w:val="28"/>
@@ -313,6 +333,8 @@
           </w:tcPr>
           <w:p>
             <w:pPr>
+              <w:widowControl w:val="0"/>
+              <w:jc w:val="both"/>
               <w:rPr>
                 <w:rFonts w:hint="default"/>
                 <w:sz w:val="28"/>
@@ -339,6 +361,8 @@
           </w:tcPr>
           <w:p>
             <w:pPr>
+              <w:widowControl w:val="0"/>
+              <w:jc w:val="both"/>
               <w:rPr>
                 <w:rFonts w:hint="default"/>
                 <w:sz w:val="28"/>
@@ -371,7 +395,9 @@
             <w:insideV w:val="single" w:color="auto" w:sz="4" w:space="0"/>
           </w:tblBorders>
           <w:tblCellMar>
+            <w:top w:w="0" w:type="dxa"/>
             <w:left w:w="108" w:type="dxa"/>
+            <w:bottom w:w="0" w:type="dxa"/>
             <w:right w:w="108" w:type="dxa"/>
           </w:tblCellMar>
         </w:tblPrEx>
@@ -381,6 +407,8 @@
           </w:tcPr>
           <w:p>
             <w:pPr>
+              <w:widowControl w:val="0"/>
+              <w:jc w:val="both"/>
               <w:rPr>
                 <w:rFonts w:hint="default"/>
                 <w:sz w:val="28"/>
@@ -407,6 +435,8 @@
           </w:tcPr>
           <w:p>
             <w:pPr>
+              <w:widowControl w:val="0"/>
+              <w:jc w:val="both"/>
               <w:rPr>
                 <w:rFonts w:hint="default"/>
                 <w:sz w:val="28"/>
@@ -433,6 +463,8 @@
           </w:tcPr>
           <w:p>
             <w:pPr>
+              <w:widowControl w:val="0"/>
+              <w:jc w:val="both"/>
               <w:rPr>
                 <w:rFonts w:hint="default"/>
                 <w:sz w:val="28"/>
@@ -459,6 +491,8 @@
           </w:tcPr>
           <w:p>
             <w:pPr>
+              <w:widowControl w:val="0"/>
+              <w:jc w:val="both"/>
               <w:rPr>
                 <w:rFonts w:hint="default"/>
                 <w:sz w:val="28"/>
@@ -485,6 +519,8 @@
           </w:tcPr>
           <w:p>
             <w:pPr>
+              <w:widowControl w:val="0"/>
+              <w:jc w:val="both"/>
               <w:rPr>
                 <w:rFonts w:hint="default"/>
                 <w:sz w:val="28"/>
@@ -517,7 +553,9 @@
             <w:insideV w:val="single" w:color="auto" w:sz="4" w:space="0"/>
           </w:tblBorders>
           <w:tblCellMar>
+            <w:top w:w="0" w:type="dxa"/>
             <w:left w:w="108" w:type="dxa"/>
+            <w:bottom w:w="0" w:type="dxa"/>
             <w:right w:w="108" w:type="dxa"/>
           </w:tblCellMar>
         </w:tblPrEx>
@@ -527,6 +565,8 @@
           </w:tcPr>
           <w:p>
             <w:pPr>
+              <w:widowControl w:val="0"/>
+              <w:jc w:val="both"/>
               <w:rPr>
                 <w:rFonts w:hint="default"/>
                 <w:sz w:val="28"/>
@@ -553,6 +593,8 @@
           </w:tcPr>
           <w:p>
             <w:pPr>
+              <w:widowControl w:val="0"/>
+              <w:jc w:val="both"/>
               <w:rPr>
                 <w:rFonts w:hint="default"/>
                 <w:sz w:val="28"/>
@@ -579,6 +621,8 @@
           </w:tcPr>
           <w:p>
             <w:pPr>
+              <w:widowControl w:val="0"/>
+              <w:jc w:val="both"/>
               <w:rPr>
                 <w:rFonts w:hint="default"/>
                 <w:sz w:val="28"/>
@@ -605,6 +649,8 @@
           </w:tcPr>
           <w:p>
             <w:pPr>
+              <w:widowControl w:val="0"/>
+              <w:jc w:val="both"/>
               <w:rPr>
                 <w:rFonts w:hint="default"/>
                 <w:sz w:val="28"/>
@@ -631,6 +677,8 @@
           </w:tcPr>
           <w:p>
             <w:pPr>
+              <w:widowControl w:val="0"/>
+              <w:jc w:val="both"/>
               <w:rPr>
                 <w:rFonts w:hint="default"/>
                 <w:sz w:val="28"/>
@@ -663,7 +711,9 @@
             <w:insideV w:val="single" w:color="auto" w:sz="4" w:space="0"/>
           </w:tblBorders>
           <w:tblCellMar>
+            <w:top w:w="0" w:type="dxa"/>
             <w:left w:w="108" w:type="dxa"/>
+            <w:bottom w:w="0" w:type="dxa"/>
             <w:right w:w="108" w:type="dxa"/>
           </w:tblCellMar>
         </w:tblPrEx>
@@ -673,6 +723,8 @@
           </w:tcPr>
           <w:p>
             <w:pPr>
+              <w:widowControl w:val="0"/>
+              <w:jc w:val="both"/>
               <w:rPr>
                 <w:rFonts w:hint="default"/>
                 <w:sz w:val="28"/>
@@ -699,6 +751,8 @@
           </w:tcPr>
           <w:p>
             <w:pPr>
+              <w:widowControl w:val="0"/>
+              <w:jc w:val="both"/>
               <w:rPr>
                 <w:rFonts w:hint="default"/>
                 <w:sz w:val="28"/>
@@ -725,6 +779,8 @@
           </w:tcPr>
           <w:p>
             <w:pPr>
+              <w:widowControl w:val="0"/>
+              <w:jc w:val="both"/>
               <w:rPr>
                 <w:rFonts w:hint="default"/>
                 <w:sz w:val="28"/>
@@ -751,6 +807,8 @@
           </w:tcPr>
           <w:p>
             <w:pPr>
+              <w:widowControl w:val="0"/>
+              <w:jc w:val="both"/>
               <w:rPr>
                 <w:rFonts w:hint="default"/>
                 <w:sz w:val="28"/>
@@ -777,6 +835,8 @@
           </w:tcPr>
           <w:p>
             <w:pPr>
+              <w:widowControl w:val="0"/>
+              <w:jc w:val="both"/>
               <w:rPr>
                 <w:rFonts w:hint="default"/>
                 <w:sz w:val="28"/>
@@ -809,7 +869,9 @@
             <w:insideV w:val="single" w:color="auto" w:sz="4" w:space="0"/>
           </w:tblBorders>
           <w:tblCellMar>
+            <w:top w:w="0" w:type="dxa"/>
             <w:left w:w="108" w:type="dxa"/>
+            <w:bottom w:w="0" w:type="dxa"/>
             <w:right w:w="108" w:type="dxa"/>
           </w:tblCellMar>
         </w:tblPrEx>
@@ -819,6 +881,8 @@
           </w:tcPr>
           <w:p>
             <w:pPr>
+              <w:widowControl w:val="0"/>
+              <w:jc w:val="both"/>
               <w:rPr>
                 <w:rFonts w:hint="default"/>
                 <w:sz w:val="28"/>
@@ -845,6 +909,8 @@
           </w:tcPr>
           <w:p>
             <w:pPr>
+              <w:widowControl w:val="0"/>
+              <w:jc w:val="both"/>
               <w:rPr>
                 <w:rFonts w:hint="default"/>
                 <w:sz w:val="28"/>
@@ -871,6 +937,8 @@
           </w:tcPr>
           <w:p>
             <w:pPr>
+              <w:widowControl w:val="0"/>
+              <w:jc w:val="both"/>
               <w:rPr>
                 <w:rFonts w:hint="default"/>
                 <w:sz w:val="28"/>
@@ -897,6 +965,8 @@
           </w:tcPr>
           <w:p>
             <w:pPr>
+              <w:widowControl w:val="0"/>
+              <w:jc w:val="both"/>
               <w:rPr>
                 <w:rFonts w:hint="default"/>
                 <w:sz w:val="28"/>
@@ -923,6 +993,8 @@
           </w:tcPr>
           <w:p>
             <w:pPr>
+              <w:widowControl w:val="0"/>
+              <w:jc w:val="both"/>
               <w:rPr>
                 <w:rFonts w:hint="default"/>
                 <w:sz w:val="28"/>
@@ -945,7 +1017,9 @@
             <w:insideV w:val="single" w:color="auto" w:sz="4" w:space="0"/>
           </w:tblBorders>
           <w:tblCellMar>
+            <w:top w:w="0" w:type="dxa"/>
             <w:left w:w="108" w:type="dxa"/>
+            <w:bottom w:w="0" w:type="dxa"/>
             <w:right w:w="108" w:type="dxa"/>
           </w:tblCellMar>
         </w:tblPrEx>
@@ -955,6 +1029,8 @@
           </w:tcPr>
           <w:p>
             <w:pPr>
+              <w:widowControl w:val="0"/>
+              <w:jc w:val="both"/>
               <w:rPr>
                 <w:rFonts w:hint="default"/>
                 <w:sz w:val="28"/>
@@ -981,6 +1057,8 @@
           </w:tcPr>
           <w:p>
             <w:pPr>
+              <w:widowControl w:val="0"/>
+              <w:jc w:val="both"/>
               <w:rPr>
                 <w:rFonts w:hint="default"/>
                 <w:sz w:val="28"/>
@@ -1007,6 +1085,8 @@
           </w:tcPr>
           <w:p>
             <w:pPr>
+              <w:widowControl w:val="0"/>
+              <w:jc w:val="both"/>
               <w:rPr>
                 <w:rFonts w:hint="default"/>
                 <w:sz w:val="28"/>
@@ -1033,6 +1113,8 @@
           </w:tcPr>
           <w:p>
             <w:pPr>
+              <w:widowControl w:val="0"/>
+              <w:jc w:val="both"/>
               <w:rPr>
                 <w:rFonts w:hint="default"/>
                 <w:sz w:val="28"/>
@@ -1059,6 +1141,8 @@
           </w:tcPr>
           <w:p>
             <w:pPr>
+              <w:widowControl w:val="0"/>
+              <w:jc w:val="both"/>
               <w:rPr>
                 <w:rFonts w:hint="default"/>
                 <w:sz w:val="28"/>
@@ -1091,7 +1175,9 @@
             <w:insideV w:val="single" w:color="auto" w:sz="4" w:space="0"/>
           </w:tblBorders>
           <w:tblCellMar>
+            <w:top w:w="0" w:type="dxa"/>
             <w:left w:w="108" w:type="dxa"/>
+            <w:bottom w:w="0" w:type="dxa"/>
             <w:right w:w="108" w:type="dxa"/>
           </w:tblCellMar>
         </w:tblPrEx>
@@ -1101,6 +1187,8 @@
           </w:tcPr>
           <w:p>
             <w:pPr>
+              <w:widowControl w:val="0"/>
+              <w:jc w:val="both"/>
               <w:rPr>
                 <w:rFonts w:hint="default"/>
                 <w:sz w:val="28"/>
@@ -1127,6 +1215,8 @@
           </w:tcPr>
           <w:p>
             <w:pPr>
+              <w:widowControl w:val="0"/>
+              <w:jc w:val="both"/>
               <w:rPr>
                 <w:rFonts w:hint="default"/>
                 <w:sz w:val="28"/>
@@ -1153,6 +1243,8 @@
           </w:tcPr>
           <w:p>
             <w:pPr>
+              <w:widowControl w:val="0"/>
+              <w:jc w:val="both"/>
               <w:rPr>
                 <w:rFonts w:hint="default"/>
                 <w:sz w:val="28"/>
@@ -1179,6 +1271,8 @@
           </w:tcPr>
           <w:p>
             <w:pPr>
+              <w:widowControl w:val="0"/>
+              <w:jc w:val="both"/>
               <w:rPr>
                 <w:rFonts w:hint="default"/>
                 <w:sz w:val="28"/>
@@ -1205,6 +1299,8 @@
           </w:tcPr>
           <w:p>
             <w:pPr>
+              <w:widowControl w:val="0"/>
+              <w:jc w:val="both"/>
               <w:rPr>
                 <w:rFonts w:hint="default"/>
                 <w:sz w:val="28"/>
@@ -1237,7 +1333,9 @@
             <w:insideV w:val="single" w:color="auto" w:sz="4" w:space="0"/>
           </w:tblBorders>
           <w:tblCellMar>
+            <w:top w:w="0" w:type="dxa"/>
             <w:left w:w="108" w:type="dxa"/>
+            <w:bottom w:w="0" w:type="dxa"/>
             <w:right w:w="108" w:type="dxa"/>
           </w:tblCellMar>
         </w:tblPrEx>
@@ -1247,6 +1345,8 @@
           </w:tcPr>
           <w:p>
             <w:pPr>
+              <w:widowControl w:val="0"/>
+              <w:jc w:val="both"/>
               <w:rPr>
                 <w:rFonts w:hint="default"/>
                 <w:sz w:val="28"/>
@@ -1273,6 +1373,8 @@
           </w:tcPr>
           <w:p>
             <w:pPr>
+              <w:widowControl w:val="0"/>
+              <w:jc w:val="both"/>
               <w:rPr>
                 <w:rFonts w:hint="default"/>
                 <w:sz w:val="28"/>
@@ -1299,6 +1401,8 @@
           </w:tcPr>
           <w:p>
             <w:pPr>
+              <w:widowControl w:val="0"/>
+              <w:jc w:val="both"/>
               <w:rPr>
                 <w:rFonts w:hint="default"/>
                 <w:sz w:val="28"/>
@@ -1325,6 +1429,8 @@
           </w:tcPr>
           <w:p>
             <w:pPr>
+              <w:widowControl w:val="0"/>
+              <w:jc w:val="both"/>
               <w:rPr>
                 <w:rFonts w:hint="default"/>
                 <w:sz w:val="28"/>
@@ -1351,6 +1457,8 @@
           </w:tcPr>
           <w:p>
             <w:pPr>
+              <w:widowControl w:val="0"/>
+              <w:jc w:val="both"/>
               <w:rPr>
                 <w:rFonts w:hint="default"/>
                 <w:sz w:val="28"/>
@@ -1383,7 +1491,9 @@
             <w:insideV w:val="single" w:color="auto" w:sz="4" w:space="0"/>
           </w:tblBorders>
           <w:tblCellMar>
+            <w:top w:w="0" w:type="dxa"/>
             <w:left w:w="108" w:type="dxa"/>
+            <w:bottom w:w="0" w:type="dxa"/>
             <w:right w:w="108" w:type="dxa"/>
           </w:tblCellMar>
         </w:tblPrEx>
@@ -1393,6 +1503,8 @@
           </w:tcPr>
           <w:p>
             <w:pPr>
+              <w:widowControl w:val="0"/>
+              <w:jc w:val="both"/>
               <w:rPr>
                 <w:rFonts w:hint="default"/>
                 <w:sz w:val="28"/>
@@ -1419,6 +1531,8 @@
           </w:tcPr>
           <w:p>
             <w:pPr>
+              <w:widowControl w:val="0"/>
+              <w:jc w:val="both"/>
               <w:rPr>
                 <w:rFonts w:hint="default"/>
                 <w:sz w:val="28"/>
@@ -1445,6 +1559,8 @@
           </w:tcPr>
           <w:p>
             <w:pPr>
+              <w:widowControl w:val="0"/>
+              <w:jc w:val="both"/>
               <w:rPr>
                 <w:rFonts w:hint="default"/>
                 <w:sz w:val="28"/>
@@ -1471,6 +1587,8 @@
           </w:tcPr>
           <w:p>
             <w:pPr>
+              <w:widowControl w:val="0"/>
+              <w:jc w:val="both"/>
               <w:rPr>
                 <w:rFonts w:hint="default"/>
                 <w:sz w:val="28"/>
@@ -1497,6 +1615,8 @@
           </w:tcPr>
           <w:p>
             <w:pPr>
+              <w:widowControl w:val="0"/>
+              <w:jc w:val="both"/>
               <w:rPr>
                 <w:rFonts w:hint="default"/>
                 <w:sz w:val="28"/>
@@ -1599,6 +1719,8 @@
           </w:tcPr>
           <w:p>
             <w:pPr>
+              <w:widowControl w:val="0"/>
+              <w:jc w:val="both"/>
               <w:rPr>
                 <w:rFonts w:hint="default"/>
                 <w:sz w:val="28"/>
@@ -1625,6 +1747,8 @@
           </w:tcPr>
           <w:p>
             <w:pPr>
+              <w:widowControl w:val="0"/>
+              <w:jc w:val="both"/>
               <w:rPr>
                 <w:rFonts w:hint="default"/>
                 <w:sz w:val="28"/>
@@ -1651,6 +1775,8 @@
           </w:tcPr>
           <w:p>
             <w:pPr>
+              <w:widowControl w:val="0"/>
+              <w:jc w:val="both"/>
               <w:rPr>
                 <w:rFonts w:hint="default"/>
                 <w:sz w:val="28"/>
@@ -1677,6 +1803,8 @@
           </w:tcPr>
           <w:p>
             <w:pPr>
+              <w:widowControl w:val="0"/>
+              <w:jc w:val="both"/>
               <w:rPr>
                 <w:rFonts w:hint="default"/>
                 <w:sz w:val="28"/>
@@ -1703,6 +1831,8 @@
           </w:tcPr>
           <w:p>
             <w:pPr>
+              <w:widowControl w:val="0"/>
+              <w:jc w:val="both"/>
               <w:rPr>
                 <w:rFonts w:hint="default"/>
                 <w:sz w:val="28"/>
@@ -1747,6 +1877,8 @@
           </w:tcPr>
           <w:p>
             <w:pPr>
+              <w:widowControl w:val="0"/>
+              <w:jc w:val="both"/>
               <w:rPr>
                 <w:rFonts w:hint="default"/>
                 <w:sz w:val="28"/>
@@ -1773,6 +1905,8 @@
           </w:tcPr>
           <w:p>
             <w:pPr>
+              <w:widowControl w:val="0"/>
+              <w:jc w:val="both"/>
               <w:rPr>
                 <w:rFonts w:hint="default"/>
                 <w:sz w:val="28"/>
@@ -1799,6 +1933,8 @@
           </w:tcPr>
           <w:p>
             <w:pPr>
+              <w:widowControl w:val="0"/>
+              <w:jc w:val="both"/>
               <w:rPr>
                 <w:rFonts w:hint="default"/>
                 <w:sz w:val="28"/>
@@ -1825,6 +1961,8 @@
           </w:tcPr>
           <w:p>
             <w:pPr>
+              <w:widowControl w:val="0"/>
+              <w:jc w:val="both"/>
               <w:rPr>
                 <w:rFonts w:hint="default"/>
                 <w:sz w:val="28"/>
@@ -1851,6 +1989,8 @@
           </w:tcPr>
           <w:p>
             <w:pPr>
+              <w:widowControl w:val="0"/>
+              <w:jc w:val="both"/>
               <w:rPr>
                 <w:rFonts w:hint="default"/>
                 <w:sz w:val="28"/>
@@ -1895,6 +2035,8 @@
           </w:tcPr>
           <w:p>
             <w:pPr>
+              <w:widowControl w:val="0"/>
+              <w:jc w:val="both"/>
               <w:rPr>
                 <w:rFonts w:hint="default"/>
                 <w:sz w:val="28"/>
@@ -1921,6 +2063,8 @@
           </w:tcPr>
           <w:p>
             <w:pPr>
+              <w:widowControl w:val="0"/>
+              <w:jc w:val="both"/>
               <w:rPr>
                 <w:rFonts w:hint="default"/>
                 <w:sz w:val="28"/>
@@ -1947,6 +2091,8 @@
           </w:tcPr>
           <w:p>
             <w:pPr>
+              <w:widowControl w:val="0"/>
+              <w:jc w:val="both"/>
               <w:rPr>
                 <w:rFonts w:hint="default"/>
                 <w:sz w:val="28"/>
@@ -1973,6 +2119,8 @@
           </w:tcPr>
           <w:p>
             <w:pPr>
+              <w:widowControl w:val="0"/>
+              <w:jc w:val="both"/>
               <w:rPr>
                 <w:rFonts w:hint="default"/>
                 <w:sz w:val="28"/>
@@ -1999,162 +2147,16 @@
           </w:tcPr>
           <w:p>
             <w:pPr>
-              <w:rPr>
-                <w:rFonts w:hint="default"/>
-                <w:sz w:val="28"/>
-                <w:szCs w:val="28"/>
-                <w:vertAlign w:val="baseline"/>
-                <w:lang w:val="en-US"/>
-              </w:rPr>
-            </w:pPr>
-          </w:p>
-        </w:tc>
-      </w:tr>
-      <w:tr>
-        <w:tblPrEx>
-          <w:tblBorders>
-            <w:top w:val="single" w:color="auto" w:sz="4" w:space="0"/>
-            <w:left w:val="single" w:color="auto" w:sz="4" w:space="0"/>
-            <w:bottom w:val="single" w:color="auto" w:sz="4" w:space="0"/>
-            <w:right w:val="single" w:color="auto" w:sz="4" w:space="0"/>
-            <w:insideH w:val="single" w:color="auto" w:sz="4" w:space="0"/>
-            <w:insideV w:val="single" w:color="auto" w:sz="4" w:space="0"/>
-          </w:tblBorders>
-          <w:tblCellMar>
-            <w:top w:w="0" w:type="dxa"/>
-            <w:left w:w="108" w:type="dxa"/>
-            <w:bottom w:w="0" w:type="dxa"/>
-            <w:right w:w="108" w:type="dxa"/>
-          </w:tblCellMar>
-        </w:tblPrEx>
-        <w:tc>
-          <w:tcPr>
-            <w:tcW w:w="1704" w:type="dxa"/>
-          </w:tcPr>
-          <w:p>
-            <w:pPr>
-              <w:rPr>
-                <w:rFonts w:hint="default"/>
-                <w:sz w:val="28"/>
-                <w:szCs w:val="28"/>
-                <w:vertAlign w:val="baseline"/>
-                <w:lang w:val="en-US"/>
-              </w:rPr>
-            </w:pPr>
-            <w:r>
-              <w:rPr>
-                <w:rFonts w:hint="default"/>
-                <w:sz w:val="28"/>
-                <w:szCs w:val="28"/>
-                <w:vertAlign w:val="baseline"/>
-                <w:lang w:val="en-US"/>
-              </w:rPr>
-              <w:t>userId</w:t>
-            </w:r>
-          </w:p>
-        </w:tc>
-        <w:tc>
-          <w:tcPr>
-            <w:tcW w:w="1704" w:type="dxa"/>
-          </w:tcPr>
-          <w:p>
-            <w:pPr>
-              <w:rPr>
-                <w:rFonts w:hint="default"/>
-                <w:sz w:val="28"/>
-                <w:szCs w:val="28"/>
-                <w:vertAlign w:val="baseline"/>
-                <w:lang w:val="en-US"/>
-              </w:rPr>
-            </w:pPr>
-            <w:r>
-              <w:rPr>
-                <w:rFonts w:hint="default"/>
-                <w:sz w:val="28"/>
-                <w:szCs w:val="28"/>
-                <w:vertAlign w:val="baseline"/>
-                <w:lang w:val="en-US"/>
-              </w:rPr>
-              <w:t>string</w:t>
-            </w:r>
-          </w:p>
-        </w:tc>
-        <w:tc>
-          <w:tcPr>
-            <w:tcW w:w="1704" w:type="dxa"/>
-          </w:tcPr>
-          <w:p>
-            <w:pPr>
-              <w:rPr>
-                <w:rFonts w:hint="default"/>
-                <w:sz w:val="28"/>
-                <w:szCs w:val="28"/>
-                <w:vertAlign w:val="baseline"/>
-                <w:lang w:val="en-US"/>
-              </w:rPr>
-            </w:pPr>
-            <w:r>
-              <w:rPr>
-                <w:rFonts w:hint="default"/>
-                <w:sz w:val="28"/>
-                <w:szCs w:val="28"/>
-                <w:vertAlign w:val="baseline"/>
-                <w:lang w:val="en-US"/>
-              </w:rPr>
-              <w:t>private</w:t>
-            </w:r>
-          </w:p>
-        </w:tc>
-        <w:tc>
-          <w:tcPr>
-            <w:tcW w:w="1705" w:type="dxa"/>
-          </w:tcPr>
-          <w:p>
-            <w:pPr>
-              <w:rPr>
-                <w:rFonts w:hint="default"/>
-                <w:sz w:val="28"/>
-                <w:szCs w:val="28"/>
-                <w:vertAlign w:val="baseline"/>
-                <w:lang w:val="en-US"/>
-              </w:rPr>
-            </w:pPr>
-            <w:r>
-              <w:rPr>
-                <w:rFonts w:hint="default"/>
-                <w:sz w:val="28"/>
-                <w:szCs w:val="28"/>
-                <w:vertAlign w:val="baseline"/>
-                <w:lang w:val="en-US"/>
-              </w:rPr>
-              <w:t>ID người dùng sở hữu hồ sơ</w:t>
-            </w:r>
-          </w:p>
-        </w:tc>
-        <w:tc>
-          <w:tcPr>
-            <w:tcW w:w="1705" w:type="dxa"/>
-          </w:tcPr>
-          <w:p>
-            <w:pPr>
-              <w:rPr>
-                <w:rFonts w:hint="default"/>
-                <w:sz w:val="28"/>
-                <w:szCs w:val="28"/>
-                <w:vertAlign w:val="baseline"/>
-                <w:lang w:val="en-US"/>
-              </w:rPr>
-            </w:pPr>
-            <w:r>
-              <w:rPr>
-                <w:rFonts w:hint="default"/>
-                <w:sz w:val="28"/>
-                <w:szCs w:val="28"/>
-                <w:vertAlign w:val="baseline"/>
-                <w:lang w:val="en-US"/>
-              </w:rPr>
-              <w:t>NOT NULL</w:t>
-            </w:r>
+              <w:widowControl w:val="0"/>
+              <w:jc w:val="both"/>
+              <w:rPr>
+                <w:rFonts w:hint="default"/>
+                <w:sz w:val="28"/>
+                <w:szCs w:val="28"/>
+                <w:vertAlign w:val="baseline"/>
+                <w:lang w:val="en-US"/>
+              </w:rPr>
+            </w:pPr>
           </w:p>
         </w:tc>
       </w:tr>
@@ -2239,6 +2241,8 @@
           </w:tcPr>
           <w:p>
             <w:pPr>
+              <w:widowControl w:val="0"/>
+              <w:jc w:val="both"/>
               <w:rPr>
                 <w:rFonts w:hint="default"/>
                 <w:sz w:val="28"/>
@@ -2265,6 +2269,8 @@
           </w:tcPr>
           <w:p>
             <w:pPr>
+              <w:widowControl w:val="0"/>
+              <w:jc w:val="both"/>
               <w:rPr>
                 <w:rFonts w:hint="default"/>
                 <w:sz w:val="28"/>
@@ -2291,6 +2297,8 @@
           </w:tcPr>
           <w:p>
             <w:pPr>
+              <w:widowControl w:val="0"/>
+              <w:jc w:val="both"/>
               <w:rPr>
                 <w:rFonts w:hint="default"/>
                 <w:sz w:val="28"/>
@@ -2317,6 +2325,8 @@
           </w:tcPr>
           <w:p>
             <w:pPr>
+              <w:widowControl w:val="0"/>
+              <w:jc w:val="both"/>
               <w:rPr>
                 <w:rFonts w:hint="default"/>
                 <w:sz w:val="28"/>
@@ -2343,6 +2353,8 @@
           </w:tcPr>
           <w:p>
             <w:pPr>
+              <w:widowControl w:val="0"/>
+              <w:jc w:val="both"/>
               <w:rPr>
                 <w:rFonts w:hint="default"/>
                 <w:sz w:val="28"/>
@@ -2387,6 +2399,8 @@
           </w:tcPr>
           <w:p>
             <w:pPr>
+              <w:widowControl w:val="0"/>
+              <w:jc w:val="both"/>
               <w:rPr>
                 <w:rFonts w:hint="default"/>
                 <w:sz w:val="28"/>
@@ -2413,6 +2427,8 @@
           </w:tcPr>
           <w:p>
             <w:pPr>
+              <w:widowControl w:val="0"/>
+              <w:jc w:val="both"/>
               <w:rPr>
                 <w:rFonts w:hint="default"/>
                 <w:sz w:val="28"/>
@@ -2439,6 +2455,8 @@
           </w:tcPr>
           <w:p>
             <w:pPr>
+              <w:widowControl w:val="0"/>
+              <w:jc w:val="both"/>
               <w:rPr>
                 <w:rFonts w:hint="default"/>
                 <w:sz w:val="28"/>
@@ -2465,6 +2483,8 @@
           </w:tcPr>
           <w:p>
             <w:pPr>
+              <w:widowControl w:val="0"/>
+              <w:jc w:val="both"/>
               <w:rPr>
                 <w:rFonts w:hint="default"/>
                 <w:sz w:val="28"/>
@@ -2491,6 +2511,8 @@
           </w:tcPr>
           <w:p>
             <w:pPr>
+              <w:widowControl w:val="0"/>
+              <w:jc w:val="both"/>
               <w:rPr>
                 <w:rFonts w:hint="default"/>
                 <w:sz w:val="28"/>
@@ -2535,6 +2557,8 @@
           </w:tcPr>
           <w:p>
             <w:pPr>
+              <w:widowControl w:val="0"/>
+              <w:jc w:val="both"/>
               <w:rPr>
                 <w:rFonts w:hint="default"/>
                 <w:sz w:val="28"/>
@@ -2561,6 +2585,8 @@
           </w:tcPr>
           <w:p>
             <w:pPr>
+              <w:widowControl w:val="0"/>
+              <w:jc w:val="both"/>
               <w:rPr>
                 <w:rFonts w:hint="default"/>
                 <w:sz w:val="28"/>
@@ -2587,6 +2613,8 @@
           </w:tcPr>
           <w:p>
             <w:pPr>
+              <w:widowControl w:val="0"/>
+              <w:jc w:val="both"/>
               <w:rPr>
                 <w:rFonts w:hint="default"/>
                 <w:sz w:val="28"/>
@@ -2613,6 +2641,8 @@
           </w:tcPr>
           <w:p>
             <w:pPr>
+              <w:widowControl w:val="0"/>
+              <w:jc w:val="both"/>
               <w:rPr>
                 <w:rFonts w:hint="default"/>
                 <w:sz w:val="28"/>
@@ -2639,6 +2669,8 @@
           </w:tcPr>
           <w:p>
             <w:pPr>
+              <w:widowControl w:val="0"/>
+              <w:jc w:val="both"/>
               <w:rPr>
                 <w:rFonts w:hint="default"/>
                 <w:sz w:val="28"/>
@@ -2683,6 +2715,8 @@
           </w:tcPr>
           <w:p>
             <w:pPr>
+              <w:widowControl w:val="0"/>
+              <w:jc w:val="both"/>
               <w:rPr>
                 <w:rFonts w:hint="default"/>
                 <w:sz w:val="28"/>
@@ -2709,6 +2743,8 @@
           </w:tcPr>
           <w:p>
             <w:pPr>
+              <w:widowControl w:val="0"/>
+              <w:jc w:val="both"/>
               <w:rPr>
                 <w:rFonts w:hint="default"/>
                 <w:sz w:val="28"/>
@@ -2735,6 +2771,8 @@
           </w:tcPr>
           <w:p>
             <w:pPr>
+              <w:widowControl w:val="0"/>
+              <w:jc w:val="both"/>
               <w:rPr>
                 <w:rFonts w:hint="default"/>
                 <w:sz w:val="28"/>
@@ -2761,6 +2799,8 @@
           </w:tcPr>
           <w:p>
             <w:pPr>
+              <w:widowControl w:val="0"/>
+              <w:jc w:val="both"/>
               <w:rPr>
                 <w:rFonts w:hint="default"/>
                 <w:sz w:val="28"/>
@@ -2787,6 +2827,8 @@
           </w:tcPr>
           <w:p>
             <w:pPr>
+              <w:widowControl w:val="0"/>
+              <w:jc w:val="both"/>
               <w:rPr>
                 <w:rFonts w:hint="default"/>
                 <w:sz w:val="28"/>
@@ -2821,6 +2863,8 @@
           </w:tcPr>
           <w:p>
             <w:pPr>
+              <w:widowControl w:val="0"/>
+              <w:jc w:val="both"/>
               <w:rPr>
                 <w:rFonts w:hint="default"/>
                 <w:sz w:val="28"/>
@@ -2847,6 +2891,8 @@
           </w:tcPr>
           <w:p>
             <w:pPr>
+              <w:widowControl w:val="0"/>
+              <w:jc w:val="both"/>
               <w:rPr>
                 <w:rFonts w:hint="default"/>
                 <w:sz w:val="28"/>
@@ -2873,6 +2919,8 @@
           </w:tcPr>
           <w:p>
             <w:pPr>
+              <w:widowControl w:val="0"/>
+              <w:jc w:val="both"/>
               <w:rPr>
                 <w:rFonts w:hint="default"/>
                 <w:sz w:val="28"/>
@@ -2899,6 +2947,8 @@
           </w:tcPr>
           <w:p>
             <w:pPr>
+              <w:widowControl w:val="0"/>
+              <w:jc w:val="both"/>
               <w:rPr>
                 <w:rFonts w:hint="default"/>
                 <w:sz w:val="28"/>
@@ -2925,6 +2975,8 @@
           </w:tcPr>
           <w:p>
             <w:pPr>
+              <w:widowControl w:val="0"/>
+              <w:jc w:val="both"/>
               <w:rPr>
                 <w:rFonts w:hint="default"/>
                 <w:sz w:val="28"/>
@@ -2960,6 +3012,8 @@
           </w:tcPr>
           <w:p>
             <w:pPr>
+              <w:widowControl w:val="0"/>
+              <w:jc w:val="both"/>
               <w:rPr>
                 <w:rFonts w:hint="default"/>
                 <w:sz w:val="28"/>
@@ -2987,6 +3041,8 @@
           </w:tcPr>
           <w:p>
             <w:pPr>
+              <w:widowControl w:val="0"/>
+              <w:jc w:val="both"/>
               <w:rPr>
                 <w:rFonts w:hint="default"/>
                 <w:sz w:val="28"/>
@@ -3014,6 +3070,8 @@
           </w:tcPr>
           <w:p>
             <w:pPr>
+              <w:widowControl w:val="0"/>
+              <w:jc w:val="both"/>
               <w:rPr>
                 <w:rFonts w:hint="default"/>
                 <w:sz w:val="28"/>
@@ -3041,6 +3099,8 @@
           </w:tcPr>
           <w:p>
             <w:pPr>
+              <w:widowControl w:val="0"/>
+              <w:jc w:val="both"/>
               <w:rPr>
                 <w:rFonts w:hint="default"/>
                 <w:sz w:val="28"/>
@@ -3068,6 +3128,8 @@
           </w:tcPr>
           <w:p>
             <w:pPr>
+              <w:widowControl w:val="0"/>
+              <w:jc w:val="both"/>
               <w:rPr>
                 <w:rFonts w:hint="default"/>
                 <w:sz w:val="28"/>
@@ -3112,6 +3174,8 @@
           </w:tcPr>
           <w:p>
             <w:pPr>
+              <w:widowControl w:val="0"/>
+              <w:jc w:val="both"/>
               <w:rPr>
                 <w:rFonts w:hint="default"/>
                 <w:sz w:val="28"/>
@@ -3138,6 +3202,8 @@
           </w:tcPr>
           <w:p>
             <w:pPr>
+              <w:widowControl w:val="0"/>
+              <w:jc w:val="both"/>
               <w:rPr>
                 <w:rFonts w:hint="default"/>
                 <w:sz w:val="28"/>
@@ -3164,6 +3230,8 @@
           </w:tcPr>
           <w:p>
             <w:pPr>
+              <w:widowControl w:val="0"/>
+              <w:jc w:val="both"/>
               <w:rPr>
                 <w:rFonts w:hint="default"/>
                 <w:sz w:val="28"/>
@@ -3190,6 +3258,8 @@
           </w:tcPr>
           <w:p>
             <w:pPr>
+              <w:widowControl w:val="0"/>
+              <w:jc w:val="both"/>
               <w:rPr>
                 <w:rFonts w:hint="default"/>
                 <w:sz w:val="28"/>
@@ -3216,6 +3286,8 @@
           </w:tcPr>
           <w:p>
             <w:pPr>
+              <w:widowControl w:val="0"/>
+              <w:jc w:val="both"/>
               <w:rPr>
                 <w:rFonts w:hint="default"/>
                 <w:sz w:val="28"/>
@@ -3260,6 +3332,8 @@
           </w:tcPr>
           <w:p>
             <w:pPr>
+              <w:widowControl w:val="0"/>
+              <w:jc w:val="both"/>
               <w:rPr>
                 <w:rFonts w:hint="default"/>
                 <w:sz w:val="28"/>
@@ -3286,6 +3360,8 @@
           </w:tcPr>
           <w:p>
             <w:pPr>
+              <w:widowControl w:val="0"/>
+              <w:jc w:val="both"/>
               <w:rPr>
                 <w:rFonts w:hint="default"/>
                 <w:sz w:val="28"/>
@@ -3312,6 +3388,8 @@
           </w:tcPr>
           <w:p>
             <w:pPr>
+              <w:widowControl w:val="0"/>
+              <w:jc w:val="both"/>
               <w:rPr>
                 <w:rFonts w:hint="default"/>
                 <w:sz w:val="28"/>
@@ -3338,6 +3416,8 @@
           </w:tcPr>
           <w:p>
             <w:pPr>
+              <w:widowControl w:val="0"/>
+              <w:jc w:val="both"/>
               <w:rPr>
                 <w:rFonts w:hint="default"/>
                 <w:sz w:val="28"/>
@@ -3364,6 +3444,8 @@
           </w:tcPr>
           <w:p>
             <w:pPr>
+              <w:widowControl w:val="0"/>
+              <w:jc w:val="both"/>
               <w:rPr>
                 <w:rFonts w:hint="default"/>
                 <w:sz w:val="28"/>
@@ -3408,6 +3490,8 @@
           </w:tcPr>
           <w:p>
             <w:pPr>
+              <w:widowControl w:val="0"/>
+              <w:jc w:val="both"/>
               <w:rPr>
                 <w:rFonts w:hint="default"/>
                 <w:sz w:val="28"/>
@@ -3434,6 +3518,8 @@
           </w:tcPr>
           <w:p>
             <w:pPr>
+              <w:widowControl w:val="0"/>
+              <w:jc w:val="both"/>
               <w:rPr>
                 <w:rFonts w:hint="default"/>
                 <w:sz w:val="28"/>
@@ -3460,6 +3546,8 @@
           </w:tcPr>
           <w:p>
             <w:pPr>
+              <w:widowControl w:val="0"/>
+              <w:jc w:val="both"/>
               <w:rPr>
                 <w:rFonts w:hint="default"/>
                 <w:sz w:val="28"/>
@@ -3486,6 +3574,8 @@
           </w:tcPr>
           <w:p>
             <w:pPr>
+              <w:widowControl w:val="0"/>
+              <w:jc w:val="both"/>
               <w:rPr>
                 <w:rFonts w:hint="default"/>
                 <w:sz w:val="28"/>
@@ -3512,6 +3602,8 @@
           </w:tcPr>
           <w:p>
             <w:pPr>
+              <w:widowControl w:val="0"/>
+              <w:jc w:val="both"/>
               <w:rPr>
                 <w:rFonts w:hint="default"/>
                 <w:sz w:val="28"/>
@@ -3556,6 +3648,8 @@
           </w:tcPr>
           <w:p>
             <w:pPr>
+              <w:widowControl w:val="0"/>
+              <w:jc w:val="both"/>
               <w:rPr>
                 <w:rFonts w:hint="default"/>
                 <w:sz w:val="28"/>
@@ -3582,6 +3676,8 @@
           </w:tcPr>
           <w:p>
             <w:pPr>
+              <w:widowControl w:val="0"/>
+              <w:jc w:val="both"/>
               <w:rPr>
                 <w:rFonts w:hint="default"/>
                 <w:sz w:val="28"/>
@@ -3608,6 +3704,8 @@
           </w:tcPr>
           <w:p>
             <w:pPr>
+              <w:widowControl w:val="0"/>
+              <w:jc w:val="both"/>
               <w:rPr>
                 <w:rFonts w:hint="default"/>
                 <w:sz w:val="28"/>
@@ -3634,6 +3732,8 @@
           </w:tcPr>
           <w:p>
             <w:pPr>
+              <w:widowControl w:val="0"/>
+              <w:jc w:val="both"/>
               <w:rPr>
                 <w:rFonts w:hint="default"/>
                 <w:sz w:val="28"/>
@@ -3660,6 +3760,8 @@
           </w:tcPr>
           <w:p>
             <w:pPr>
+              <w:widowControl w:val="0"/>
+              <w:jc w:val="both"/>
               <w:rPr>
                 <w:rFonts w:hint="default"/>
                 <w:sz w:val="28"/>
@@ -3704,6 +3806,8 @@
           </w:tcPr>
           <w:p>
             <w:pPr>
+              <w:widowControl w:val="0"/>
+              <w:jc w:val="both"/>
               <w:rPr>
                 <w:rFonts w:hint="default"/>
                 <w:sz w:val="28"/>
@@ -3730,6 +3834,8 @@
           </w:tcPr>
           <w:p>
             <w:pPr>
+              <w:widowControl w:val="0"/>
+              <w:jc w:val="both"/>
               <w:rPr>
                 <w:rFonts w:hint="default"/>
                 <w:sz w:val="28"/>
@@ -3756,6 +3862,8 @@
           </w:tcPr>
           <w:p>
             <w:pPr>
+              <w:widowControl w:val="0"/>
+              <w:jc w:val="both"/>
               <w:rPr>
                 <w:rFonts w:hint="default"/>
                 <w:sz w:val="28"/>
@@ -3782,6 +3890,8 @@
           </w:tcPr>
           <w:p>
             <w:pPr>
+              <w:widowControl w:val="0"/>
+              <w:jc w:val="both"/>
               <w:rPr>
                 <w:rFonts w:hint="default"/>
                 <w:sz w:val="28"/>
@@ -3808,6 +3918,8 @@
           </w:tcPr>
           <w:p>
             <w:pPr>
+              <w:widowControl w:val="0"/>
+              <w:jc w:val="both"/>
               <w:rPr>
                 <w:rFonts w:hint="default"/>
                 <w:sz w:val="28"/>
@@ -3825,159 +3937,6 @@
                 <w:lang w:val="en-US"/>
               </w:rPr>
               <w:t>false</w:t>
-            </w:r>
-          </w:p>
-        </w:tc>
-      </w:tr>
-      <w:tr>
-        <w:tblPrEx>
-          <w:tblBorders>
-            <w:top w:val="single" w:color="auto" w:sz="4" w:space="0"/>
-            <w:left w:val="single" w:color="auto" w:sz="4" w:space="0"/>
-            <w:bottom w:val="single" w:color="auto" w:sz="4" w:space="0"/>
-            <w:right w:val="single" w:color="auto" w:sz="4" w:space="0"/>
-            <w:insideH w:val="single" w:color="auto" w:sz="4" w:space="0"/>
-            <w:insideV w:val="single" w:color="auto" w:sz="4" w:space="0"/>
-          </w:tblBorders>
-          <w:tblCellMar>
-            <w:top w:w="0" w:type="dxa"/>
-            <w:left w:w="108" w:type="dxa"/>
-            <w:bottom w:w="0" w:type="dxa"/>
-            <w:right w:w="108" w:type="dxa"/>
-          </w:tblCellMar>
-        </w:tblPrEx>
-        <w:tc>
-          <w:tcPr>
-            <w:tcW w:w="1704" w:type="dxa"/>
-            <w:vAlign w:val="top"/>
-          </w:tcPr>
-          <w:p>
-            <w:pPr>
-              <w:rPr>
-                <w:rFonts w:hint="default"/>
-                <w:sz w:val="28"/>
-                <w:szCs w:val="28"/>
-                <w:vertAlign w:val="baseline"/>
-                <w:lang w:val="en-US"/>
-              </w:rPr>
-            </w:pPr>
-            <w:r>
-              <w:rPr>
-                <w:rFonts w:hint="default"/>
-                <w:sz w:val="28"/>
-                <w:szCs w:val="28"/>
-                <w:vertAlign w:val="baseline"/>
-                <w:lang w:val="en-US"/>
-              </w:rPr>
-              <w:t>userId</w:t>
-            </w:r>
-          </w:p>
-        </w:tc>
-        <w:tc>
-          <w:tcPr>
-            <w:tcW w:w="1704" w:type="dxa"/>
-            <w:vAlign w:val="top"/>
-          </w:tcPr>
-          <w:p>
-            <w:pPr>
-              <w:rPr>
-                <w:rFonts w:hint="default"/>
-                <w:sz w:val="28"/>
-                <w:szCs w:val="28"/>
-                <w:vertAlign w:val="baseline"/>
-                <w:lang w:val="en-US"/>
-              </w:rPr>
-            </w:pPr>
-            <w:r>
-              <w:rPr>
-                <w:rFonts w:hint="default"/>
-                <w:sz w:val="28"/>
-                <w:szCs w:val="28"/>
-                <w:vertAlign w:val="baseline"/>
-                <w:lang w:val="en-US"/>
-              </w:rPr>
-              <w:t>string</w:t>
-            </w:r>
-          </w:p>
-        </w:tc>
-        <w:tc>
-          <w:tcPr>
-            <w:tcW w:w="1704" w:type="dxa"/>
-            <w:vAlign w:val="top"/>
-          </w:tcPr>
-          <w:p>
-            <w:pPr>
-              <w:rPr>
-                <w:rFonts w:hint="default"/>
-                <w:sz w:val="28"/>
-                <w:szCs w:val="28"/>
-                <w:vertAlign w:val="baseline"/>
-                <w:lang w:val="en-US"/>
-              </w:rPr>
-            </w:pPr>
-            <w:r>
-              <w:rPr>
-                <w:rFonts w:hint="default"/>
-                <w:sz w:val="28"/>
-                <w:szCs w:val="28"/>
-                <w:vertAlign w:val="baseline"/>
-                <w:lang w:val="en-US"/>
-              </w:rPr>
-              <w:t>private</w:t>
-            </w:r>
-          </w:p>
-        </w:tc>
-        <w:tc>
-          <w:tcPr>
-            <w:tcW w:w="1705" w:type="dxa"/>
-            <w:vAlign w:val="top"/>
-          </w:tcPr>
-          <w:p>
-            <w:pPr>
-              <w:rPr>
-                <w:rFonts w:hint="default"/>
-                <w:sz w:val="28"/>
-                <w:szCs w:val="28"/>
-                <w:vertAlign w:val="baseline"/>
-                <w:lang w:val="en-US"/>
-              </w:rPr>
-            </w:pPr>
-            <w:r>
-              <w:rPr>
-                <w:rFonts w:hint="default"/>
-                <w:sz w:val="28"/>
-                <w:szCs w:val="28"/>
-                <w:vertAlign w:val="baseline"/>
-                <w:lang w:val="en-US"/>
-              </w:rPr>
-              <w:t>ID người dùng sở hữu bài hát</w:t>
-            </w:r>
-          </w:p>
-        </w:tc>
-        <w:tc>
-          <w:tcPr>
-            <w:tcW w:w="1705" w:type="dxa"/>
-            <w:vAlign w:val="top"/>
-          </w:tcPr>
-          <w:p>
-            <w:pPr>
-              <w:rPr>
-                <w:rFonts w:hint="default"/>
-                <w:sz w:val="28"/>
-                <w:szCs w:val="28"/>
-                <w:vertAlign w:val="baseline"/>
-                <w:lang w:val="en-US"/>
-              </w:rPr>
-            </w:pPr>
-            <w:r>
-              <w:rPr>
-                <w:rFonts w:hint="default"/>
-                <w:sz w:val="28"/>
-                <w:szCs w:val="28"/>
-                <w:vertAlign w:val="baseline"/>
-                <w:lang w:val="en-US"/>
-              </w:rPr>
-              <w:t>NOT NULL</w:t>
             </w:r>
           </w:p>
         </w:tc>
@@ -4063,6 +4022,8 @@
           </w:tcPr>
           <w:p>
             <w:pPr>
+              <w:widowControl w:val="0"/>
+              <w:jc w:val="both"/>
               <w:rPr>
                 <w:rFonts w:hint="default"/>
                 <w:sz w:val="28"/>
@@ -4089,6 +4050,8 @@
           </w:tcPr>
           <w:p>
             <w:pPr>
+              <w:widowControl w:val="0"/>
+              <w:jc w:val="both"/>
               <w:rPr>
                 <w:rFonts w:hint="default"/>
                 <w:sz w:val="28"/>
@@ -4115,6 +4078,8 @@
           </w:tcPr>
           <w:p>
             <w:pPr>
+              <w:widowControl w:val="0"/>
+              <w:jc w:val="both"/>
               <w:rPr>
                 <w:rFonts w:hint="default"/>
                 <w:sz w:val="28"/>
@@ -4141,6 +4106,8 @@
           </w:tcPr>
           <w:p>
             <w:pPr>
+              <w:widowControl w:val="0"/>
+              <w:jc w:val="both"/>
               <w:rPr>
                 <w:rFonts w:hint="default"/>
                 <w:sz w:val="28"/>
@@ -4167,6 +4134,8 @@
           </w:tcPr>
           <w:p>
             <w:pPr>
+              <w:widowControl w:val="0"/>
+              <w:jc w:val="both"/>
               <w:rPr>
                 <w:rFonts w:hint="default"/>
                 <w:sz w:val="28"/>
@@ -4211,6 +4180,8 @@
           </w:tcPr>
           <w:p>
             <w:pPr>
+              <w:widowControl w:val="0"/>
+              <w:jc w:val="both"/>
               <w:rPr>
                 <w:rFonts w:hint="default"/>
                 <w:sz w:val="28"/>
@@ -4237,6 +4208,8 @@
           </w:tcPr>
           <w:p>
             <w:pPr>
+              <w:widowControl w:val="0"/>
+              <w:jc w:val="both"/>
               <w:rPr>
                 <w:rFonts w:hint="default"/>
                 <w:sz w:val="28"/>
@@ -4263,6 +4236,8 @@
           </w:tcPr>
           <w:p>
             <w:pPr>
+              <w:widowControl w:val="0"/>
+              <w:jc w:val="both"/>
               <w:rPr>
                 <w:rFonts w:hint="default"/>
                 <w:sz w:val="28"/>
@@ -4289,6 +4264,8 @@
           </w:tcPr>
           <w:p>
             <w:pPr>
+              <w:widowControl w:val="0"/>
+              <w:jc w:val="both"/>
               <w:rPr>
                 <w:rFonts w:hint="default"/>
                 <w:sz w:val="28"/>
@@ -4315,6 +4292,8 @@
           </w:tcPr>
           <w:p>
             <w:pPr>
+              <w:widowControl w:val="0"/>
+              <w:jc w:val="both"/>
               <w:rPr>
                 <w:rFonts w:hint="default"/>
                 <w:sz w:val="28"/>
@@ -4359,6 +4338,8 @@
           </w:tcPr>
           <w:p>
             <w:pPr>
+              <w:widowControl w:val="0"/>
+              <w:jc w:val="both"/>
               <w:rPr>
                 <w:rFonts w:hint="default"/>
                 <w:sz w:val="28"/>
@@ -4385,6 +4366,8 @@
           </w:tcPr>
           <w:p>
             <w:pPr>
+              <w:widowControl w:val="0"/>
+              <w:jc w:val="both"/>
               <w:rPr>
                 <w:rFonts w:hint="default"/>
                 <w:sz w:val="28"/>
@@ -4411,6 +4394,8 @@
           </w:tcPr>
           <w:p>
             <w:pPr>
+              <w:widowControl w:val="0"/>
+              <w:jc w:val="both"/>
               <w:rPr>
                 <w:rFonts w:hint="default"/>
                 <w:sz w:val="28"/>
@@ -4437,6 +4422,8 @@
           </w:tcPr>
           <w:p>
             <w:pPr>
+              <w:widowControl w:val="0"/>
+              <w:jc w:val="both"/>
               <w:rPr>
                 <w:rFonts w:hint="default"/>
                 <w:sz w:val="28"/>
@@ -4463,6 +4450,8 @@
           </w:tcPr>
           <w:p>
             <w:pPr>
+              <w:widowControl w:val="0"/>
+              <w:jc w:val="both"/>
               <w:rPr>
                 <w:rFonts w:hint="default"/>
                 <w:sz w:val="28"/>
@@ -4481,292 +4470,6 @@
               </w:rPr>
               <w:t>Thời gian hiện tại</w:t>
             </w:r>
-          </w:p>
-        </w:tc>
-      </w:tr>
-      <w:tr>
-        <w:tblPrEx>
-          <w:tblBorders>
-            <w:top w:val="single" w:color="auto" w:sz="4" w:space="0"/>
-            <w:left w:val="single" w:color="auto" w:sz="4" w:space="0"/>
-            <w:bottom w:val="single" w:color="auto" w:sz="4" w:space="0"/>
-            <w:right w:val="single" w:color="auto" w:sz="4" w:space="0"/>
-            <w:insideH w:val="single" w:color="auto" w:sz="4" w:space="0"/>
-            <w:insideV w:val="single" w:color="auto" w:sz="4" w:space="0"/>
-          </w:tblBorders>
-          <w:tblCellMar>
-            <w:top w:w="0" w:type="dxa"/>
-            <w:left w:w="108" w:type="dxa"/>
-            <w:bottom w:w="0" w:type="dxa"/>
-            <w:right w:w="108" w:type="dxa"/>
-          </w:tblCellMar>
-        </w:tblPrEx>
-        <w:tc>
-          <w:tcPr>
-            <w:tcW w:w="1704" w:type="dxa"/>
-          </w:tcPr>
-          <w:p>
-            <w:pPr>
-              <w:rPr>
-                <w:rFonts w:hint="default"/>
-                <w:sz w:val="28"/>
-                <w:szCs w:val="28"/>
-                <w:vertAlign w:val="baseline"/>
-                <w:lang w:val="en-US"/>
-              </w:rPr>
-            </w:pPr>
-            <w:r>
-              <w:rPr>
-                <w:rFonts w:hint="default"/>
-                <w:sz w:val="28"/>
-                <w:szCs w:val="28"/>
-                <w:vertAlign w:val="baseline"/>
-                <w:lang w:val="en-US"/>
-              </w:rPr>
-              <w:t>playlistId</w:t>
-            </w:r>
-          </w:p>
-        </w:tc>
-        <w:tc>
-          <w:tcPr>
-            <w:tcW w:w="1704" w:type="dxa"/>
-          </w:tcPr>
-          <w:p>
-            <w:pPr>
-              <w:rPr>
-                <w:rFonts w:hint="default"/>
-                <w:sz w:val="28"/>
-                <w:szCs w:val="28"/>
-                <w:vertAlign w:val="baseline"/>
-                <w:lang w:val="en-US"/>
-              </w:rPr>
-            </w:pPr>
-            <w:r>
-              <w:rPr>
-                <w:rFonts w:hint="default"/>
-                <w:sz w:val="28"/>
-                <w:szCs w:val="28"/>
-                <w:vertAlign w:val="baseline"/>
-                <w:lang w:val="en-US"/>
-              </w:rPr>
-              <w:t>string</w:t>
-            </w:r>
-          </w:p>
-        </w:tc>
-        <w:tc>
-          <w:tcPr>
-            <w:tcW w:w="1704" w:type="dxa"/>
-          </w:tcPr>
-          <w:p>
-            <w:pPr>
-              <w:rPr>
-                <w:rFonts w:hint="default"/>
-                <w:sz w:val="28"/>
-                <w:szCs w:val="28"/>
-                <w:vertAlign w:val="baseline"/>
-                <w:lang w:val="en-US"/>
-              </w:rPr>
-            </w:pPr>
-            <w:r>
-              <w:rPr>
-                <w:rFonts w:hint="default"/>
-                <w:sz w:val="28"/>
-                <w:szCs w:val="28"/>
-                <w:vertAlign w:val="baseline"/>
-                <w:lang w:val="en-US"/>
-              </w:rPr>
-              <w:t>private</w:t>
-            </w:r>
-          </w:p>
-        </w:tc>
-        <w:tc>
-          <w:tcPr>
-            <w:tcW w:w="1705" w:type="dxa"/>
-          </w:tcPr>
-          <w:p>
-            <w:pPr>
-              <w:rPr>
-                <w:rFonts w:hint="default"/>
-                <w:sz w:val="28"/>
-                <w:szCs w:val="28"/>
-                <w:vertAlign w:val="baseline"/>
-                <w:lang w:val="en-US"/>
-              </w:rPr>
-            </w:pPr>
-            <w:r>
-              <w:rPr>
-                <w:rFonts w:hint="default"/>
-                <w:sz w:val="28"/>
-                <w:szCs w:val="28"/>
-                <w:vertAlign w:val="baseline"/>
-                <w:lang w:val="en-US"/>
-              </w:rPr>
-              <w:t>Mã playlist</w:t>
-            </w:r>
-          </w:p>
-        </w:tc>
-        <w:tc>
-          <w:tcPr>
-            <w:tcW w:w="1705" w:type="dxa"/>
-          </w:tcPr>
-          <w:p>
-            <w:pPr>
-              <w:rPr>
-                <w:rFonts w:hint="default"/>
-                <w:sz w:val="28"/>
-                <w:szCs w:val="28"/>
-                <w:vertAlign w:val="baseline"/>
-                <w:lang w:val="en-US"/>
-              </w:rPr>
-            </w:pPr>
-            <w:r>
-              <w:rPr>
-                <w:rFonts w:hint="default"/>
-                <w:sz w:val="28"/>
-                <w:szCs w:val="28"/>
-                <w:vertAlign w:val="baseline"/>
-                <w:lang w:val="en-US"/>
-              </w:rPr>
-              <w:t>NOT NULL</w:t>
-            </w:r>
-          </w:p>
-        </w:tc>
-      </w:tr>
-      <w:tr>
-        <w:tblPrEx>
-          <w:tblBorders>
-            <w:top w:val="single" w:color="auto" w:sz="4" w:space="0"/>
-            <w:left w:val="single" w:color="auto" w:sz="4" w:space="0"/>
-            <w:bottom w:val="single" w:color="auto" w:sz="4" w:space="0"/>
-            <w:right w:val="single" w:color="auto" w:sz="4" w:space="0"/>
-            <w:insideH w:val="single" w:color="auto" w:sz="4" w:space="0"/>
-            <w:insideV w:val="single" w:color="auto" w:sz="4" w:space="0"/>
-          </w:tblBorders>
-          <w:tblCellMar>
-            <w:top w:w="0" w:type="dxa"/>
-            <w:left w:w="108" w:type="dxa"/>
-            <w:bottom w:w="0" w:type="dxa"/>
-            <w:right w:w="108" w:type="dxa"/>
-          </w:tblCellMar>
-        </w:tblPrEx>
-        <w:tc>
-          <w:tcPr>
-            <w:tcW w:w="1704" w:type="dxa"/>
-          </w:tcPr>
-          <w:p>
-            <w:pPr>
-              <w:rPr>
-                <w:rFonts w:hint="default"/>
-                <w:sz w:val="28"/>
-                <w:szCs w:val="28"/>
-                <w:vertAlign w:val="baseline"/>
-                <w:lang w:val="en-US"/>
-              </w:rPr>
-            </w:pPr>
-            <w:r>
-              <w:rPr>
-                <w:rFonts w:hint="default"/>
-                <w:sz w:val="28"/>
-                <w:szCs w:val="28"/>
-                <w:vertAlign w:val="baseline"/>
-                <w:lang w:val="en-US"/>
-              </w:rPr>
-              <w:t>songId</w:t>
-            </w:r>
-          </w:p>
-        </w:tc>
-        <w:tc>
-          <w:tcPr>
-            <w:tcW w:w="1704" w:type="dxa"/>
-          </w:tcPr>
-          <w:p>
-            <w:pPr>
-              <w:rPr>
-                <w:rFonts w:hint="default"/>
-                <w:sz w:val="28"/>
-                <w:szCs w:val="28"/>
-                <w:vertAlign w:val="baseline"/>
-                <w:lang w:val="en-US"/>
-              </w:rPr>
-            </w:pPr>
-            <w:r>
-              <w:rPr>
-                <w:rFonts w:hint="default"/>
-                <w:sz w:val="28"/>
-                <w:szCs w:val="28"/>
-                <w:vertAlign w:val="baseline"/>
-                <w:lang w:val="en-US"/>
-              </w:rPr>
-              <w:t>string</w:t>
-            </w:r>
-          </w:p>
-        </w:tc>
-        <w:tc>
-          <w:tcPr>
-            <w:tcW w:w="1704" w:type="dxa"/>
-          </w:tcPr>
-          <w:p>
-            <w:pPr>
-              <w:rPr>
-                <w:rFonts w:hint="default"/>
-                <w:sz w:val="28"/>
-                <w:szCs w:val="28"/>
-                <w:vertAlign w:val="baseline"/>
-                <w:lang w:val="en-US"/>
-              </w:rPr>
-            </w:pPr>
-            <w:r>
-              <w:rPr>
-                <w:rFonts w:hint="default"/>
-                <w:sz w:val="28"/>
-                <w:szCs w:val="28"/>
-                <w:vertAlign w:val="baseline"/>
-                <w:lang w:val="en-US"/>
-              </w:rPr>
-              <w:t>private</w:t>
-            </w:r>
-          </w:p>
-        </w:tc>
-        <w:tc>
-          <w:tcPr>
-            <w:tcW w:w="1705" w:type="dxa"/>
-          </w:tcPr>
-          <w:p>
-            <w:pPr>
-              <w:rPr>
-                <w:rFonts w:hint="default"/>
-                <w:sz w:val="28"/>
-                <w:szCs w:val="28"/>
-                <w:vertAlign w:val="baseline"/>
-                <w:lang w:val="en-US"/>
-              </w:rPr>
-            </w:pPr>
-            <w:r>
-              <w:rPr>
-                <w:rFonts w:hint="default"/>
-                <w:sz w:val="28"/>
-                <w:szCs w:val="28"/>
-                <w:vertAlign w:val="baseline"/>
-                <w:lang w:val="en-US"/>
-              </w:rPr>
-              <w:t>Mã bài hát</w:t>
-            </w:r>
-          </w:p>
-        </w:tc>
-        <w:tc>
-          <w:tcPr>
-            <w:tcW w:w="1705" w:type="dxa"/>
-          </w:tcPr>
-          <w:p>
-            <w:pPr>
-              <w:rPr>
-                <w:rFonts w:hint="default"/>
-                <w:sz w:val="28"/>
-                <w:szCs w:val="28"/>
-                <w:vertAlign w:val="baseline"/>
-                <w:lang w:val="en-US"/>
-              </w:rPr>
-            </w:pPr>
           </w:p>
         </w:tc>
       </w:tr>
@@ -4851,6 +4554,8 @@
           </w:tcPr>
           <w:p>
             <w:pPr>
+              <w:widowControl w:val="0"/>
+              <w:jc w:val="both"/>
               <w:rPr>
                 <w:rFonts w:hint="default"/>
                 <w:sz w:val="28"/>
@@ -4877,6 +4582,8 @@
           </w:tcPr>
           <w:p>
             <w:pPr>
+              <w:widowControl w:val="0"/>
+              <w:jc w:val="both"/>
               <w:rPr>
                 <w:rFonts w:hint="default"/>
                 <w:sz w:val="28"/>
@@ -4903,6 +4610,8 @@
           </w:tcPr>
           <w:p>
             <w:pPr>
+              <w:widowControl w:val="0"/>
+              <w:jc w:val="both"/>
               <w:rPr>
                 <w:rFonts w:hint="default"/>
                 <w:sz w:val="28"/>
@@ -4929,6 +4638,8 @@
           </w:tcPr>
           <w:p>
             <w:pPr>
+              <w:widowControl w:val="0"/>
+              <w:jc w:val="both"/>
               <w:rPr>
                 <w:rFonts w:hint="default"/>
                 <w:sz w:val="28"/>
@@ -4955,6 +4666,8 @@
           </w:tcPr>
           <w:p>
             <w:pPr>
+              <w:widowControl w:val="0"/>
+              <w:jc w:val="both"/>
               <w:rPr>
                 <w:rFonts w:hint="default"/>
                 <w:sz w:val="28"/>
@@ -4999,6 +4712,8 @@
           </w:tcPr>
           <w:p>
             <w:pPr>
+              <w:widowControl w:val="0"/>
+              <w:jc w:val="both"/>
               <w:rPr>
                 <w:rFonts w:hint="default"/>
                 <w:sz w:val="28"/>
@@ -5025,6 +4740,8 @@
           </w:tcPr>
           <w:p>
             <w:pPr>
+              <w:widowControl w:val="0"/>
+              <w:jc w:val="both"/>
               <w:rPr>
                 <w:rFonts w:hint="default"/>
                 <w:sz w:val="28"/>
@@ -5051,6 +4768,8 @@
           </w:tcPr>
           <w:p>
             <w:pPr>
+              <w:widowControl w:val="0"/>
+              <w:jc w:val="both"/>
               <w:rPr>
                 <w:rFonts w:hint="default"/>
                 <w:sz w:val="28"/>
@@ -5077,6 +4796,8 @@
           </w:tcPr>
           <w:p>
             <w:pPr>
+              <w:widowControl w:val="0"/>
+              <w:jc w:val="both"/>
               <w:rPr>
                 <w:rFonts w:hint="default"/>
                 <w:sz w:val="28"/>
@@ -5103,6 +4824,8 @@
           </w:tcPr>
           <w:p>
             <w:pPr>
+              <w:widowControl w:val="0"/>
+              <w:jc w:val="both"/>
               <w:rPr>
                 <w:rFonts w:hint="default"/>
                 <w:sz w:val="28"/>
@@ -5147,6 +4870,8 @@
           </w:tcPr>
           <w:p>
             <w:pPr>
+              <w:widowControl w:val="0"/>
+              <w:jc w:val="both"/>
               <w:rPr>
                 <w:rFonts w:hint="default"/>
                 <w:sz w:val="28"/>
@@ -5173,6 +4898,8 @@
           </w:tcPr>
           <w:p>
             <w:pPr>
+              <w:widowControl w:val="0"/>
+              <w:jc w:val="both"/>
               <w:rPr>
                 <w:rFonts w:hint="default"/>
                 <w:sz w:val="28"/>
@@ -5199,6 +4926,8 @@
           </w:tcPr>
           <w:p>
             <w:pPr>
+              <w:widowControl w:val="0"/>
+              <w:jc w:val="both"/>
               <w:rPr>
                 <w:rFonts w:hint="default"/>
                 <w:sz w:val="28"/>
@@ -5225,6 +4954,8 @@
           </w:tcPr>
           <w:p>
             <w:pPr>
+              <w:widowControl w:val="0"/>
+              <w:jc w:val="both"/>
               <w:rPr>
                 <w:rFonts w:hint="default"/>
                 <w:sz w:val="28"/>
@@ -5251,6 +4982,8 @@
           </w:tcPr>
           <w:p>
             <w:pPr>
+              <w:widowControl w:val="0"/>
+              <w:jc w:val="both"/>
               <w:rPr>
                 <w:rFonts w:hint="default"/>
                 <w:sz w:val="28"/>
@@ -5295,6 +5028,8 @@
           </w:tcPr>
           <w:p>
             <w:pPr>
+              <w:widowControl w:val="0"/>
+              <w:jc w:val="both"/>
               <w:rPr>
                 <w:rFonts w:hint="default"/>
                 <w:sz w:val="28"/>
@@ -5321,6 +5056,8 @@
           </w:tcPr>
           <w:p>
             <w:pPr>
+              <w:widowControl w:val="0"/>
+              <w:jc w:val="both"/>
               <w:rPr>
                 <w:rFonts w:hint="default"/>
                 <w:sz w:val="28"/>
@@ -5347,6 +5084,8 @@
           </w:tcPr>
           <w:p>
             <w:pPr>
+              <w:widowControl w:val="0"/>
+              <w:jc w:val="both"/>
               <w:rPr>
                 <w:rFonts w:hint="default"/>
                 <w:sz w:val="28"/>
@@ -5373,6 +5112,8 @@
           </w:tcPr>
           <w:p>
             <w:pPr>
+              <w:widowControl w:val="0"/>
+              <w:jc w:val="both"/>
               <w:rPr>
                 <w:rFonts w:hint="default"/>
                 <w:sz w:val="28"/>
@@ -5399,6 +5140,8 @@
           </w:tcPr>
           <w:p>
             <w:pPr>
+              <w:widowControl w:val="0"/>
+              <w:jc w:val="both"/>
               <w:rPr>
                 <w:rFonts w:hint="default"/>
                 <w:sz w:val="28"/>
@@ -5434,6 +5177,8 @@
           </w:tcPr>
           <w:p>
             <w:pPr>
+              <w:widowControl w:val="0"/>
+              <w:jc w:val="both"/>
               <w:rPr>
                 <w:rFonts w:hint="default"/>
                 <w:sz w:val="28"/>
@@ -5461,6 +5206,8 @@
           </w:tcPr>
           <w:p>
             <w:pPr>
+              <w:widowControl w:val="0"/>
+              <w:jc w:val="both"/>
               <w:rPr>
                 <w:rFonts w:hint="default"/>
                 <w:sz w:val="28"/>
@@ -5488,6 +5235,8 @@
           </w:tcPr>
           <w:p>
             <w:pPr>
+              <w:widowControl w:val="0"/>
+              <w:jc w:val="both"/>
               <w:rPr>
                 <w:rFonts w:hint="default"/>
                 <w:sz w:val="28"/>
@@ -5515,6 +5264,8 @@
           </w:tcPr>
           <w:p>
             <w:pPr>
+              <w:widowControl w:val="0"/>
+              <w:jc w:val="both"/>
               <w:rPr>
                 <w:rFonts w:hint="default"/>
                 <w:sz w:val="28"/>
@@ -5542,6 +5293,8 @@
           </w:tcPr>
           <w:p>
             <w:pPr>
+              <w:widowControl w:val="0"/>
+              <w:jc w:val="both"/>
               <w:rPr>
                 <w:rFonts w:hint="default"/>
                 <w:sz w:val="28"/>
@@ -5576,6 +5329,8 @@
           </w:tcPr>
           <w:p>
             <w:pPr>
+              <w:widowControl w:val="0"/>
+              <w:jc w:val="both"/>
               <w:rPr>
                 <w:rFonts w:hint="default"/>
                 <w:sz w:val="28"/>
@@ -5602,6 +5357,8 @@
           </w:tcPr>
           <w:p>
             <w:pPr>
+              <w:widowControl w:val="0"/>
+              <w:jc w:val="both"/>
               <w:rPr>
                 <w:rFonts w:hint="default"/>
                 <w:sz w:val="28"/>
@@ -5628,6 +5385,8 @@
           </w:tcPr>
           <w:p>
             <w:pPr>
+              <w:widowControl w:val="0"/>
+              <w:jc w:val="both"/>
               <w:rPr>
                 <w:rFonts w:hint="default"/>
                 <w:sz w:val="28"/>
@@ -5654,6 +5413,8 @@
           </w:tcPr>
           <w:p>
             <w:pPr>
+              <w:widowControl w:val="0"/>
+              <w:jc w:val="both"/>
               <w:rPr>
                 <w:rFonts w:hint="default"/>
                 <w:sz w:val="28"/>
@@ -5680,6 +5441,8 @@
           </w:tcPr>
           <w:p>
             <w:pPr>
+              <w:widowControl w:val="0"/>
+              <w:jc w:val="both"/>
               <w:rPr>
                 <w:rFonts w:hint="default"/>
                 <w:sz w:val="28"/>
@@ -5724,6 +5487,8 @@
           </w:tcPr>
           <w:p>
             <w:pPr>
+              <w:widowControl w:val="0"/>
+              <w:jc w:val="both"/>
               <w:rPr>
                 <w:rFonts w:hint="default"/>
                 <w:sz w:val="28"/>
@@ -5750,6 +5515,8 @@
           </w:tcPr>
           <w:p>
             <w:pPr>
+              <w:widowControl w:val="0"/>
+              <w:jc w:val="both"/>
               <w:rPr>
                 <w:rFonts w:hint="default"/>
                 <w:sz w:val="28"/>
@@ -5776,6 +5543,8 @@
           </w:tcPr>
           <w:p>
             <w:pPr>
+              <w:widowControl w:val="0"/>
+              <w:jc w:val="both"/>
               <w:rPr>
                 <w:rFonts w:hint="default"/>
                 <w:sz w:val="28"/>
@@ -5802,6 +5571,8 @@
           </w:tcPr>
           <w:p>
             <w:pPr>
+              <w:widowControl w:val="0"/>
+              <w:jc w:val="both"/>
               <w:rPr>
                 <w:rFonts w:hint="default"/>
                 <w:sz w:val="28"/>
@@ -5828,6 +5599,8 @@
           </w:tcPr>
           <w:p>
             <w:pPr>
+              <w:widowControl w:val="0"/>
+              <w:jc w:val="both"/>
               <w:rPr>
                 <w:rFonts w:hint="default"/>
                 <w:sz w:val="28"/>
@@ -5872,6 +5645,8 @@
           </w:tcPr>
           <w:p>
             <w:pPr>
+              <w:widowControl w:val="0"/>
+              <w:jc w:val="both"/>
               <w:rPr>
                 <w:rFonts w:hint="default"/>
                 <w:sz w:val="28"/>
@@ -5898,6 +5673,8 @@
           </w:tcPr>
           <w:p>
             <w:pPr>
+              <w:widowControl w:val="0"/>
+              <w:jc w:val="both"/>
               <w:rPr>
                 <w:rFonts w:hint="default"/>
                 <w:sz w:val="28"/>
@@ -5924,6 +5701,8 @@
           </w:tcPr>
           <w:p>
             <w:pPr>
+              <w:widowControl w:val="0"/>
+              <w:jc w:val="both"/>
               <w:rPr>
                 <w:rFonts w:hint="default"/>
                 <w:sz w:val="28"/>
@@ -5950,6 +5729,8 @@
           </w:tcPr>
           <w:p>
             <w:pPr>
+              <w:widowControl w:val="0"/>
+              <w:jc w:val="both"/>
               <w:rPr>
                 <w:rFonts w:hint="default"/>
                 <w:sz w:val="28"/>
@@ -5976,6 +5757,8 @@
           </w:tcPr>
           <w:p>
             <w:pPr>
+              <w:widowControl w:val="0"/>
+              <w:jc w:val="both"/>
               <w:rPr>
                 <w:rFonts w:hint="default"/>
                 <w:sz w:val="28"/>
@@ -5993,159 +5776,6 @@
                 <w:lang w:val="en-US"/>
               </w:rPr>
               <w:t>Không quá thời gian hiện tại</w:t>
-            </w:r>
-          </w:p>
-        </w:tc>
-      </w:tr>
-      <w:tr>
-        <w:tblPrEx>
-          <w:tblBorders>
-            <w:top w:val="single" w:color="auto" w:sz="4" w:space="0"/>
-            <w:left w:val="single" w:color="auto" w:sz="4" w:space="0"/>
-            <w:bottom w:val="single" w:color="auto" w:sz="4" w:space="0"/>
-            <w:right w:val="single" w:color="auto" w:sz="4" w:space="0"/>
-            <w:insideH w:val="single" w:color="auto" w:sz="4" w:space="0"/>
-            <w:insideV w:val="single" w:color="auto" w:sz="4" w:space="0"/>
-          </w:tblBorders>
-          <w:tblCellMar>
-            <w:top w:w="0" w:type="dxa"/>
-            <w:left w:w="108" w:type="dxa"/>
-            <w:bottom w:w="0" w:type="dxa"/>
-            <w:right w:w="108" w:type="dxa"/>
-          </w:tblCellMar>
-        </w:tblPrEx>
-        <w:tc>
-          <w:tcPr>
-            <w:tcW w:w="1704" w:type="dxa"/>
-            <w:vAlign w:val="top"/>
-          </w:tcPr>
-          <w:p>
-            <w:pPr>
-              <w:rPr>
-                <w:rFonts w:hint="default"/>
-                <w:sz w:val="28"/>
-                <w:szCs w:val="28"/>
-                <w:vertAlign w:val="baseline"/>
-                <w:lang w:val="en-US"/>
-              </w:rPr>
-            </w:pPr>
-            <w:r>
-              <w:rPr>
-                <w:rFonts w:hint="default"/>
-                <w:sz w:val="28"/>
-                <w:szCs w:val="28"/>
-                <w:vertAlign w:val="baseline"/>
-                <w:lang w:val="en-US"/>
-              </w:rPr>
-              <w:t>userId</w:t>
-            </w:r>
-          </w:p>
-        </w:tc>
-        <w:tc>
-          <w:tcPr>
-            <w:tcW w:w="1704" w:type="dxa"/>
-            <w:vAlign w:val="top"/>
-          </w:tcPr>
-          <w:p>
-            <w:pPr>
-              <w:rPr>
-                <w:rFonts w:hint="default"/>
-                <w:sz w:val="28"/>
-                <w:szCs w:val="28"/>
-                <w:vertAlign w:val="baseline"/>
-                <w:lang w:val="en-US"/>
-              </w:rPr>
-            </w:pPr>
-            <w:r>
-              <w:rPr>
-                <w:rFonts w:hint="default"/>
-                <w:sz w:val="28"/>
-                <w:szCs w:val="28"/>
-                <w:vertAlign w:val="baseline"/>
-                <w:lang w:val="en-US"/>
-              </w:rPr>
-              <w:t>string</w:t>
-            </w:r>
-          </w:p>
-        </w:tc>
-        <w:tc>
-          <w:tcPr>
-            <w:tcW w:w="1704" w:type="dxa"/>
-            <w:vAlign w:val="top"/>
-          </w:tcPr>
-          <w:p>
-            <w:pPr>
-              <w:rPr>
-                <w:rFonts w:hint="default"/>
-                <w:sz w:val="28"/>
-                <w:szCs w:val="28"/>
-                <w:vertAlign w:val="baseline"/>
-                <w:lang w:val="en-US"/>
-              </w:rPr>
-            </w:pPr>
-            <w:r>
-              <w:rPr>
-                <w:rFonts w:hint="default"/>
-                <w:sz w:val="28"/>
-                <w:szCs w:val="28"/>
-                <w:vertAlign w:val="baseline"/>
-                <w:lang w:val="en-US"/>
-              </w:rPr>
-              <w:t>private</w:t>
-            </w:r>
-          </w:p>
-        </w:tc>
-        <w:tc>
-          <w:tcPr>
-            <w:tcW w:w="1705" w:type="dxa"/>
-            <w:vAlign w:val="top"/>
-          </w:tcPr>
-          <w:p>
-            <w:pPr>
-              <w:rPr>
-                <w:rFonts w:hint="default"/>
-                <w:sz w:val="28"/>
-                <w:szCs w:val="28"/>
-                <w:vertAlign w:val="baseline"/>
-                <w:lang w:val="en-US"/>
-              </w:rPr>
-            </w:pPr>
-            <w:r>
-              <w:rPr>
-                <w:rFonts w:hint="default"/>
-                <w:sz w:val="28"/>
-                <w:szCs w:val="28"/>
-                <w:vertAlign w:val="baseline"/>
-                <w:lang w:val="en-US"/>
-              </w:rPr>
-              <w:t>ID người dùng sở hữu Playlist</w:t>
-            </w:r>
-          </w:p>
-        </w:tc>
-        <w:tc>
-          <w:tcPr>
-            <w:tcW w:w="1705" w:type="dxa"/>
-            <w:vAlign w:val="top"/>
-          </w:tcPr>
-          <w:p>
-            <w:pPr>
-              <w:rPr>
-                <w:rFonts w:hint="default"/>
-                <w:sz w:val="28"/>
-                <w:szCs w:val="28"/>
-                <w:vertAlign w:val="baseline"/>
-                <w:lang w:val="en-US"/>
-              </w:rPr>
-            </w:pPr>
-            <w:r>
-              <w:rPr>
-                <w:rFonts w:hint="default"/>
-                <w:sz w:val="28"/>
-                <w:szCs w:val="28"/>
-                <w:vertAlign w:val="baseline"/>
-                <w:lang w:val="en-US"/>
-              </w:rPr>
-              <w:t>NOT NULL</w:t>
             </w:r>
           </w:p>
         </w:tc>
@@ -6231,6 +5861,8 @@
           </w:tcPr>
           <w:p>
             <w:pPr>
+              <w:widowControl w:val="0"/>
+              <w:jc w:val="both"/>
               <w:rPr>
                 <w:rFonts w:hint="default"/>
                 <w:sz w:val="28"/>
@@ -6257,6 +5889,8 @@
           </w:tcPr>
           <w:p>
             <w:pPr>
+              <w:widowControl w:val="0"/>
+              <w:jc w:val="both"/>
               <w:rPr>
                 <w:rFonts w:hint="default"/>
                 <w:sz w:val="28"/>
@@ -6283,6 +5917,8 @@
           </w:tcPr>
           <w:p>
             <w:pPr>
+              <w:widowControl w:val="0"/>
+              <w:jc w:val="both"/>
               <w:rPr>
                 <w:rFonts w:hint="default"/>
                 <w:sz w:val="28"/>
@@ -6309,6 +5945,8 @@
           </w:tcPr>
           <w:p>
             <w:pPr>
+              <w:widowControl w:val="0"/>
+              <w:jc w:val="both"/>
               <w:rPr>
                 <w:rFonts w:hint="default"/>
                 <w:sz w:val="28"/>
@@ -6335,6 +5973,8 @@
           </w:tcPr>
           <w:p>
             <w:pPr>
+              <w:widowControl w:val="0"/>
+              <w:jc w:val="both"/>
               <w:rPr>
                 <w:rFonts w:hint="default"/>
                 <w:sz w:val="28"/>
@@ -6379,6 +6019,8 @@
           </w:tcPr>
           <w:p>
             <w:pPr>
+              <w:widowControl w:val="0"/>
+              <w:jc w:val="both"/>
               <w:rPr>
                 <w:rFonts w:hint="default"/>
                 <w:sz w:val="28"/>
@@ -6405,6 +6047,8 @@
           </w:tcPr>
           <w:p>
             <w:pPr>
+              <w:widowControl w:val="0"/>
+              <w:jc w:val="both"/>
               <w:rPr>
                 <w:rFonts w:hint="default"/>
                 <w:sz w:val="28"/>
@@ -6431,6 +6075,8 @@
           </w:tcPr>
           <w:p>
             <w:pPr>
+              <w:widowControl w:val="0"/>
+              <w:jc w:val="both"/>
               <w:rPr>
                 <w:rFonts w:hint="default"/>
                 <w:sz w:val="28"/>
@@ -6457,6 +6103,8 @@
           </w:tcPr>
           <w:p>
             <w:pPr>
+              <w:widowControl w:val="0"/>
+              <w:jc w:val="both"/>
               <w:rPr>
                 <w:rFonts w:hint="default"/>
                 <w:sz w:val="28"/>
@@ -6483,6 +6131,8 @@
           </w:tcPr>
           <w:p>
             <w:pPr>
+              <w:widowControl w:val="0"/>
+              <w:jc w:val="both"/>
               <w:rPr>
                 <w:rFonts w:hint="default"/>
                 <w:sz w:val="28"/>
@@ -6527,6 +6177,8 @@
           </w:tcPr>
           <w:p>
             <w:pPr>
+              <w:widowControl w:val="0"/>
+              <w:jc w:val="both"/>
               <w:rPr>
                 <w:rFonts w:hint="default"/>
                 <w:sz w:val="28"/>
@@ -6553,6 +6205,8 @@
           </w:tcPr>
           <w:p>
             <w:pPr>
+              <w:widowControl w:val="0"/>
+              <w:jc w:val="both"/>
               <w:rPr>
                 <w:rFonts w:hint="default"/>
                 <w:sz w:val="28"/>
@@ -6579,6 +6233,8 @@
           </w:tcPr>
           <w:p>
             <w:pPr>
+              <w:widowControl w:val="0"/>
+              <w:jc w:val="both"/>
               <w:rPr>
                 <w:rFonts w:hint="default"/>
                 <w:sz w:val="28"/>
@@ -6605,6 +6261,8 @@
           </w:tcPr>
           <w:p>
             <w:pPr>
+              <w:widowControl w:val="0"/>
+              <w:jc w:val="both"/>
               <w:rPr>
                 <w:rFonts w:hint="default"/>
                 <w:sz w:val="28"/>
@@ -6631,6 +6289,8 @@
           </w:tcPr>
           <w:p>
             <w:pPr>
+              <w:widowControl w:val="0"/>
+              <w:jc w:val="both"/>
               <w:rPr>
                 <w:rFonts w:hint="default"/>
                 <w:sz w:val="28"/>
@@ -6648,302 +6308,6 @@
                 <w:lang w:val="en-US"/>
               </w:rPr>
               <w:t>Thời gian hiện tại</w:t>
-            </w:r>
-          </w:p>
-        </w:tc>
-      </w:tr>
-      <w:tr>
-        <w:tblPrEx>
-          <w:tblBorders>
-            <w:top w:val="single" w:color="auto" w:sz="4" w:space="0"/>
-            <w:left w:val="single" w:color="auto" w:sz="4" w:space="0"/>
-            <w:bottom w:val="single" w:color="auto" w:sz="4" w:space="0"/>
-            <w:right w:val="single" w:color="auto" w:sz="4" w:space="0"/>
-            <w:insideH w:val="single" w:color="auto" w:sz="4" w:space="0"/>
-            <w:insideV w:val="single" w:color="auto" w:sz="4" w:space="0"/>
-          </w:tblBorders>
-          <w:tblCellMar>
-            <w:top w:w="0" w:type="dxa"/>
-            <w:left w:w="108" w:type="dxa"/>
-            <w:bottom w:w="0" w:type="dxa"/>
-            <w:right w:w="108" w:type="dxa"/>
-          </w:tblCellMar>
-        </w:tblPrEx>
-        <w:tc>
-          <w:tcPr>
-            <w:tcW w:w="1704" w:type="dxa"/>
-          </w:tcPr>
-          <w:p>
-            <w:pPr>
-              <w:rPr>
-                <w:rFonts w:hint="default"/>
-                <w:sz w:val="28"/>
-                <w:szCs w:val="28"/>
-                <w:vertAlign w:val="baseline"/>
-                <w:lang w:val="en-US"/>
-              </w:rPr>
-            </w:pPr>
-            <w:r>
-              <w:rPr>
-                <w:rFonts w:hint="default"/>
-                <w:sz w:val="28"/>
-                <w:szCs w:val="28"/>
-                <w:vertAlign w:val="baseline"/>
-                <w:lang w:val="en-US"/>
-              </w:rPr>
-              <w:t>userId</w:t>
-            </w:r>
-          </w:p>
-        </w:tc>
-        <w:tc>
-          <w:tcPr>
-            <w:tcW w:w="1704" w:type="dxa"/>
-          </w:tcPr>
-          <w:p>
-            <w:pPr>
-              <w:rPr>
-                <w:rFonts w:hint="default"/>
-                <w:sz w:val="28"/>
-                <w:szCs w:val="28"/>
-                <w:vertAlign w:val="baseline"/>
-                <w:lang w:val="en-US"/>
-              </w:rPr>
-            </w:pPr>
-            <w:r>
-              <w:rPr>
-                <w:rFonts w:hint="default"/>
-                <w:sz w:val="28"/>
-                <w:szCs w:val="28"/>
-                <w:vertAlign w:val="baseline"/>
-                <w:lang w:val="en-US"/>
-              </w:rPr>
-              <w:t>string</w:t>
-            </w:r>
-          </w:p>
-        </w:tc>
-        <w:tc>
-          <w:tcPr>
-            <w:tcW w:w="1704" w:type="dxa"/>
-          </w:tcPr>
-          <w:p>
-            <w:pPr>
-              <w:rPr>
-                <w:rFonts w:hint="default"/>
-                <w:sz w:val="28"/>
-                <w:szCs w:val="28"/>
-                <w:vertAlign w:val="baseline"/>
-                <w:lang w:val="en-US"/>
-              </w:rPr>
-            </w:pPr>
-            <w:r>
-              <w:rPr>
-                <w:rFonts w:hint="default"/>
-                <w:sz w:val="28"/>
-                <w:szCs w:val="28"/>
-                <w:vertAlign w:val="baseline"/>
-                <w:lang w:val="en-US"/>
-              </w:rPr>
-              <w:t>private</w:t>
-            </w:r>
-          </w:p>
-        </w:tc>
-        <w:tc>
-          <w:tcPr>
-            <w:tcW w:w="1705" w:type="dxa"/>
-          </w:tcPr>
-          <w:p>
-            <w:pPr>
-              <w:rPr>
-                <w:rFonts w:hint="default"/>
-                <w:sz w:val="28"/>
-                <w:szCs w:val="28"/>
-                <w:vertAlign w:val="baseline"/>
-                <w:lang w:val="en-US"/>
-              </w:rPr>
-            </w:pPr>
-            <w:r>
-              <w:rPr>
-                <w:rFonts w:hint="default"/>
-                <w:sz w:val="28"/>
-                <w:szCs w:val="28"/>
-                <w:vertAlign w:val="baseline"/>
-                <w:lang w:val="en-US"/>
-              </w:rPr>
-              <w:t>User thích</w:t>
-            </w:r>
-          </w:p>
-        </w:tc>
-        <w:tc>
-          <w:tcPr>
-            <w:tcW w:w="1705" w:type="dxa"/>
-          </w:tcPr>
-          <w:p>
-            <w:pPr>
-              <w:rPr>
-                <w:rFonts w:hint="default"/>
-                <w:sz w:val="28"/>
-                <w:szCs w:val="28"/>
-                <w:vertAlign w:val="baseline"/>
-                <w:lang w:val="en-US"/>
-              </w:rPr>
-            </w:pPr>
-            <w:r>
-              <w:rPr>
-                <w:rFonts w:hint="default"/>
-                <w:sz w:val="28"/>
-                <w:szCs w:val="28"/>
-                <w:vertAlign w:val="baseline"/>
-                <w:lang w:val="en-US"/>
-              </w:rPr>
-              <w:t>NOT NULL</w:t>
-            </w:r>
-          </w:p>
-        </w:tc>
-      </w:tr>
-      <w:tr>
-        <w:tblPrEx>
-          <w:tblBorders>
-            <w:top w:val="single" w:color="auto" w:sz="4" w:space="0"/>
-            <w:left w:val="single" w:color="auto" w:sz="4" w:space="0"/>
-            <w:bottom w:val="single" w:color="auto" w:sz="4" w:space="0"/>
-            <w:right w:val="single" w:color="auto" w:sz="4" w:space="0"/>
-            <w:insideH w:val="single" w:color="auto" w:sz="4" w:space="0"/>
-            <w:insideV w:val="single" w:color="auto" w:sz="4" w:space="0"/>
-          </w:tblBorders>
-          <w:tblCellMar>
-            <w:top w:w="0" w:type="dxa"/>
-            <w:left w:w="108" w:type="dxa"/>
-            <w:bottom w:w="0" w:type="dxa"/>
-            <w:right w:w="108" w:type="dxa"/>
-          </w:tblCellMar>
-        </w:tblPrEx>
-        <w:tc>
-          <w:tcPr>
-            <w:tcW w:w="1704" w:type="dxa"/>
-          </w:tcPr>
-          <w:p>
-            <w:pPr>
-              <w:rPr>
-                <w:rFonts w:hint="default"/>
-                <w:sz w:val="28"/>
-                <w:szCs w:val="28"/>
-                <w:vertAlign w:val="baseline"/>
-                <w:lang w:val="en-US"/>
-              </w:rPr>
-            </w:pPr>
-            <w:r>
-              <w:rPr>
-                <w:rFonts w:hint="default"/>
-                <w:sz w:val="28"/>
-                <w:szCs w:val="28"/>
-                <w:vertAlign w:val="baseline"/>
-                <w:lang w:val="en-US"/>
-              </w:rPr>
-              <w:t>songId</w:t>
-            </w:r>
-          </w:p>
-        </w:tc>
-        <w:tc>
-          <w:tcPr>
-            <w:tcW w:w="1704" w:type="dxa"/>
-          </w:tcPr>
-          <w:p>
-            <w:pPr>
-              <w:rPr>
-                <w:rFonts w:hint="default"/>
-                <w:sz w:val="28"/>
-                <w:szCs w:val="28"/>
-                <w:vertAlign w:val="baseline"/>
-                <w:lang w:val="en-US"/>
-              </w:rPr>
-            </w:pPr>
-            <w:r>
-              <w:rPr>
-                <w:rFonts w:hint="default"/>
-                <w:sz w:val="28"/>
-                <w:szCs w:val="28"/>
-                <w:vertAlign w:val="baseline"/>
-                <w:lang w:val="en-US"/>
-              </w:rPr>
-              <w:t>string</w:t>
-            </w:r>
-          </w:p>
-        </w:tc>
-        <w:tc>
-          <w:tcPr>
-            <w:tcW w:w="1704" w:type="dxa"/>
-          </w:tcPr>
-          <w:p>
-            <w:pPr>
-              <w:rPr>
-                <w:rFonts w:hint="default"/>
-                <w:sz w:val="28"/>
-                <w:szCs w:val="28"/>
-                <w:vertAlign w:val="baseline"/>
-                <w:lang w:val="en-US"/>
-              </w:rPr>
-            </w:pPr>
-            <w:r>
-              <w:rPr>
-                <w:rFonts w:hint="default"/>
-                <w:sz w:val="28"/>
-                <w:szCs w:val="28"/>
-                <w:vertAlign w:val="baseline"/>
-                <w:lang w:val="en-US"/>
-              </w:rPr>
-              <w:t>private</w:t>
-            </w:r>
-          </w:p>
-        </w:tc>
-        <w:tc>
-          <w:tcPr>
-            <w:tcW w:w="1705" w:type="dxa"/>
-          </w:tcPr>
-          <w:p>
-            <w:pPr>
-              <w:rPr>
-                <w:rFonts w:hint="default"/>
-                <w:sz w:val="28"/>
-                <w:szCs w:val="28"/>
-                <w:vertAlign w:val="baseline"/>
-                <w:lang w:val="en-US"/>
-              </w:rPr>
-            </w:pPr>
-            <w:r>
-              <w:rPr>
-                <w:rFonts w:hint="default"/>
-                <w:sz w:val="28"/>
-                <w:szCs w:val="28"/>
-                <w:vertAlign w:val="baseline"/>
-                <w:lang w:val="en-US"/>
-              </w:rPr>
-              <w:t>Bài hát được thích</w:t>
-            </w:r>
-          </w:p>
-        </w:tc>
-        <w:tc>
-          <w:tcPr>
-            <w:tcW w:w="1705" w:type="dxa"/>
-          </w:tcPr>
-          <w:p>
-            <w:pPr>
-              <w:rPr>
-                <w:rFonts w:hint="default"/>
-                <w:sz w:val="28"/>
-                <w:szCs w:val="28"/>
-                <w:vertAlign w:val="baseline"/>
-                <w:lang w:val="en-US"/>
-              </w:rPr>
-            </w:pPr>
-            <w:r>
-              <w:rPr>
-                <w:rFonts w:hint="default"/>
-                <w:sz w:val="28"/>
-                <w:szCs w:val="28"/>
-                <w:vertAlign w:val="baseline"/>
-                <w:lang w:val="en-US"/>
-              </w:rPr>
-              <w:t>NOT NULL</w:t>
             </w:r>
           </w:p>
         </w:tc>
@@ -7029,6 +6393,8 @@
           </w:tcPr>
           <w:p>
             <w:pPr>
+              <w:widowControl w:val="0"/>
+              <w:jc w:val="both"/>
               <w:rPr>
                 <w:rFonts w:hint="default"/>
                 <w:sz w:val="28"/>
@@ -7055,6 +6421,8 @@
           </w:tcPr>
           <w:p>
             <w:pPr>
+              <w:widowControl w:val="0"/>
+              <w:jc w:val="both"/>
               <w:rPr>
                 <w:rFonts w:hint="default"/>
                 <w:sz w:val="28"/>
@@ -7081,6 +6449,8 @@
           </w:tcPr>
           <w:p>
             <w:pPr>
+              <w:widowControl w:val="0"/>
+              <w:jc w:val="both"/>
               <w:rPr>
                 <w:rFonts w:hint="default"/>
                 <w:sz w:val="28"/>
@@ -7107,6 +6477,8 @@
           </w:tcPr>
           <w:p>
             <w:pPr>
+              <w:widowControl w:val="0"/>
+              <w:jc w:val="both"/>
               <w:rPr>
                 <w:rFonts w:hint="default"/>
                 <w:sz w:val="28"/>
@@ -7133,6 +6505,8 @@
           </w:tcPr>
           <w:p>
             <w:pPr>
+              <w:widowControl w:val="0"/>
+              <w:jc w:val="both"/>
               <w:rPr>
                 <w:rFonts w:hint="default"/>
                 <w:sz w:val="28"/>
@@ -7177,6 +6551,8 @@
           </w:tcPr>
           <w:p>
             <w:pPr>
+              <w:widowControl w:val="0"/>
+              <w:jc w:val="both"/>
               <w:rPr>
                 <w:rFonts w:hint="default"/>
                 <w:sz w:val="28"/>
@@ -7203,6 +6579,8 @@
           </w:tcPr>
           <w:p>
             <w:pPr>
+              <w:widowControl w:val="0"/>
+              <w:jc w:val="both"/>
               <w:rPr>
                 <w:rFonts w:hint="default"/>
                 <w:sz w:val="28"/>
@@ -7229,6 +6607,8 @@
           </w:tcPr>
           <w:p>
             <w:pPr>
+              <w:widowControl w:val="0"/>
+              <w:jc w:val="both"/>
               <w:rPr>
                 <w:rFonts w:hint="default"/>
                 <w:sz w:val="28"/>
@@ -7255,6 +6635,8 @@
           </w:tcPr>
           <w:p>
             <w:pPr>
+              <w:widowControl w:val="0"/>
+              <w:jc w:val="both"/>
               <w:rPr>
                 <w:rFonts w:hint="default"/>
                 <w:sz w:val="28"/>
@@ -7281,6 +6663,8 @@
           </w:tcPr>
           <w:p>
             <w:pPr>
+              <w:widowControl w:val="0"/>
+              <w:jc w:val="both"/>
               <w:rPr>
                 <w:rFonts w:hint="default"/>
                 <w:sz w:val="28"/>
@@ -7325,6 +6709,8 @@
           </w:tcPr>
           <w:p>
             <w:pPr>
+              <w:widowControl w:val="0"/>
+              <w:jc w:val="both"/>
               <w:rPr>
                 <w:rFonts w:hint="default"/>
                 <w:sz w:val="28"/>
@@ -7351,6 +6737,8 @@
           </w:tcPr>
           <w:p>
             <w:pPr>
+              <w:widowControl w:val="0"/>
+              <w:jc w:val="both"/>
               <w:rPr>
                 <w:rFonts w:hint="default"/>
                 <w:sz w:val="28"/>
@@ -7377,6 +6765,8 @@
           </w:tcPr>
           <w:p>
             <w:pPr>
+              <w:widowControl w:val="0"/>
+              <w:jc w:val="both"/>
               <w:rPr>
                 <w:rFonts w:hint="default"/>
                 <w:sz w:val="28"/>
@@ -7403,6 +6793,8 @@
           </w:tcPr>
           <w:p>
             <w:pPr>
+              <w:widowControl w:val="0"/>
+              <w:jc w:val="both"/>
               <w:rPr>
                 <w:rFonts w:hint="default"/>
                 <w:sz w:val="28"/>
@@ -7429,6 +6821,8 @@
           </w:tcPr>
           <w:p>
             <w:pPr>
+              <w:widowControl w:val="0"/>
+              <w:jc w:val="both"/>
               <w:rPr>
                 <w:rFonts w:hint="default"/>
                 <w:sz w:val="28"/>
@@ -7473,6 +6867,8 @@
           </w:tcPr>
           <w:p>
             <w:pPr>
+              <w:widowControl w:val="0"/>
+              <w:jc w:val="both"/>
               <w:rPr>
                 <w:rFonts w:hint="default"/>
                 <w:sz w:val="28"/>
@@ -7499,6 +6895,8 @@
           </w:tcPr>
           <w:p>
             <w:pPr>
+              <w:widowControl w:val="0"/>
+              <w:jc w:val="both"/>
               <w:rPr>
                 <w:rFonts w:hint="default"/>
                 <w:sz w:val="28"/>
@@ -7525,6 +6923,8 @@
           </w:tcPr>
           <w:p>
             <w:pPr>
+              <w:widowControl w:val="0"/>
+              <w:jc w:val="both"/>
               <w:rPr>
                 <w:rFonts w:hint="default"/>
                 <w:sz w:val="28"/>
@@ -7551,6 +6951,8 @@
           </w:tcPr>
           <w:p>
             <w:pPr>
+              <w:widowControl w:val="0"/>
+              <w:jc w:val="both"/>
               <w:rPr>
                 <w:rFonts w:hint="default"/>
                 <w:sz w:val="28"/>
@@ -7577,6 +6979,8 @@
           </w:tcPr>
           <w:p>
             <w:pPr>
+              <w:widowControl w:val="0"/>
+              <w:jc w:val="both"/>
               <w:rPr>
                 <w:rFonts w:hint="default"/>
                 <w:sz w:val="28"/>
@@ -7594,302 +6998,6 @@
                 <w:lang w:val="en-US"/>
               </w:rPr>
               <w:t>Thời gian hiện tại</w:t>
-            </w:r>
-          </w:p>
-        </w:tc>
-      </w:tr>
-      <w:tr>
-        <w:tblPrEx>
-          <w:tblBorders>
-            <w:top w:val="single" w:color="auto" w:sz="4" w:space="0"/>
-            <w:left w:val="single" w:color="auto" w:sz="4" w:space="0"/>
-            <w:bottom w:val="single" w:color="auto" w:sz="4" w:space="0"/>
-            <w:right w:val="single" w:color="auto" w:sz="4" w:space="0"/>
-            <w:insideH w:val="single" w:color="auto" w:sz="4" w:space="0"/>
-            <w:insideV w:val="single" w:color="auto" w:sz="4" w:space="0"/>
-          </w:tblBorders>
-          <w:tblCellMar>
-            <w:top w:w="0" w:type="dxa"/>
-            <w:left w:w="108" w:type="dxa"/>
-            <w:bottom w:w="0" w:type="dxa"/>
-            <w:right w:w="108" w:type="dxa"/>
-          </w:tblCellMar>
-        </w:tblPrEx>
-        <w:tc>
-          <w:tcPr>
-            <w:tcW w:w="1704" w:type="dxa"/>
-          </w:tcPr>
-          <w:p>
-            <w:pPr>
-              <w:rPr>
-                <w:rFonts w:hint="default"/>
-                <w:sz w:val="28"/>
-                <w:szCs w:val="28"/>
-                <w:vertAlign w:val="baseline"/>
-                <w:lang w:val="en-US"/>
-              </w:rPr>
-            </w:pPr>
-            <w:r>
-              <w:rPr>
-                <w:rFonts w:hint="default"/>
-                <w:sz w:val="28"/>
-                <w:szCs w:val="28"/>
-                <w:vertAlign w:val="baseline"/>
-                <w:lang w:val="en-US"/>
-              </w:rPr>
-              <w:t>userId</w:t>
-            </w:r>
-          </w:p>
-        </w:tc>
-        <w:tc>
-          <w:tcPr>
-            <w:tcW w:w="1704" w:type="dxa"/>
-          </w:tcPr>
-          <w:p>
-            <w:pPr>
-              <w:rPr>
-                <w:rFonts w:hint="default"/>
-                <w:sz w:val="28"/>
-                <w:szCs w:val="28"/>
-                <w:vertAlign w:val="baseline"/>
-                <w:lang w:val="en-US"/>
-              </w:rPr>
-            </w:pPr>
-            <w:r>
-              <w:rPr>
-                <w:rFonts w:hint="default"/>
-                <w:sz w:val="28"/>
-                <w:szCs w:val="28"/>
-                <w:vertAlign w:val="baseline"/>
-                <w:lang w:val="en-US"/>
-              </w:rPr>
-              <w:t>string</w:t>
-            </w:r>
-          </w:p>
-        </w:tc>
-        <w:tc>
-          <w:tcPr>
-            <w:tcW w:w="1704" w:type="dxa"/>
-          </w:tcPr>
-          <w:p>
-            <w:pPr>
-              <w:rPr>
-                <w:rFonts w:hint="default"/>
-                <w:sz w:val="28"/>
-                <w:szCs w:val="28"/>
-                <w:vertAlign w:val="baseline"/>
-                <w:lang w:val="en-US"/>
-              </w:rPr>
-            </w:pPr>
-            <w:r>
-              <w:rPr>
-                <w:rFonts w:hint="default"/>
-                <w:sz w:val="28"/>
-                <w:szCs w:val="28"/>
-                <w:vertAlign w:val="baseline"/>
-                <w:lang w:val="en-US"/>
-              </w:rPr>
-              <w:t>private</w:t>
-            </w:r>
-          </w:p>
-        </w:tc>
-        <w:tc>
-          <w:tcPr>
-            <w:tcW w:w="1705" w:type="dxa"/>
-          </w:tcPr>
-          <w:p>
-            <w:pPr>
-              <w:rPr>
-                <w:rFonts w:hint="default"/>
-                <w:sz w:val="28"/>
-                <w:szCs w:val="28"/>
-                <w:vertAlign w:val="baseline"/>
-                <w:lang w:val="en-US"/>
-              </w:rPr>
-            </w:pPr>
-            <w:r>
-              <w:rPr>
-                <w:rFonts w:hint="default"/>
-                <w:sz w:val="28"/>
-                <w:szCs w:val="28"/>
-                <w:vertAlign w:val="baseline"/>
-                <w:lang w:val="en-US"/>
-              </w:rPr>
-              <w:t>User bình luận</w:t>
-            </w:r>
-          </w:p>
-        </w:tc>
-        <w:tc>
-          <w:tcPr>
-            <w:tcW w:w="1705" w:type="dxa"/>
-          </w:tcPr>
-          <w:p>
-            <w:pPr>
-              <w:rPr>
-                <w:rFonts w:hint="default"/>
-                <w:sz w:val="28"/>
-                <w:szCs w:val="28"/>
-                <w:vertAlign w:val="baseline"/>
-                <w:lang w:val="en-US"/>
-              </w:rPr>
-            </w:pPr>
-            <w:r>
-              <w:rPr>
-                <w:rFonts w:hint="default"/>
-                <w:sz w:val="28"/>
-                <w:szCs w:val="28"/>
-                <w:vertAlign w:val="baseline"/>
-                <w:lang w:val="en-US"/>
-              </w:rPr>
-              <w:t>NOT NULL</w:t>
-            </w:r>
-          </w:p>
-        </w:tc>
-      </w:tr>
-      <w:tr>
-        <w:tblPrEx>
-          <w:tblBorders>
-            <w:top w:val="single" w:color="auto" w:sz="4" w:space="0"/>
-            <w:left w:val="single" w:color="auto" w:sz="4" w:space="0"/>
-            <w:bottom w:val="single" w:color="auto" w:sz="4" w:space="0"/>
-            <w:right w:val="single" w:color="auto" w:sz="4" w:space="0"/>
-            <w:insideH w:val="single" w:color="auto" w:sz="4" w:space="0"/>
-            <w:insideV w:val="single" w:color="auto" w:sz="4" w:space="0"/>
-          </w:tblBorders>
-          <w:tblCellMar>
-            <w:top w:w="0" w:type="dxa"/>
-            <w:left w:w="108" w:type="dxa"/>
-            <w:bottom w:w="0" w:type="dxa"/>
-            <w:right w:w="108" w:type="dxa"/>
-          </w:tblCellMar>
-        </w:tblPrEx>
-        <w:tc>
-          <w:tcPr>
-            <w:tcW w:w="1704" w:type="dxa"/>
-          </w:tcPr>
-          <w:p>
-            <w:pPr>
-              <w:rPr>
-                <w:rFonts w:hint="default"/>
-                <w:sz w:val="28"/>
-                <w:szCs w:val="28"/>
-                <w:vertAlign w:val="baseline"/>
-                <w:lang w:val="en-US"/>
-              </w:rPr>
-            </w:pPr>
-            <w:r>
-              <w:rPr>
-                <w:rFonts w:hint="default"/>
-                <w:sz w:val="28"/>
-                <w:szCs w:val="28"/>
-                <w:vertAlign w:val="baseline"/>
-                <w:lang w:val="en-US"/>
-              </w:rPr>
-              <w:t>songId</w:t>
-            </w:r>
-          </w:p>
-        </w:tc>
-        <w:tc>
-          <w:tcPr>
-            <w:tcW w:w="1704" w:type="dxa"/>
-          </w:tcPr>
-          <w:p>
-            <w:pPr>
-              <w:rPr>
-                <w:rFonts w:hint="default"/>
-                <w:sz w:val="28"/>
-                <w:szCs w:val="28"/>
-                <w:vertAlign w:val="baseline"/>
-                <w:lang w:val="en-US"/>
-              </w:rPr>
-            </w:pPr>
-            <w:r>
-              <w:rPr>
-                <w:rFonts w:hint="default"/>
-                <w:sz w:val="28"/>
-                <w:szCs w:val="28"/>
-                <w:vertAlign w:val="baseline"/>
-                <w:lang w:val="en-US"/>
-              </w:rPr>
-              <w:t>string</w:t>
-            </w:r>
-          </w:p>
-        </w:tc>
-        <w:tc>
-          <w:tcPr>
-            <w:tcW w:w="1704" w:type="dxa"/>
-          </w:tcPr>
-          <w:p>
-            <w:pPr>
-              <w:rPr>
-                <w:rFonts w:hint="default"/>
-                <w:sz w:val="28"/>
-                <w:szCs w:val="28"/>
-                <w:vertAlign w:val="baseline"/>
-                <w:lang w:val="en-US"/>
-              </w:rPr>
-            </w:pPr>
-            <w:r>
-              <w:rPr>
-                <w:rFonts w:hint="default"/>
-                <w:sz w:val="28"/>
-                <w:szCs w:val="28"/>
-                <w:vertAlign w:val="baseline"/>
-                <w:lang w:val="en-US"/>
-              </w:rPr>
-              <w:t>private</w:t>
-            </w:r>
-          </w:p>
-        </w:tc>
-        <w:tc>
-          <w:tcPr>
-            <w:tcW w:w="1705" w:type="dxa"/>
-          </w:tcPr>
-          <w:p>
-            <w:pPr>
-              <w:rPr>
-                <w:rFonts w:hint="default"/>
-                <w:sz w:val="28"/>
-                <w:szCs w:val="28"/>
-                <w:vertAlign w:val="baseline"/>
-                <w:lang w:val="en-US"/>
-              </w:rPr>
-            </w:pPr>
-            <w:r>
-              <w:rPr>
-                <w:rFonts w:hint="default"/>
-                <w:sz w:val="28"/>
-                <w:szCs w:val="28"/>
-                <w:vertAlign w:val="baseline"/>
-                <w:lang w:val="en-US"/>
-              </w:rPr>
-              <w:t>Bài hát được bình luận</w:t>
-            </w:r>
-          </w:p>
-        </w:tc>
-        <w:tc>
-          <w:tcPr>
-            <w:tcW w:w="1705" w:type="dxa"/>
-          </w:tcPr>
-          <w:p>
-            <w:pPr>
-              <w:rPr>
-                <w:rFonts w:hint="default"/>
-                <w:sz w:val="28"/>
-                <w:szCs w:val="28"/>
-                <w:vertAlign w:val="baseline"/>
-                <w:lang w:val="en-US"/>
-              </w:rPr>
-            </w:pPr>
-            <w:r>
-              <w:rPr>
-                <w:rFonts w:hint="default"/>
-                <w:sz w:val="28"/>
-                <w:szCs w:val="28"/>
-                <w:vertAlign w:val="baseline"/>
-                <w:lang w:val="en-US"/>
-              </w:rPr>
-              <w:t>NOT NULL</w:t>
             </w:r>
           </w:p>
         </w:tc>
@@ -7975,6 +7083,8 @@
           </w:tcPr>
           <w:p>
             <w:pPr>
+              <w:widowControl w:val="0"/>
+              <w:jc w:val="both"/>
               <w:rPr>
                 <w:rFonts w:hint="default"/>
                 <w:sz w:val="28"/>
@@ -8001,6 +7111,8 @@
           </w:tcPr>
           <w:p>
             <w:pPr>
+              <w:widowControl w:val="0"/>
+              <w:jc w:val="both"/>
               <w:rPr>
                 <w:rFonts w:hint="default"/>
                 <w:sz w:val="28"/>
@@ -8027,6 +7139,8 @@
           </w:tcPr>
           <w:p>
             <w:pPr>
+              <w:widowControl w:val="0"/>
+              <w:jc w:val="both"/>
               <w:rPr>
                 <w:rFonts w:hint="default"/>
                 <w:sz w:val="28"/>
@@ -8053,6 +7167,8 @@
           </w:tcPr>
           <w:p>
             <w:pPr>
+              <w:widowControl w:val="0"/>
+              <w:jc w:val="both"/>
               <w:rPr>
                 <w:rFonts w:hint="default"/>
                 <w:sz w:val="28"/>
@@ -8079,6 +7195,8 @@
           </w:tcPr>
           <w:p>
             <w:pPr>
+              <w:widowControl w:val="0"/>
+              <w:jc w:val="both"/>
               <w:rPr>
                 <w:rFonts w:hint="default"/>
                 <w:sz w:val="28"/>
@@ -8123,6 +7241,8 @@
           </w:tcPr>
           <w:p>
             <w:pPr>
+              <w:widowControl w:val="0"/>
+              <w:jc w:val="both"/>
               <w:rPr>
                 <w:rFonts w:hint="default"/>
                 <w:sz w:val="28"/>
@@ -8149,6 +7269,8 @@
           </w:tcPr>
           <w:p>
             <w:pPr>
+              <w:widowControl w:val="0"/>
+              <w:jc w:val="both"/>
               <w:rPr>
                 <w:rFonts w:hint="default"/>
                 <w:sz w:val="28"/>
@@ -8175,6 +7297,8 @@
           </w:tcPr>
           <w:p>
             <w:pPr>
+              <w:widowControl w:val="0"/>
+              <w:jc w:val="both"/>
               <w:rPr>
                 <w:rFonts w:hint="default"/>
                 <w:sz w:val="28"/>
@@ -8201,6 +7325,8 @@
           </w:tcPr>
           <w:p>
             <w:pPr>
+              <w:widowControl w:val="0"/>
+              <w:jc w:val="both"/>
               <w:rPr>
                 <w:rFonts w:hint="default"/>
                 <w:sz w:val="28"/>
@@ -8227,6 +7353,8 @@
           </w:tcPr>
           <w:p>
             <w:pPr>
+              <w:widowControl w:val="0"/>
+              <w:jc w:val="both"/>
               <w:rPr>
                 <w:rFonts w:hint="default"/>
                 <w:sz w:val="28"/>
@@ -8271,6 +7399,8 @@
           </w:tcPr>
           <w:p>
             <w:pPr>
+              <w:widowControl w:val="0"/>
+              <w:jc w:val="both"/>
               <w:rPr>
                 <w:rFonts w:hint="default"/>
                 <w:sz w:val="28"/>
@@ -8297,6 +7427,8 @@
           </w:tcPr>
           <w:p>
             <w:pPr>
+              <w:widowControl w:val="0"/>
+              <w:jc w:val="both"/>
               <w:rPr>
                 <w:rFonts w:hint="default"/>
                 <w:sz w:val="28"/>
@@ -8323,6 +7455,8 @@
           </w:tcPr>
           <w:p>
             <w:pPr>
+              <w:widowControl w:val="0"/>
+              <w:jc w:val="both"/>
               <w:rPr>
                 <w:rFonts w:hint="default"/>
                 <w:sz w:val="28"/>
@@ -8349,6 +7483,8 @@
           </w:tcPr>
           <w:p>
             <w:pPr>
+              <w:widowControl w:val="0"/>
+              <w:jc w:val="both"/>
               <w:rPr>
                 <w:rFonts w:hint="default"/>
                 <w:sz w:val="28"/>
@@ -8375,6 +7511,8 @@
           </w:tcPr>
           <w:p>
             <w:pPr>
+              <w:widowControl w:val="0"/>
+              <w:jc w:val="both"/>
               <w:rPr>
                 <w:rFonts w:hint="default"/>
                 <w:sz w:val="28"/>
@@ -8392,302 +7530,6 @@
                 <w:lang w:val="en-US"/>
               </w:rPr>
               <w:t>Thời gian hiện tại</w:t>
-            </w:r>
-          </w:p>
-        </w:tc>
-      </w:tr>
-      <w:tr>
-        <w:tblPrEx>
-          <w:tblBorders>
-            <w:top w:val="single" w:color="auto" w:sz="4" w:space="0"/>
-            <w:left w:val="single" w:color="auto" w:sz="4" w:space="0"/>
-            <w:bottom w:val="single" w:color="auto" w:sz="4" w:space="0"/>
-            <w:right w:val="single" w:color="auto" w:sz="4" w:space="0"/>
-            <w:insideH w:val="single" w:color="auto" w:sz="4" w:space="0"/>
-            <w:insideV w:val="single" w:color="auto" w:sz="4" w:space="0"/>
-          </w:tblBorders>
-          <w:tblCellMar>
-            <w:top w:w="0" w:type="dxa"/>
-            <w:left w:w="108" w:type="dxa"/>
-            <w:bottom w:w="0" w:type="dxa"/>
-            <w:right w:w="108" w:type="dxa"/>
-          </w:tblCellMar>
-        </w:tblPrEx>
-        <w:tc>
-          <w:tcPr>
-            <w:tcW w:w="1704" w:type="dxa"/>
-          </w:tcPr>
-          <w:p>
-            <w:pPr>
-              <w:rPr>
-                <w:rFonts w:hint="default"/>
-                <w:sz w:val="28"/>
-                <w:szCs w:val="28"/>
-                <w:vertAlign w:val="baseline"/>
-                <w:lang w:val="en-US"/>
-              </w:rPr>
-            </w:pPr>
-            <w:r>
-              <w:rPr>
-                <w:rFonts w:hint="default"/>
-                <w:sz w:val="28"/>
-                <w:szCs w:val="28"/>
-                <w:vertAlign w:val="baseline"/>
-                <w:lang w:val="en-US"/>
-              </w:rPr>
-              <w:t>followerId</w:t>
-            </w:r>
-          </w:p>
-        </w:tc>
-        <w:tc>
-          <w:tcPr>
-            <w:tcW w:w="1704" w:type="dxa"/>
-          </w:tcPr>
-          <w:p>
-            <w:pPr>
-              <w:rPr>
-                <w:rFonts w:hint="default"/>
-                <w:sz w:val="28"/>
-                <w:szCs w:val="28"/>
-                <w:vertAlign w:val="baseline"/>
-                <w:lang w:val="en-US"/>
-              </w:rPr>
-            </w:pPr>
-            <w:r>
-              <w:rPr>
-                <w:rFonts w:hint="default"/>
-                <w:sz w:val="28"/>
-                <w:szCs w:val="28"/>
-                <w:vertAlign w:val="baseline"/>
-                <w:lang w:val="en-US"/>
-              </w:rPr>
-              <w:t>string</w:t>
-            </w:r>
-          </w:p>
-        </w:tc>
-        <w:tc>
-          <w:tcPr>
-            <w:tcW w:w="1704" w:type="dxa"/>
-          </w:tcPr>
-          <w:p>
-            <w:pPr>
-              <w:rPr>
-                <w:rFonts w:hint="default"/>
-                <w:sz w:val="28"/>
-                <w:szCs w:val="28"/>
-                <w:vertAlign w:val="baseline"/>
-                <w:lang w:val="en-US"/>
-              </w:rPr>
-            </w:pPr>
-            <w:r>
-              <w:rPr>
-                <w:rFonts w:hint="default"/>
-                <w:sz w:val="28"/>
-                <w:szCs w:val="28"/>
-                <w:vertAlign w:val="baseline"/>
-                <w:lang w:val="en-US"/>
-              </w:rPr>
-              <w:t>private</w:t>
-            </w:r>
-          </w:p>
-        </w:tc>
-        <w:tc>
-          <w:tcPr>
-            <w:tcW w:w="1705" w:type="dxa"/>
-          </w:tcPr>
-          <w:p>
-            <w:pPr>
-              <w:rPr>
-                <w:rFonts w:hint="default"/>
-                <w:sz w:val="28"/>
-                <w:szCs w:val="28"/>
-                <w:vertAlign w:val="baseline"/>
-                <w:lang w:val="en-US"/>
-              </w:rPr>
-            </w:pPr>
-            <w:r>
-              <w:rPr>
-                <w:rFonts w:hint="default"/>
-                <w:sz w:val="28"/>
-                <w:szCs w:val="28"/>
-                <w:vertAlign w:val="baseline"/>
-                <w:lang w:val="en-US"/>
-              </w:rPr>
-              <w:t>User theo dõi</w:t>
-            </w:r>
-          </w:p>
-        </w:tc>
-        <w:tc>
-          <w:tcPr>
-            <w:tcW w:w="1705" w:type="dxa"/>
-          </w:tcPr>
-          <w:p>
-            <w:pPr>
-              <w:rPr>
-                <w:rFonts w:hint="default"/>
-                <w:sz w:val="28"/>
-                <w:szCs w:val="28"/>
-                <w:vertAlign w:val="baseline"/>
-                <w:lang w:val="en-US"/>
-              </w:rPr>
-            </w:pPr>
-            <w:r>
-              <w:rPr>
-                <w:rFonts w:hint="default"/>
-                <w:sz w:val="28"/>
-                <w:szCs w:val="28"/>
-                <w:vertAlign w:val="baseline"/>
-                <w:lang w:val="en-US"/>
-              </w:rPr>
-              <w:t>NOT NULL</w:t>
-            </w:r>
-          </w:p>
-        </w:tc>
-      </w:tr>
-      <w:tr>
-        <w:tblPrEx>
-          <w:tblBorders>
-            <w:top w:val="single" w:color="auto" w:sz="4" w:space="0"/>
-            <w:left w:val="single" w:color="auto" w:sz="4" w:space="0"/>
-            <w:bottom w:val="single" w:color="auto" w:sz="4" w:space="0"/>
-            <w:right w:val="single" w:color="auto" w:sz="4" w:space="0"/>
-            <w:insideH w:val="single" w:color="auto" w:sz="4" w:space="0"/>
-            <w:insideV w:val="single" w:color="auto" w:sz="4" w:space="0"/>
-          </w:tblBorders>
-          <w:tblCellMar>
-            <w:top w:w="0" w:type="dxa"/>
-            <w:left w:w="108" w:type="dxa"/>
-            <w:bottom w:w="0" w:type="dxa"/>
-            <w:right w:w="108" w:type="dxa"/>
-          </w:tblCellMar>
-        </w:tblPrEx>
-        <w:tc>
-          <w:tcPr>
-            <w:tcW w:w="1704" w:type="dxa"/>
-          </w:tcPr>
-          <w:p>
-            <w:pPr>
-              <w:rPr>
-                <w:rFonts w:hint="default"/>
-                <w:sz w:val="28"/>
-                <w:szCs w:val="28"/>
-                <w:vertAlign w:val="baseline"/>
-                <w:lang w:val="en-US"/>
-              </w:rPr>
-            </w:pPr>
-            <w:r>
-              <w:rPr>
-                <w:rFonts w:hint="default"/>
-                <w:sz w:val="28"/>
-                <w:szCs w:val="28"/>
-                <w:vertAlign w:val="baseline"/>
-                <w:lang w:val="en-US"/>
-              </w:rPr>
-              <w:t>followingId</w:t>
-            </w:r>
-          </w:p>
-        </w:tc>
-        <w:tc>
-          <w:tcPr>
-            <w:tcW w:w="1704" w:type="dxa"/>
-          </w:tcPr>
-          <w:p>
-            <w:pPr>
-              <w:rPr>
-                <w:rFonts w:hint="default"/>
-                <w:sz w:val="28"/>
-                <w:szCs w:val="28"/>
-                <w:vertAlign w:val="baseline"/>
-                <w:lang w:val="en-US"/>
-              </w:rPr>
-            </w:pPr>
-            <w:r>
-              <w:rPr>
-                <w:rFonts w:hint="default"/>
-                <w:sz w:val="28"/>
-                <w:szCs w:val="28"/>
-                <w:vertAlign w:val="baseline"/>
-                <w:lang w:val="en-US"/>
-              </w:rPr>
-              <w:t>string</w:t>
-            </w:r>
-          </w:p>
-        </w:tc>
-        <w:tc>
-          <w:tcPr>
-            <w:tcW w:w="1704" w:type="dxa"/>
-          </w:tcPr>
-          <w:p>
-            <w:pPr>
-              <w:rPr>
-                <w:rFonts w:hint="default"/>
-                <w:sz w:val="28"/>
-                <w:szCs w:val="28"/>
-                <w:vertAlign w:val="baseline"/>
-                <w:lang w:val="en-US"/>
-              </w:rPr>
-            </w:pPr>
-            <w:r>
-              <w:rPr>
-                <w:rFonts w:hint="default"/>
-                <w:sz w:val="28"/>
-                <w:szCs w:val="28"/>
-                <w:vertAlign w:val="baseline"/>
-                <w:lang w:val="en-US"/>
-              </w:rPr>
-              <w:t>private</w:t>
-            </w:r>
-          </w:p>
-        </w:tc>
-        <w:tc>
-          <w:tcPr>
-            <w:tcW w:w="1705" w:type="dxa"/>
-          </w:tcPr>
-          <w:p>
-            <w:pPr>
-              <w:rPr>
-                <w:rFonts w:hint="default"/>
-                <w:sz w:val="28"/>
-                <w:szCs w:val="28"/>
-                <w:vertAlign w:val="baseline"/>
-                <w:lang w:val="en-US"/>
-              </w:rPr>
-            </w:pPr>
-            <w:r>
-              <w:rPr>
-                <w:rFonts w:hint="default"/>
-                <w:sz w:val="28"/>
-                <w:szCs w:val="28"/>
-                <w:vertAlign w:val="baseline"/>
-                <w:lang w:val="en-US"/>
-              </w:rPr>
-              <w:t>User được theo dõi</w:t>
-            </w:r>
-          </w:p>
-        </w:tc>
-        <w:tc>
-          <w:tcPr>
-            <w:tcW w:w="1705" w:type="dxa"/>
-          </w:tcPr>
-          <w:p>
-            <w:pPr>
-              <w:rPr>
-                <w:rFonts w:hint="default"/>
-                <w:sz w:val="28"/>
-                <w:szCs w:val="28"/>
-                <w:vertAlign w:val="baseline"/>
-                <w:lang w:val="en-US"/>
-              </w:rPr>
-            </w:pPr>
-            <w:r>
-              <w:rPr>
-                <w:rFonts w:hint="default"/>
-                <w:sz w:val="28"/>
-                <w:szCs w:val="28"/>
-                <w:vertAlign w:val="baseline"/>
-                <w:lang w:val="en-US"/>
-              </w:rPr>
-              <w:t>NOT NULL</w:t>
             </w:r>
           </w:p>
         </w:tc>
@@ -8773,6 +7615,8 @@
           </w:tcPr>
           <w:p>
             <w:pPr>
+              <w:widowControl w:val="0"/>
+              <w:jc w:val="both"/>
               <w:rPr>
                 <w:rFonts w:hint="default"/>
                 <w:sz w:val="28"/>
@@ -8799,6 +7643,8 @@
           </w:tcPr>
           <w:p>
             <w:pPr>
+              <w:widowControl w:val="0"/>
+              <w:jc w:val="both"/>
               <w:rPr>
                 <w:rFonts w:hint="default"/>
                 <w:sz w:val="28"/>
@@ -8825,6 +7671,8 @@
           </w:tcPr>
           <w:p>
             <w:pPr>
+              <w:widowControl w:val="0"/>
+              <w:jc w:val="both"/>
               <w:rPr>
                 <w:rFonts w:hint="default"/>
                 <w:sz w:val="28"/>
@@ -8851,6 +7699,8 @@
           </w:tcPr>
           <w:p>
             <w:pPr>
+              <w:widowControl w:val="0"/>
+              <w:jc w:val="both"/>
               <w:rPr>
                 <w:rFonts w:hint="default"/>
                 <w:sz w:val="28"/>
@@ -8877,6 +7727,8 @@
           </w:tcPr>
           <w:p>
             <w:pPr>
+              <w:widowControl w:val="0"/>
+              <w:jc w:val="both"/>
               <w:rPr>
                 <w:rFonts w:hint="default"/>
                 <w:sz w:val="28"/>
@@ -8921,6 +7773,8 @@
           </w:tcPr>
           <w:p>
             <w:pPr>
+              <w:widowControl w:val="0"/>
+              <w:jc w:val="both"/>
               <w:rPr>
                 <w:rFonts w:hint="default"/>
                 <w:sz w:val="28"/>
@@ -8947,6 +7801,8 @@
           </w:tcPr>
           <w:p>
             <w:pPr>
+              <w:widowControl w:val="0"/>
+              <w:jc w:val="both"/>
               <w:rPr>
                 <w:rFonts w:hint="default"/>
                 <w:sz w:val="28"/>
@@ -8973,6 +7829,8 @@
           </w:tcPr>
           <w:p>
             <w:pPr>
+              <w:widowControl w:val="0"/>
+              <w:jc w:val="both"/>
               <w:rPr>
                 <w:rFonts w:hint="default"/>
                 <w:sz w:val="28"/>
@@ -8999,6 +7857,8 @@
           </w:tcPr>
           <w:p>
             <w:pPr>
+              <w:widowControl w:val="0"/>
+              <w:jc w:val="both"/>
               <w:rPr>
                 <w:rFonts w:hint="default"/>
                 <w:sz w:val="28"/>
@@ -9025,6 +7885,8 @@
           </w:tcPr>
           <w:p>
             <w:pPr>
+              <w:widowControl w:val="0"/>
+              <w:jc w:val="both"/>
               <w:rPr>
                 <w:rFonts w:hint="default"/>
                 <w:sz w:val="28"/>
@@ -9069,6 +7931,8 @@
           </w:tcPr>
           <w:p>
             <w:pPr>
+              <w:widowControl w:val="0"/>
+              <w:jc w:val="both"/>
               <w:rPr>
                 <w:rFonts w:hint="default"/>
                 <w:sz w:val="28"/>
@@ -9095,6 +7959,8 @@
           </w:tcPr>
           <w:p>
             <w:pPr>
+              <w:widowControl w:val="0"/>
+              <w:jc w:val="both"/>
               <w:rPr>
                 <w:rFonts w:hint="default"/>
                 <w:sz w:val="28"/>
@@ -9121,6 +7987,8 @@
           </w:tcPr>
           <w:p>
             <w:pPr>
+              <w:widowControl w:val="0"/>
+              <w:jc w:val="both"/>
               <w:rPr>
                 <w:rFonts w:hint="default"/>
                 <w:sz w:val="28"/>
@@ -9147,6 +8015,8 @@
           </w:tcPr>
           <w:p>
             <w:pPr>
+              <w:widowControl w:val="0"/>
+              <w:jc w:val="both"/>
               <w:rPr>
                 <w:rFonts w:hint="default"/>
                 <w:sz w:val="28"/>
@@ -9173,6 +8043,8 @@
           </w:tcPr>
           <w:p>
             <w:pPr>
+              <w:widowControl w:val="0"/>
+              <w:jc w:val="both"/>
               <w:rPr>
                 <w:rFonts w:hint="default"/>
                 <w:sz w:val="28"/>
@@ -9190,302 +8062,6 @@
                 <w:lang w:val="en-US"/>
               </w:rPr>
               <w:t>Thời gian hiện tại</w:t>
-            </w:r>
-          </w:p>
-        </w:tc>
-      </w:tr>
-      <w:tr>
-        <w:tblPrEx>
-          <w:tblBorders>
-            <w:top w:val="single" w:color="auto" w:sz="4" w:space="0"/>
-            <w:left w:val="single" w:color="auto" w:sz="4" w:space="0"/>
-            <w:bottom w:val="single" w:color="auto" w:sz="4" w:space="0"/>
-            <w:right w:val="single" w:color="auto" w:sz="4" w:space="0"/>
-            <w:insideH w:val="single" w:color="auto" w:sz="4" w:space="0"/>
-            <w:insideV w:val="single" w:color="auto" w:sz="4" w:space="0"/>
-          </w:tblBorders>
-          <w:tblCellMar>
-            <w:top w:w="0" w:type="dxa"/>
-            <w:left w:w="108" w:type="dxa"/>
-            <w:bottom w:w="0" w:type="dxa"/>
-            <w:right w:w="108" w:type="dxa"/>
-          </w:tblCellMar>
-        </w:tblPrEx>
-        <w:tc>
-          <w:tcPr>
-            <w:tcW w:w="1704" w:type="dxa"/>
-          </w:tcPr>
-          <w:p>
-            <w:pPr>
-              <w:rPr>
-                <w:rFonts w:hint="default"/>
-                <w:sz w:val="28"/>
-                <w:szCs w:val="28"/>
-                <w:vertAlign w:val="baseline"/>
-                <w:lang w:val="en-US"/>
-              </w:rPr>
-            </w:pPr>
-            <w:r>
-              <w:rPr>
-                <w:rFonts w:hint="default"/>
-                <w:sz w:val="28"/>
-                <w:szCs w:val="28"/>
-                <w:vertAlign w:val="baseline"/>
-                <w:lang w:val="en-US"/>
-              </w:rPr>
-              <w:t>userId</w:t>
-            </w:r>
-          </w:p>
-        </w:tc>
-        <w:tc>
-          <w:tcPr>
-            <w:tcW w:w="1704" w:type="dxa"/>
-          </w:tcPr>
-          <w:p>
-            <w:pPr>
-              <w:rPr>
-                <w:rFonts w:hint="default"/>
-                <w:sz w:val="28"/>
-                <w:szCs w:val="28"/>
-                <w:vertAlign w:val="baseline"/>
-                <w:lang w:val="en-US"/>
-              </w:rPr>
-            </w:pPr>
-            <w:r>
-              <w:rPr>
-                <w:rFonts w:hint="default"/>
-                <w:sz w:val="28"/>
-                <w:szCs w:val="28"/>
-                <w:vertAlign w:val="baseline"/>
-                <w:lang w:val="en-US"/>
-              </w:rPr>
-              <w:t>string</w:t>
-            </w:r>
-          </w:p>
-        </w:tc>
-        <w:tc>
-          <w:tcPr>
-            <w:tcW w:w="1704" w:type="dxa"/>
-          </w:tcPr>
-          <w:p>
-            <w:pPr>
-              <w:rPr>
-                <w:rFonts w:hint="default"/>
-                <w:sz w:val="28"/>
-                <w:szCs w:val="28"/>
-                <w:vertAlign w:val="baseline"/>
-                <w:lang w:val="en-US"/>
-              </w:rPr>
-            </w:pPr>
-            <w:r>
-              <w:rPr>
-                <w:rFonts w:hint="default"/>
-                <w:sz w:val="28"/>
-                <w:szCs w:val="28"/>
-                <w:vertAlign w:val="baseline"/>
-                <w:lang w:val="en-US"/>
-              </w:rPr>
-              <w:t>private</w:t>
-            </w:r>
-          </w:p>
-        </w:tc>
-        <w:tc>
-          <w:tcPr>
-            <w:tcW w:w="1705" w:type="dxa"/>
-          </w:tcPr>
-          <w:p>
-            <w:pPr>
-              <w:rPr>
-                <w:rFonts w:hint="default"/>
-                <w:sz w:val="28"/>
-                <w:szCs w:val="28"/>
-                <w:vertAlign w:val="baseline"/>
-                <w:lang w:val="en-US"/>
-              </w:rPr>
-            </w:pPr>
-            <w:r>
-              <w:rPr>
-                <w:rFonts w:hint="default"/>
-                <w:sz w:val="28"/>
-                <w:szCs w:val="28"/>
-                <w:vertAlign w:val="baseline"/>
-                <w:lang w:val="en-US"/>
-              </w:rPr>
-              <w:t>User đăng lại</w:t>
-            </w:r>
-          </w:p>
-        </w:tc>
-        <w:tc>
-          <w:tcPr>
-            <w:tcW w:w="1705" w:type="dxa"/>
-          </w:tcPr>
-          <w:p>
-            <w:pPr>
-              <w:rPr>
-                <w:rFonts w:hint="default"/>
-                <w:sz w:val="28"/>
-                <w:szCs w:val="28"/>
-                <w:vertAlign w:val="baseline"/>
-                <w:lang w:val="en-US"/>
-              </w:rPr>
-            </w:pPr>
-            <w:r>
-              <w:rPr>
-                <w:rFonts w:hint="default"/>
-                <w:sz w:val="28"/>
-                <w:szCs w:val="28"/>
-                <w:vertAlign w:val="baseline"/>
-                <w:lang w:val="en-US"/>
-              </w:rPr>
-              <w:t>NOT NULL</w:t>
-            </w:r>
-          </w:p>
-        </w:tc>
-      </w:tr>
-      <w:tr>
-        <w:tblPrEx>
-          <w:tblBorders>
-            <w:top w:val="single" w:color="auto" w:sz="4" w:space="0"/>
-            <w:left w:val="single" w:color="auto" w:sz="4" w:space="0"/>
-            <w:bottom w:val="single" w:color="auto" w:sz="4" w:space="0"/>
-            <w:right w:val="single" w:color="auto" w:sz="4" w:space="0"/>
-            <w:insideH w:val="single" w:color="auto" w:sz="4" w:space="0"/>
-            <w:insideV w:val="single" w:color="auto" w:sz="4" w:space="0"/>
-          </w:tblBorders>
-          <w:tblCellMar>
-            <w:top w:w="0" w:type="dxa"/>
-            <w:left w:w="108" w:type="dxa"/>
-            <w:bottom w:w="0" w:type="dxa"/>
-            <w:right w:w="108" w:type="dxa"/>
-          </w:tblCellMar>
-        </w:tblPrEx>
-        <w:tc>
-          <w:tcPr>
-            <w:tcW w:w="1704" w:type="dxa"/>
-          </w:tcPr>
-          <w:p>
-            <w:pPr>
-              <w:rPr>
-                <w:rFonts w:hint="default"/>
-                <w:sz w:val="28"/>
-                <w:szCs w:val="28"/>
-                <w:vertAlign w:val="baseline"/>
-                <w:lang w:val="en-US"/>
-              </w:rPr>
-            </w:pPr>
-            <w:r>
-              <w:rPr>
-                <w:rFonts w:hint="default"/>
-                <w:sz w:val="28"/>
-                <w:szCs w:val="28"/>
-                <w:vertAlign w:val="baseline"/>
-                <w:lang w:val="en-US"/>
-              </w:rPr>
-              <w:t>songId</w:t>
-            </w:r>
-          </w:p>
-        </w:tc>
-        <w:tc>
-          <w:tcPr>
-            <w:tcW w:w="1704" w:type="dxa"/>
-          </w:tcPr>
-          <w:p>
-            <w:pPr>
-              <w:rPr>
-                <w:rFonts w:hint="default"/>
-                <w:sz w:val="28"/>
-                <w:szCs w:val="28"/>
-                <w:vertAlign w:val="baseline"/>
-                <w:lang w:val="en-US"/>
-              </w:rPr>
-            </w:pPr>
-            <w:r>
-              <w:rPr>
-                <w:rFonts w:hint="default"/>
-                <w:sz w:val="28"/>
-                <w:szCs w:val="28"/>
-                <w:vertAlign w:val="baseline"/>
-                <w:lang w:val="en-US"/>
-              </w:rPr>
-              <w:t>string</w:t>
-            </w:r>
-          </w:p>
-        </w:tc>
-        <w:tc>
-          <w:tcPr>
-            <w:tcW w:w="1704" w:type="dxa"/>
-          </w:tcPr>
-          <w:p>
-            <w:pPr>
-              <w:rPr>
-                <w:rFonts w:hint="default"/>
-                <w:sz w:val="28"/>
-                <w:szCs w:val="28"/>
-                <w:vertAlign w:val="baseline"/>
-                <w:lang w:val="en-US"/>
-              </w:rPr>
-            </w:pPr>
-            <w:r>
-              <w:rPr>
-                <w:rFonts w:hint="default"/>
-                <w:sz w:val="28"/>
-                <w:szCs w:val="28"/>
-                <w:vertAlign w:val="baseline"/>
-                <w:lang w:val="en-US"/>
-              </w:rPr>
-              <w:t>private</w:t>
-            </w:r>
-          </w:p>
-        </w:tc>
-        <w:tc>
-          <w:tcPr>
-            <w:tcW w:w="1705" w:type="dxa"/>
-          </w:tcPr>
-          <w:p>
-            <w:pPr>
-              <w:rPr>
-                <w:rFonts w:hint="default"/>
-                <w:sz w:val="28"/>
-                <w:szCs w:val="28"/>
-                <w:vertAlign w:val="baseline"/>
-                <w:lang w:val="en-US"/>
-              </w:rPr>
-            </w:pPr>
-            <w:r>
-              <w:rPr>
-                <w:rFonts w:hint="default"/>
-                <w:sz w:val="28"/>
-                <w:szCs w:val="28"/>
-                <w:vertAlign w:val="baseline"/>
-                <w:lang w:val="en-US"/>
-              </w:rPr>
-              <w:t>Bài hát được đăng lại</w:t>
-            </w:r>
-          </w:p>
-        </w:tc>
-        <w:tc>
-          <w:tcPr>
-            <w:tcW w:w="1705" w:type="dxa"/>
-          </w:tcPr>
-          <w:p>
-            <w:pPr>
-              <w:rPr>
-                <w:rFonts w:hint="default"/>
-                <w:sz w:val="28"/>
-                <w:szCs w:val="28"/>
-                <w:vertAlign w:val="baseline"/>
-                <w:lang w:val="en-US"/>
-              </w:rPr>
-            </w:pPr>
-            <w:r>
-              <w:rPr>
-                <w:rFonts w:hint="default"/>
-                <w:sz w:val="28"/>
-                <w:szCs w:val="28"/>
-                <w:vertAlign w:val="baseline"/>
-                <w:lang w:val="en-US"/>
-              </w:rPr>
-              <w:t>NOT NULL</w:t>
             </w:r>
           </w:p>
         </w:tc>
@@ -9571,6 +8147,8 @@
           </w:tcPr>
           <w:p>
             <w:pPr>
+              <w:widowControl w:val="0"/>
+              <w:jc w:val="both"/>
               <w:rPr>
                 <w:rFonts w:hint="default"/>
                 <w:sz w:val="28"/>
@@ -9597,6 +8175,8 @@
           </w:tcPr>
           <w:p>
             <w:pPr>
+              <w:widowControl w:val="0"/>
+              <w:jc w:val="both"/>
               <w:rPr>
                 <w:rFonts w:hint="default"/>
                 <w:sz w:val="28"/>
@@ -9623,6 +8203,8 @@
           </w:tcPr>
           <w:p>
             <w:pPr>
+              <w:widowControl w:val="0"/>
+              <w:jc w:val="both"/>
               <w:rPr>
                 <w:rFonts w:hint="default"/>
                 <w:sz w:val="28"/>
@@ -9649,6 +8231,8 @@
           </w:tcPr>
           <w:p>
             <w:pPr>
+              <w:widowControl w:val="0"/>
+              <w:jc w:val="both"/>
               <w:rPr>
                 <w:rFonts w:hint="default"/>
                 <w:sz w:val="28"/>
@@ -9675,6 +8259,8 @@
           </w:tcPr>
           <w:p>
             <w:pPr>
+              <w:widowControl w:val="0"/>
+              <w:jc w:val="both"/>
               <w:rPr>
                 <w:rFonts w:hint="default"/>
                 <w:sz w:val="28"/>
@@ -9719,6 +8305,8 @@
           </w:tcPr>
           <w:p>
             <w:pPr>
+              <w:widowControl w:val="0"/>
+              <w:jc w:val="both"/>
               <w:rPr>
                 <w:rFonts w:hint="default"/>
                 <w:sz w:val="28"/>
@@ -9745,6 +8333,8 @@
           </w:tcPr>
           <w:p>
             <w:pPr>
+              <w:widowControl w:val="0"/>
+              <w:jc w:val="both"/>
               <w:rPr>
                 <w:rFonts w:hint="default"/>
                 <w:sz w:val="28"/>
@@ -9771,6 +8361,8 @@
           </w:tcPr>
           <w:p>
             <w:pPr>
+              <w:widowControl w:val="0"/>
+              <w:jc w:val="both"/>
               <w:rPr>
                 <w:rFonts w:hint="default"/>
                 <w:sz w:val="28"/>
@@ -9797,6 +8389,8 @@
           </w:tcPr>
           <w:p>
             <w:pPr>
+              <w:widowControl w:val="0"/>
+              <w:jc w:val="both"/>
               <w:rPr>
                 <w:rFonts w:hint="default"/>
                 <w:sz w:val="28"/>
@@ -9823,6 +8417,8 @@
           </w:tcPr>
           <w:p>
             <w:pPr>
+              <w:widowControl w:val="0"/>
+              <w:jc w:val="both"/>
               <w:rPr>
                 <w:rFonts w:hint="default"/>
                 <w:sz w:val="28"/>
@@ -9867,6 +8463,8 @@
           </w:tcPr>
           <w:p>
             <w:pPr>
+              <w:widowControl w:val="0"/>
+              <w:jc w:val="both"/>
               <w:rPr>
                 <w:rFonts w:hint="default"/>
                 <w:sz w:val="28"/>
@@ -9893,6 +8491,8 @@
           </w:tcPr>
           <w:p>
             <w:pPr>
+              <w:widowControl w:val="0"/>
+              <w:jc w:val="both"/>
               <w:rPr>
                 <w:rFonts w:hint="default"/>
                 <w:sz w:val="28"/>
@@ -9919,6 +8519,8 @@
           </w:tcPr>
           <w:p>
             <w:pPr>
+              <w:widowControl w:val="0"/>
+              <w:jc w:val="both"/>
               <w:rPr>
                 <w:rFonts w:hint="default"/>
                 <w:sz w:val="28"/>
@@ -9945,6 +8547,8 @@
           </w:tcPr>
           <w:p>
             <w:pPr>
+              <w:widowControl w:val="0"/>
+              <w:jc w:val="both"/>
               <w:rPr>
                 <w:rFonts w:hint="default"/>
                 <w:sz w:val="28"/>
@@ -9971,6 +8575,8 @@
           </w:tcPr>
           <w:p>
             <w:pPr>
+              <w:widowControl w:val="0"/>
+              <w:jc w:val="both"/>
               <w:rPr>
                 <w:rFonts w:hint="default"/>
                 <w:sz w:val="28"/>
@@ -10015,32 +8621,36 @@
           </w:tcPr>
           <w:p>
             <w:pPr>
-              <w:rPr>
-                <w:rFonts w:hint="default"/>
-                <w:sz w:val="28"/>
-                <w:szCs w:val="28"/>
-                <w:vertAlign w:val="baseline"/>
-                <w:lang w:val="en-US"/>
-              </w:rPr>
-            </w:pPr>
-            <w:r>
-              <w:rPr>
-                <w:rFonts w:hint="default"/>
-                <w:sz w:val="28"/>
-                <w:szCs w:val="28"/>
-                <w:vertAlign w:val="baseline"/>
-                <w:lang w:val="en-US"/>
-              </w:rPr>
-              <w:t>userId</w:t>
-            </w:r>
-          </w:p>
-        </w:tc>
-        <w:tc>
-          <w:tcPr>
-            <w:tcW w:w="1704" w:type="dxa"/>
-          </w:tcPr>
-          <w:p>
-            <w:pPr>
+              <w:widowControl w:val="0"/>
+              <w:jc w:val="both"/>
+              <w:rPr>
+                <w:rFonts w:hint="default"/>
+                <w:sz w:val="28"/>
+                <w:szCs w:val="28"/>
+                <w:vertAlign w:val="baseline"/>
+                <w:lang w:val="en-US"/>
+              </w:rPr>
+            </w:pPr>
+            <w:r>
+              <w:rPr>
+                <w:rFonts w:hint="default"/>
+                <w:sz w:val="28"/>
+                <w:szCs w:val="28"/>
+                <w:vertAlign w:val="baseline"/>
+                <w:lang w:val="en-US"/>
+              </w:rPr>
+              <w:t>platform</w:t>
+            </w:r>
+          </w:p>
+        </w:tc>
+        <w:tc>
+          <w:tcPr>
+            <w:tcW w:w="1704" w:type="dxa"/>
+          </w:tcPr>
+          <w:p>
+            <w:pPr>
+              <w:widowControl w:val="0"/>
+              <w:jc w:val="both"/>
               <w:rPr>
                 <w:rFonts w:hint="default"/>
                 <w:sz w:val="28"/>
@@ -10067,6 +8677,8 @@
           </w:tcPr>
           <w:p>
             <w:pPr>
+              <w:widowControl w:val="0"/>
+              <w:jc w:val="both"/>
               <w:rPr>
                 <w:rFonts w:hint="default"/>
                 <w:sz w:val="28"/>
@@ -10093,302 +8705,8 @@
           </w:tcPr>
           <w:p>
             <w:pPr>
-              <w:rPr>
-                <w:rFonts w:hint="default"/>
-                <w:sz w:val="28"/>
-                <w:szCs w:val="28"/>
-                <w:vertAlign w:val="baseline"/>
-                <w:lang w:val="en-US"/>
-              </w:rPr>
-            </w:pPr>
-            <w:r>
-              <w:rPr>
-                <w:rFonts w:hint="default"/>
-                <w:sz w:val="28"/>
-                <w:szCs w:val="28"/>
-                <w:vertAlign w:val="baseline"/>
-                <w:lang w:val="en-US"/>
-              </w:rPr>
-              <w:t>User chia sẻ</w:t>
-            </w:r>
-          </w:p>
-        </w:tc>
-        <w:tc>
-          <w:tcPr>
-            <w:tcW w:w="1705" w:type="dxa"/>
-          </w:tcPr>
-          <w:p>
-            <w:pPr>
-              <w:rPr>
-                <w:rFonts w:hint="default"/>
-                <w:sz w:val="28"/>
-                <w:szCs w:val="28"/>
-                <w:vertAlign w:val="baseline"/>
-                <w:lang w:val="en-US"/>
-              </w:rPr>
-            </w:pPr>
-            <w:r>
-              <w:rPr>
-                <w:rFonts w:hint="default"/>
-                <w:sz w:val="28"/>
-                <w:szCs w:val="28"/>
-                <w:vertAlign w:val="baseline"/>
-                <w:lang w:val="en-US"/>
-              </w:rPr>
-              <w:t>NOT NULL</w:t>
-            </w:r>
-          </w:p>
-        </w:tc>
-      </w:tr>
-      <w:tr>
-        <w:tblPrEx>
-          <w:tblBorders>
-            <w:top w:val="single" w:color="auto" w:sz="4" w:space="0"/>
-            <w:left w:val="single" w:color="auto" w:sz="4" w:space="0"/>
-            <w:bottom w:val="single" w:color="auto" w:sz="4" w:space="0"/>
-            <w:right w:val="single" w:color="auto" w:sz="4" w:space="0"/>
-            <w:insideH w:val="single" w:color="auto" w:sz="4" w:space="0"/>
-            <w:insideV w:val="single" w:color="auto" w:sz="4" w:space="0"/>
-          </w:tblBorders>
-          <w:tblCellMar>
-            <w:top w:w="0" w:type="dxa"/>
-            <w:left w:w="108" w:type="dxa"/>
-            <w:bottom w:w="0" w:type="dxa"/>
-            <w:right w:w="108" w:type="dxa"/>
-          </w:tblCellMar>
-        </w:tblPrEx>
-        <w:tc>
-          <w:tcPr>
-            <w:tcW w:w="1704" w:type="dxa"/>
-          </w:tcPr>
-          <w:p>
-            <w:pPr>
-              <w:rPr>
-                <w:rFonts w:hint="default"/>
-                <w:sz w:val="28"/>
-                <w:szCs w:val="28"/>
-                <w:vertAlign w:val="baseline"/>
-                <w:lang w:val="en-US"/>
-              </w:rPr>
-            </w:pPr>
-            <w:r>
-              <w:rPr>
-                <w:rFonts w:hint="default"/>
-                <w:sz w:val="28"/>
-                <w:szCs w:val="28"/>
-                <w:vertAlign w:val="baseline"/>
-                <w:lang w:val="en-US"/>
-              </w:rPr>
-              <w:t>songId</w:t>
-            </w:r>
-          </w:p>
-        </w:tc>
-        <w:tc>
-          <w:tcPr>
-            <w:tcW w:w="1704" w:type="dxa"/>
-          </w:tcPr>
-          <w:p>
-            <w:pPr>
-              <w:rPr>
-                <w:rFonts w:hint="default"/>
-                <w:sz w:val="28"/>
-                <w:szCs w:val="28"/>
-                <w:vertAlign w:val="baseline"/>
-                <w:lang w:val="en-US"/>
-              </w:rPr>
-            </w:pPr>
-            <w:r>
-              <w:rPr>
-                <w:rFonts w:hint="default"/>
-                <w:sz w:val="28"/>
-                <w:szCs w:val="28"/>
-                <w:vertAlign w:val="baseline"/>
-                <w:lang w:val="en-US"/>
-              </w:rPr>
-              <w:t>string</w:t>
-            </w:r>
-          </w:p>
-        </w:tc>
-        <w:tc>
-          <w:tcPr>
-            <w:tcW w:w="1704" w:type="dxa"/>
-          </w:tcPr>
-          <w:p>
-            <w:pPr>
-              <w:rPr>
-                <w:rFonts w:hint="default"/>
-                <w:sz w:val="28"/>
-                <w:szCs w:val="28"/>
-                <w:vertAlign w:val="baseline"/>
-                <w:lang w:val="en-US"/>
-              </w:rPr>
-            </w:pPr>
-            <w:r>
-              <w:rPr>
-                <w:rFonts w:hint="default"/>
-                <w:sz w:val="28"/>
-                <w:szCs w:val="28"/>
-                <w:vertAlign w:val="baseline"/>
-                <w:lang w:val="en-US"/>
-              </w:rPr>
-              <w:t>private</w:t>
-            </w:r>
-          </w:p>
-        </w:tc>
-        <w:tc>
-          <w:tcPr>
-            <w:tcW w:w="1705" w:type="dxa"/>
-          </w:tcPr>
-          <w:p>
-            <w:pPr>
-              <w:rPr>
-                <w:rFonts w:hint="default"/>
-                <w:sz w:val="28"/>
-                <w:szCs w:val="28"/>
-                <w:vertAlign w:val="baseline"/>
-                <w:lang w:val="en-US"/>
-              </w:rPr>
-            </w:pPr>
-            <w:r>
-              <w:rPr>
-                <w:rFonts w:hint="default"/>
-                <w:sz w:val="28"/>
-                <w:szCs w:val="28"/>
-                <w:vertAlign w:val="baseline"/>
-                <w:lang w:val="en-US"/>
-              </w:rPr>
-              <w:t>Bài hát chia sẻ</w:t>
-            </w:r>
-          </w:p>
-        </w:tc>
-        <w:tc>
-          <w:tcPr>
-            <w:tcW w:w="1705" w:type="dxa"/>
-          </w:tcPr>
-          <w:p>
-            <w:pPr>
-              <w:rPr>
-                <w:rFonts w:hint="default"/>
-                <w:sz w:val="28"/>
-                <w:szCs w:val="28"/>
-                <w:vertAlign w:val="baseline"/>
-                <w:lang w:val="en-US"/>
-              </w:rPr>
-            </w:pPr>
-            <w:r>
-              <w:rPr>
-                <w:rFonts w:hint="default"/>
-                <w:sz w:val="28"/>
-                <w:szCs w:val="28"/>
-                <w:vertAlign w:val="baseline"/>
-                <w:lang w:val="en-US"/>
-              </w:rPr>
-              <w:t>NOT NULL</w:t>
-            </w:r>
-          </w:p>
-        </w:tc>
-      </w:tr>
-      <w:tr>
-        <w:tblPrEx>
-          <w:tblBorders>
-            <w:top w:val="single" w:color="auto" w:sz="4" w:space="0"/>
-            <w:left w:val="single" w:color="auto" w:sz="4" w:space="0"/>
-            <w:bottom w:val="single" w:color="auto" w:sz="4" w:space="0"/>
-            <w:right w:val="single" w:color="auto" w:sz="4" w:space="0"/>
-            <w:insideH w:val="single" w:color="auto" w:sz="4" w:space="0"/>
-            <w:insideV w:val="single" w:color="auto" w:sz="4" w:space="0"/>
-          </w:tblBorders>
-          <w:tblCellMar>
-            <w:top w:w="0" w:type="dxa"/>
-            <w:left w:w="108" w:type="dxa"/>
-            <w:bottom w:w="0" w:type="dxa"/>
-            <w:right w:w="108" w:type="dxa"/>
-          </w:tblCellMar>
-        </w:tblPrEx>
-        <w:tc>
-          <w:tcPr>
-            <w:tcW w:w="1704" w:type="dxa"/>
-          </w:tcPr>
-          <w:p>
-            <w:pPr>
-              <w:rPr>
-                <w:rFonts w:hint="default"/>
-                <w:sz w:val="28"/>
-                <w:szCs w:val="28"/>
-                <w:vertAlign w:val="baseline"/>
-                <w:lang w:val="en-US"/>
-              </w:rPr>
-            </w:pPr>
-            <w:r>
-              <w:rPr>
-                <w:rFonts w:hint="default"/>
-                <w:sz w:val="28"/>
-                <w:szCs w:val="28"/>
-                <w:vertAlign w:val="baseline"/>
-                <w:lang w:val="en-US"/>
-              </w:rPr>
-              <w:t>platform</w:t>
-            </w:r>
-          </w:p>
-        </w:tc>
-        <w:tc>
-          <w:tcPr>
-            <w:tcW w:w="1704" w:type="dxa"/>
-          </w:tcPr>
-          <w:p>
-            <w:pPr>
-              <w:rPr>
-                <w:rFonts w:hint="default"/>
-                <w:sz w:val="28"/>
-                <w:szCs w:val="28"/>
-                <w:vertAlign w:val="baseline"/>
-                <w:lang w:val="en-US"/>
-              </w:rPr>
-            </w:pPr>
-            <w:r>
-              <w:rPr>
-                <w:rFonts w:hint="default"/>
-                <w:sz w:val="28"/>
-                <w:szCs w:val="28"/>
-                <w:vertAlign w:val="baseline"/>
-                <w:lang w:val="en-US"/>
-              </w:rPr>
-              <w:t>string</w:t>
-            </w:r>
-          </w:p>
-        </w:tc>
-        <w:tc>
-          <w:tcPr>
-            <w:tcW w:w="1704" w:type="dxa"/>
-          </w:tcPr>
-          <w:p>
-            <w:pPr>
-              <w:rPr>
-                <w:rFonts w:hint="default"/>
-                <w:sz w:val="28"/>
-                <w:szCs w:val="28"/>
-                <w:vertAlign w:val="baseline"/>
-                <w:lang w:val="en-US"/>
-              </w:rPr>
-            </w:pPr>
-            <w:r>
-              <w:rPr>
-                <w:rFonts w:hint="default"/>
-                <w:sz w:val="28"/>
-                <w:szCs w:val="28"/>
-                <w:vertAlign w:val="baseline"/>
-                <w:lang w:val="en-US"/>
-              </w:rPr>
-              <w:t>private</w:t>
-            </w:r>
-          </w:p>
-        </w:tc>
-        <w:tc>
-          <w:tcPr>
-            <w:tcW w:w="1705" w:type="dxa"/>
-          </w:tcPr>
-          <w:p>
-            <w:pPr>
+              <w:widowControl w:val="0"/>
+              <w:jc w:val="both"/>
               <w:rPr>
                 <w:rFonts w:hint="default"/>
                 <w:sz w:val="28"/>
@@ -10415,6 +8733,8 @@
           </w:tcPr>
           <w:p>
             <w:pPr>
+              <w:widowControl w:val="0"/>
+              <w:jc w:val="both"/>
               <w:rPr>
                 <w:rFonts w:hint="default"/>
                 <w:sz w:val="28"/>
@@ -10513,10 +8833,12 @@
         </w:tblPrEx>
         <w:tc>
           <w:tcPr>
-            <w:tcW w:w="1704" w:type="dxa"/>
-          </w:tcPr>
-          <w:p>
-            <w:pPr>
+            <w:tcW w:w="1693" w:type="dxa"/>
+          </w:tcPr>
+          <w:p>
+            <w:pPr>
+              <w:widowControl w:val="0"/>
+              <w:jc w:val="both"/>
               <w:rPr>
                 <w:rFonts w:hint="default"/>
                 <w:sz w:val="28"/>
@@ -10539,10 +8861,12 @@
         </w:tc>
         <w:tc>
           <w:tcPr>
-            <w:tcW w:w="1704" w:type="dxa"/>
-          </w:tcPr>
-          <w:p>
-            <w:pPr>
+            <w:tcW w:w="1767" w:type="dxa"/>
+          </w:tcPr>
+          <w:p>
+            <w:pPr>
+              <w:widowControl w:val="0"/>
+              <w:jc w:val="both"/>
               <w:rPr>
                 <w:rFonts w:hint="default"/>
                 <w:sz w:val="28"/>
@@ -10565,10 +8889,12 @@
         </w:tc>
         <w:tc>
           <w:tcPr>
-            <w:tcW w:w="1704" w:type="dxa"/>
-          </w:tcPr>
-          <w:p>
-            <w:pPr>
+            <w:tcW w:w="1683" w:type="dxa"/>
+          </w:tcPr>
+          <w:p>
+            <w:pPr>
+              <w:widowControl w:val="0"/>
+              <w:jc w:val="both"/>
               <w:rPr>
                 <w:rFonts w:hint="default"/>
                 <w:sz w:val="28"/>
@@ -10591,10 +8917,12 @@
         </w:tc>
         <w:tc>
           <w:tcPr>
-            <w:tcW w:w="1705" w:type="dxa"/>
-          </w:tcPr>
-          <w:p>
-            <w:pPr>
+            <w:tcW w:w="1687" w:type="dxa"/>
+          </w:tcPr>
+          <w:p>
+            <w:pPr>
+              <w:widowControl w:val="0"/>
+              <w:jc w:val="both"/>
               <w:rPr>
                 <w:rFonts w:hint="default"/>
                 <w:sz w:val="28"/>
@@ -10617,10 +8945,12 @@
         </w:tc>
         <w:tc>
           <w:tcPr>
-            <w:tcW w:w="1705" w:type="dxa"/>
-          </w:tcPr>
-          <w:p>
-            <w:pPr>
+            <w:tcW w:w="1692" w:type="dxa"/>
+          </w:tcPr>
+          <w:p>
+            <w:pPr>
+              <w:widowControl w:val="0"/>
+              <w:jc w:val="both"/>
               <w:rPr>
                 <w:rFonts w:hint="default"/>
                 <w:sz w:val="28"/>
@@ -10661,10 +8991,12 @@
         </w:tblPrEx>
         <w:tc>
           <w:tcPr>
-            <w:tcW w:w="1704" w:type="dxa"/>
-          </w:tcPr>
-          <w:p>
-            <w:pPr>
+            <w:tcW w:w="1693" w:type="dxa"/>
+          </w:tcPr>
+          <w:p>
+            <w:pPr>
+              <w:widowControl w:val="0"/>
+              <w:jc w:val="both"/>
               <w:rPr>
                 <w:rFonts w:hint="default"/>
                 <w:sz w:val="28"/>
@@ -10687,10 +9019,12 @@
         </w:tc>
         <w:tc>
           <w:tcPr>
-            <w:tcW w:w="1704" w:type="dxa"/>
-          </w:tcPr>
-          <w:p>
-            <w:pPr>
+            <w:tcW w:w="1767" w:type="dxa"/>
+          </w:tcPr>
+          <w:p>
+            <w:pPr>
+              <w:widowControl w:val="0"/>
+              <w:jc w:val="both"/>
               <w:rPr>
                 <w:rFonts w:hint="default"/>
                 <w:sz w:val="28"/>
@@ -10713,10 +9047,12 @@
         </w:tc>
         <w:tc>
           <w:tcPr>
-            <w:tcW w:w="1704" w:type="dxa"/>
-          </w:tcPr>
-          <w:p>
-            <w:pPr>
+            <w:tcW w:w="1683" w:type="dxa"/>
+          </w:tcPr>
+          <w:p>
+            <w:pPr>
+              <w:widowControl w:val="0"/>
+              <w:jc w:val="both"/>
               <w:rPr>
                 <w:rFonts w:hint="default"/>
                 <w:sz w:val="28"/>
@@ -10739,10 +9075,12 @@
         </w:tc>
         <w:tc>
           <w:tcPr>
-            <w:tcW w:w="1705" w:type="dxa"/>
-          </w:tcPr>
-          <w:p>
-            <w:pPr>
+            <w:tcW w:w="1687" w:type="dxa"/>
+          </w:tcPr>
+          <w:p>
+            <w:pPr>
+              <w:widowControl w:val="0"/>
+              <w:jc w:val="both"/>
               <w:rPr>
                 <w:rFonts w:hint="default"/>
                 <w:sz w:val="28"/>
@@ -10765,10 +9103,12 @@
         </w:tc>
         <w:tc>
           <w:tcPr>
-            <w:tcW w:w="1705" w:type="dxa"/>
-          </w:tcPr>
-          <w:p>
-            <w:pPr>
+            <w:tcW w:w="1692" w:type="dxa"/>
+          </w:tcPr>
+          <w:p>
+            <w:pPr>
+              <w:widowControl w:val="0"/>
+              <w:jc w:val="both"/>
               <w:rPr>
                 <w:rFonts w:hint="default"/>
                 <w:sz w:val="28"/>
@@ -10809,10 +9149,12 @@
         </w:tblPrEx>
         <w:tc>
           <w:tcPr>
-            <w:tcW w:w="1704" w:type="dxa"/>
-          </w:tcPr>
-          <w:p>
-            <w:pPr>
+            <w:tcW w:w="1693" w:type="dxa"/>
+          </w:tcPr>
+          <w:p>
+            <w:pPr>
+              <w:widowControl w:val="0"/>
+              <w:jc w:val="both"/>
               <w:rPr>
                 <w:rFonts w:hint="default"/>
                 <w:sz w:val="28"/>
@@ -10835,10 +9177,12 @@
         </w:tc>
         <w:tc>
           <w:tcPr>
-            <w:tcW w:w="1704" w:type="dxa"/>
-          </w:tcPr>
-          <w:p>
-            <w:pPr>
+            <w:tcW w:w="1767" w:type="dxa"/>
+          </w:tcPr>
+          <w:p>
+            <w:pPr>
+              <w:widowControl w:val="0"/>
+              <w:jc w:val="both"/>
               <w:rPr>
                 <w:rFonts w:hint="default"/>
                 <w:sz w:val="28"/>
@@ -10861,10 +9205,12 @@
         </w:tc>
         <w:tc>
           <w:tcPr>
-            <w:tcW w:w="1704" w:type="dxa"/>
-          </w:tcPr>
-          <w:p>
-            <w:pPr>
+            <w:tcW w:w="1683" w:type="dxa"/>
+          </w:tcPr>
+          <w:p>
+            <w:pPr>
+              <w:widowControl w:val="0"/>
+              <w:jc w:val="both"/>
               <w:rPr>
                 <w:rFonts w:hint="default"/>
                 <w:sz w:val="28"/>
@@ -10887,10 +9233,12 @@
         </w:tc>
         <w:tc>
           <w:tcPr>
-            <w:tcW w:w="1705" w:type="dxa"/>
-          </w:tcPr>
-          <w:p>
-            <w:pPr>
+            <w:tcW w:w="1687" w:type="dxa"/>
+          </w:tcPr>
+          <w:p>
+            <w:pPr>
+              <w:widowControl w:val="0"/>
+              <w:jc w:val="both"/>
               <w:rPr>
                 <w:rFonts w:hint="default"/>
                 <w:sz w:val="28"/>
@@ -10913,10 +9261,12 @@
         </w:tc>
         <w:tc>
           <w:tcPr>
-            <w:tcW w:w="1705" w:type="dxa"/>
-          </w:tcPr>
-          <w:p>
-            <w:pPr>
+            <w:tcW w:w="1692" w:type="dxa"/>
+          </w:tcPr>
+          <w:p>
+            <w:pPr>
+              <w:widowControl w:val="0"/>
+              <w:jc w:val="both"/>
               <w:rPr>
                 <w:rFonts w:hint="default"/>
                 <w:sz w:val="28"/>
@@ -10957,10 +9307,12 @@
         </w:tblPrEx>
         <w:tc>
           <w:tcPr>
-            <w:tcW w:w="1704" w:type="dxa"/>
-          </w:tcPr>
-          <w:p>
-            <w:pPr>
+            <w:tcW w:w="1693" w:type="dxa"/>
+          </w:tcPr>
+          <w:p>
+            <w:pPr>
+              <w:widowControl w:val="0"/>
+              <w:jc w:val="both"/>
               <w:rPr>
                 <w:rFonts w:hint="default"/>
                 <w:sz w:val="28"/>
@@ -10983,10 +9335,12 @@
         </w:tc>
         <w:tc>
           <w:tcPr>
-            <w:tcW w:w="1704" w:type="dxa"/>
-          </w:tcPr>
-          <w:p>
-            <w:pPr>
+            <w:tcW w:w="1767" w:type="dxa"/>
+          </w:tcPr>
+          <w:p>
+            <w:pPr>
+              <w:widowControl w:val="0"/>
+              <w:jc w:val="both"/>
               <w:rPr>
                 <w:rFonts w:hint="default"/>
                 <w:sz w:val="28"/>
@@ -11009,10 +9363,12 @@
         </w:tc>
         <w:tc>
           <w:tcPr>
-            <w:tcW w:w="1704" w:type="dxa"/>
-          </w:tcPr>
-          <w:p>
-            <w:pPr>
+            <w:tcW w:w="1683" w:type="dxa"/>
+          </w:tcPr>
+          <w:p>
+            <w:pPr>
+              <w:widowControl w:val="0"/>
+              <w:jc w:val="both"/>
               <w:rPr>
                 <w:rFonts w:hint="default"/>
                 <w:sz w:val="28"/>
@@ -11035,10 +9391,12 @@
         </w:tc>
         <w:tc>
           <w:tcPr>
-            <w:tcW w:w="1705" w:type="dxa"/>
-          </w:tcPr>
-          <w:p>
-            <w:pPr>
+            <w:tcW w:w="1687" w:type="dxa"/>
+          </w:tcPr>
+          <w:p>
+            <w:pPr>
+              <w:widowControl w:val="0"/>
+              <w:jc w:val="both"/>
               <w:rPr>
                 <w:rFonts w:hint="default"/>
                 <w:sz w:val="28"/>
@@ -11061,10 +9419,12 @@
         </w:tc>
         <w:tc>
           <w:tcPr>
-            <w:tcW w:w="1705" w:type="dxa"/>
-          </w:tcPr>
-          <w:p>
-            <w:pPr>
+            <w:tcW w:w="1692" w:type="dxa"/>
+          </w:tcPr>
+          <w:p>
+            <w:pPr>
+              <w:widowControl w:val="0"/>
+              <w:jc w:val="both"/>
               <w:rPr>
                 <w:rFonts w:hint="default"/>
                 <w:sz w:val="28"/>
@@ -11105,10 +9465,12 @@
         </w:tblPrEx>
         <w:tc>
           <w:tcPr>
-            <w:tcW w:w="1704" w:type="dxa"/>
-          </w:tcPr>
-          <w:p>
-            <w:pPr>
+            <w:tcW w:w="1693" w:type="dxa"/>
+          </w:tcPr>
+          <w:p>
+            <w:pPr>
+              <w:widowControl w:val="0"/>
+              <w:jc w:val="both"/>
               <w:rPr>
                 <w:rFonts w:hint="default"/>
                 <w:sz w:val="28"/>
@@ -11131,10 +9493,12 @@
         </w:tc>
         <w:tc>
           <w:tcPr>
-            <w:tcW w:w="1704" w:type="dxa"/>
-          </w:tcPr>
-          <w:p>
-            <w:pPr>
+            <w:tcW w:w="1767" w:type="dxa"/>
+          </w:tcPr>
+          <w:p>
+            <w:pPr>
+              <w:widowControl w:val="0"/>
+              <w:jc w:val="both"/>
               <w:rPr>
                 <w:rFonts w:hint="default"/>
                 <w:sz w:val="28"/>
@@ -11157,10 +9521,12 @@
         </w:tc>
         <w:tc>
           <w:tcPr>
-            <w:tcW w:w="1704" w:type="dxa"/>
-          </w:tcPr>
-          <w:p>
-            <w:pPr>
+            <w:tcW w:w="1683" w:type="dxa"/>
+          </w:tcPr>
+          <w:p>
+            <w:pPr>
+              <w:widowControl w:val="0"/>
+              <w:jc w:val="both"/>
               <w:rPr>
                 <w:rFonts w:hint="default"/>
                 <w:sz w:val="28"/>
@@ -11183,10 +9549,12 @@
         </w:tc>
         <w:tc>
           <w:tcPr>
-            <w:tcW w:w="1705" w:type="dxa"/>
-          </w:tcPr>
-          <w:p>
-            <w:pPr>
+            <w:tcW w:w="1687" w:type="dxa"/>
+          </w:tcPr>
+          <w:p>
+            <w:pPr>
+              <w:widowControl w:val="0"/>
+              <w:jc w:val="both"/>
               <w:rPr>
                 <w:rFonts w:hint="default"/>
                 <w:sz w:val="28"/>
@@ -11209,10 +9577,12 @@
         </w:tc>
         <w:tc>
           <w:tcPr>
-            <w:tcW w:w="1705" w:type="dxa"/>
-          </w:tcPr>
-          <w:p>
-            <w:pPr>
+            <w:tcW w:w="1692" w:type="dxa"/>
+          </w:tcPr>
+          <w:p>
+            <w:pPr>
+              <w:widowControl w:val="0"/>
+              <w:jc w:val="both"/>
               <w:rPr>
                 <w:rFonts w:hint="default"/>
                 <w:sz w:val="28"/>
@@ -11253,10 +9623,12 @@
         </w:tblPrEx>
         <w:tc>
           <w:tcPr>
-            <w:tcW w:w="1704" w:type="dxa"/>
-          </w:tcPr>
-          <w:p>
-            <w:pPr>
+            <w:tcW w:w="1693" w:type="dxa"/>
+          </w:tcPr>
+          <w:p>
+            <w:pPr>
+              <w:widowControl w:val="0"/>
+              <w:jc w:val="both"/>
               <w:rPr>
                 <w:rFonts w:hint="default"/>
                 <w:sz w:val="28"/>
@@ -11279,10 +9651,12 @@
         </w:tc>
         <w:tc>
           <w:tcPr>
-            <w:tcW w:w="1704" w:type="dxa"/>
-          </w:tcPr>
-          <w:p>
-            <w:pPr>
+            <w:tcW w:w="1767" w:type="dxa"/>
+          </w:tcPr>
+          <w:p>
+            <w:pPr>
+              <w:widowControl w:val="0"/>
+              <w:jc w:val="both"/>
               <w:rPr>
                 <w:rFonts w:hint="default"/>
                 <w:sz w:val="28"/>
@@ -11304,6 +9678,8 @@
           </w:p>
           <w:p>
             <w:pPr>
+              <w:widowControl w:val="0"/>
+              <w:jc w:val="both"/>
               <w:rPr>
                 <w:rFonts w:hint="default"/>
                 <w:sz w:val="28"/>
@@ -11326,10 +9702,12 @@
         </w:tc>
         <w:tc>
           <w:tcPr>
-            <w:tcW w:w="1704" w:type="dxa"/>
-          </w:tcPr>
-          <w:p>
-            <w:pPr>
+            <w:tcW w:w="1683" w:type="dxa"/>
+          </w:tcPr>
+          <w:p>
+            <w:pPr>
+              <w:widowControl w:val="0"/>
+              <w:jc w:val="both"/>
               <w:rPr>
                 <w:rFonts w:hint="default"/>
                 <w:sz w:val="28"/>
@@ -11352,10 +9730,12 @@
         </w:tc>
         <w:tc>
           <w:tcPr>
-            <w:tcW w:w="1705" w:type="dxa"/>
-          </w:tcPr>
-          <w:p>
-            <w:pPr>
+            <w:tcW w:w="1687" w:type="dxa"/>
+          </w:tcPr>
+          <w:p>
+            <w:pPr>
+              <w:widowControl w:val="0"/>
+              <w:jc w:val="both"/>
               <w:rPr>
                 <w:rFonts w:hint="default"/>
                 <w:sz w:val="28"/>
@@ -11378,314 +9758,20 @@
         </w:tc>
         <w:tc>
           <w:tcPr>
-            <w:tcW w:w="1705" w:type="dxa"/>
-          </w:tcPr>
-          <w:p>
-            <w:pPr>
-              <w:rPr>
-                <w:rFonts w:hint="default"/>
-                <w:sz w:val="28"/>
-                <w:szCs w:val="28"/>
-                <w:vertAlign w:val="baseline"/>
-                <w:lang w:val="en-US"/>
-              </w:rPr>
-            </w:pPr>
-          </w:p>
-        </w:tc>
-      </w:tr>
-      <w:tr>
-        <w:tblPrEx>
-          <w:tblBorders>
-            <w:top w:val="single" w:color="auto" w:sz="4" w:space="0"/>
-            <w:left w:val="single" w:color="auto" w:sz="4" w:space="0"/>
-            <w:bottom w:val="single" w:color="auto" w:sz="4" w:space="0"/>
-            <w:right w:val="single" w:color="auto" w:sz="4" w:space="0"/>
-            <w:insideH w:val="single" w:color="auto" w:sz="4" w:space="0"/>
-            <w:insideV w:val="single" w:color="auto" w:sz="4" w:space="0"/>
-          </w:tblBorders>
-          <w:tblCellMar>
-            <w:top w:w="0" w:type="dxa"/>
-            <w:left w:w="108" w:type="dxa"/>
-            <w:bottom w:w="0" w:type="dxa"/>
-            <w:right w:w="108" w:type="dxa"/>
-          </w:tblCellMar>
-        </w:tblPrEx>
-        <w:tc>
-          <w:tcPr>
-            <w:tcW w:w="1704" w:type="dxa"/>
-          </w:tcPr>
-          <w:p>
-            <w:pPr>
-              <w:rPr>
-                <w:rFonts w:hint="default"/>
-                <w:sz w:val="28"/>
-                <w:szCs w:val="28"/>
-                <w:vertAlign w:val="baseline"/>
-                <w:lang w:val="en-US"/>
-              </w:rPr>
-            </w:pPr>
-            <w:r>
-              <w:rPr>
-                <w:rFonts w:hint="default"/>
-                <w:sz w:val="28"/>
-                <w:szCs w:val="28"/>
-                <w:vertAlign w:val="baseline"/>
-                <w:lang w:val="en-US"/>
-              </w:rPr>
-              <w:t>userId</w:t>
-            </w:r>
-          </w:p>
-        </w:tc>
-        <w:tc>
-          <w:tcPr>
-            <w:tcW w:w="1704" w:type="dxa"/>
-          </w:tcPr>
-          <w:p>
-            <w:pPr>
-              <w:rPr>
-                <w:rFonts w:hint="default"/>
-                <w:sz w:val="28"/>
-                <w:szCs w:val="28"/>
-                <w:vertAlign w:val="baseline"/>
-                <w:lang w:val="en-US"/>
-              </w:rPr>
-            </w:pPr>
-            <w:r>
-              <w:rPr>
-                <w:rFonts w:hint="default"/>
-                <w:sz w:val="28"/>
-                <w:szCs w:val="28"/>
-                <w:vertAlign w:val="baseline"/>
-                <w:lang w:val="en-US"/>
-              </w:rPr>
-              <w:t>string</w:t>
-            </w:r>
-          </w:p>
-        </w:tc>
-        <w:tc>
-          <w:tcPr>
-            <w:tcW w:w="1704" w:type="dxa"/>
-          </w:tcPr>
-          <w:p>
-            <w:pPr>
-              <w:rPr>
-                <w:rFonts w:hint="default"/>
-                <w:sz w:val="28"/>
-                <w:szCs w:val="28"/>
-                <w:vertAlign w:val="baseline"/>
-                <w:lang w:val="en-US"/>
-              </w:rPr>
-            </w:pPr>
-            <w:r>
-              <w:rPr>
-                <w:rFonts w:hint="default"/>
-                <w:sz w:val="28"/>
-                <w:szCs w:val="28"/>
-                <w:vertAlign w:val="baseline"/>
-                <w:lang w:val="en-US"/>
-              </w:rPr>
-              <w:t>private</w:t>
-            </w:r>
-          </w:p>
-        </w:tc>
-        <w:tc>
-          <w:tcPr>
-            <w:tcW w:w="1705" w:type="dxa"/>
-          </w:tcPr>
-          <w:p>
-            <w:pPr>
-              <w:rPr>
-                <w:rFonts w:hint="default"/>
-                <w:sz w:val="28"/>
-                <w:szCs w:val="28"/>
-                <w:vertAlign w:val="baseline"/>
-                <w:lang w:val="en-US"/>
-              </w:rPr>
-            </w:pPr>
-            <w:r>
-              <w:rPr>
-                <w:rFonts w:hint="default"/>
-                <w:sz w:val="28"/>
-                <w:szCs w:val="28"/>
-                <w:vertAlign w:val="baseline"/>
-                <w:lang w:val="en-US"/>
-              </w:rPr>
-              <w:t>User bình luận</w:t>
-            </w:r>
-          </w:p>
-        </w:tc>
-        <w:tc>
-          <w:tcPr>
-            <w:tcW w:w="1705" w:type="dxa"/>
-          </w:tcPr>
-          <w:p>
-            <w:pPr>
-              <w:rPr>
-                <w:rFonts w:hint="default"/>
-                <w:sz w:val="28"/>
-                <w:szCs w:val="28"/>
-                <w:vertAlign w:val="baseline"/>
-                <w:lang w:val="en-US"/>
-              </w:rPr>
-            </w:pPr>
-            <w:r>
-              <w:rPr>
-                <w:rFonts w:hint="default"/>
-                <w:sz w:val="28"/>
-                <w:szCs w:val="28"/>
-                <w:vertAlign w:val="baseline"/>
-                <w:lang w:val="en-US"/>
-              </w:rPr>
-              <w:t>NOT NULL</w:t>
-            </w:r>
-          </w:p>
-        </w:tc>
-      </w:tr>
-      <w:tr>
-        <w:tblPrEx>
-          <w:tblBorders>
-            <w:top w:val="single" w:color="auto" w:sz="4" w:space="0"/>
-            <w:left w:val="single" w:color="auto" w:sz="4" w:space="0"/>
-            <w:bottom w:val="single" w:color="auto" w:sz="4" w:space="0"/>
-            <w:right w:val="single" w:color="auto" w:sz="4" w:space="0"/>
-            <w:insideH w:val="single" w:color="auto" w:sz="4" w:space="0"/>
-            <w:insideV w:val="single" w:color="auto" w:sz="4" w:space="0"/>
-          </w:tblBorders>
-          <w:tblCellMar>
-            <w:top w:w="0" w:type="dxa"/>
-            <w:left w:w="108" w:type="dxa"/>
-            <w:bottom w:w="0" w:type="dxa"/>
-            <w:right w:w="108" w:type="dxa"/>
-          </w:tblCellMar>
-        </w:tblPrEx>
-        <w:tc>
-          <w:tcPr>
-            <w:tcW w:w="1704" w:type="dxa"/>
-          </w:tcPr>
-          <w:p>
-            <w:pPr>
-              <w:rPr>
-                <w:rFonts w:hint="default"/>
-                <w:sz w:val="28"/>
-                <w:szCs w:val="28"/>
-                <w:vertAlign w:val="baseline"/>
-                <w:lang w:val="en-US"/>
-              </w:rPr>
-            </w:pPr>
-            <w:r>
-              <w:rPr>
-                <w:rFonts w:hint="default"/>
-                <w:sz w:val="28"/>
-                <w:szCs w:val="28"/>
-                <w:vertAlign w:val="baseline"/>
-                <w:lang w:val="en-US"/>
-              </w:rPr>
-              <w:t>songId</w:t>
-            </w:r>
-          </w:p>
-        </w:tc>
-        <w:tc>
-          <w:tcPr>
-            <w:tcW w:w="1704" w:type="dxa"/>
-          </w:tcPr>
-          <w:p>
-            <w:pPr>
-              <w:rPr>
-                <w:rFonts w:hint="default"/>
-                <w:sz w:val="28"/>
-                <w:szCs w:val="28"/>
-                <w:vertAlign w:val="baseline"/>
-                <w:lang w:val="en-US"/>
-              </w:rPr>
-            </w:pPr>
-            <w:r>
-              <w:rPr>
-                <w:rFonts w:hint="default"/>
-                <w:sz w:val="28"/>
-                <w:szCs w:val="28"/>
-                <w:vertAlign w:val="baseline"/>
-                <w:lang w:val="en-US"/>
-              </w:rPr>
-              <w:t>string</w:t>
-            </w:r>
-          </w:p>
-        </w:tc>
-        <w:tc>
-          <w:tcPr>
-            <w:tcW w:w="1704" w:type="dxa"/>
-          </w:tcPr>
-          <w:p>
-            <w:pPr>
-              <w:rPr>
-                <w:rFonts w:hint="default"/>
-                <w:sz w:val="28"/>
-                <w:szCs w:val="28"/>
-                <w:vertAlign w:val="baseline"/>
-                <w:lang w:val="en-US"/>
-              </w:rPr>
-            </w:pPr>
-            <w:r>
-              <w:rPr>
-                <w:rFonts w:hint="default"/>
-                <w:sz w:val="28"/>
-                <w:szCs w:val="28"/>
-                <w:vertAlign w:val="baseline"/>
-                <w:lang w:val="en-US"/>
-              </w:rPr>
-              <w:t>private</w:t>
-            </w:r>
-          </w:p>
-        </w:tc>
-        <w:tc>
-          <w:tcPr>
-            <w:tcW w:w="1705" w:type="dxa"/>
-          </w:tcPr>
-          <w:p>
-            <w:pPr>
-              <w:rPr>
-                <w:rFonts w:hint="default"/>
-                <w:sz w:val="28"/>
-                <w:szCs w:val="28"/>
-                <w:vertAlign w:val="baseline"/>
-                <w:lang w:val="en-US"/>
-              </w:rPr>
-            </w:pPr>
-            <w:r>
-              <w:rPr>
-                <w:rFonts w:hint="default"/>
-                <w:sz w:val="28"/>
-                <w:szCs w:val="28"/>
-                <w:vertAlign w:val="baseline"/>
-                <w:lang w:val="en-US"/>
-              </w:rPr>
-              <w:t>Bài hát được bình luận</w:t>
-            </w:r>
-          </w:p>
-        </w:tc>
-        <w:tc>
-          <w:tcPr>
-            <w:tcW w:w="1705" w:type="dxa"/>
-          </w:tcPr>
-          <w:p>
-            <w:pPr>
-              <w:rPr>
-                <w:rFonts w:hint="default"/>
-                <w:sz w:val="28"/>
-                <w:szCs w:val="28"/>
-                <w:vertAlign w:val="baseline"/>
-                <w:lang w:val="en-US"/>
-              </w:rPr>
-            </w:pPr>
-            <w:r>
-              <w:rPr>
-                <w:rFonts w:hint="default"/>
-                <w:sz w:val="28"/>
-                <w:szCs w:val="28"/>
-                <w:vertAlign w:val="baseline"/>
-                <w:lang w:val="en-US"/>
-              </w:rPr>
-              <w:t>NOT NULL</w:t>
-            </w:r>
+            <w:tcW w:w="1692" w:type="dxa"/>
+          </w:tcPr>
+          <w:p>
+            <w:pPr>
+              <w:widowControl w:val="0"/>
+              <w:jc w:val="both"/>
+              <w:rPr>
+                <w:rFonts w:hint="default"/>
+                <w:sz w:val="28"/>
+                <w:szCs w:val="28"/>
+                <w:vertAlign w:val="baseline"/>
+                <w:lang w:val="en-US"/>
+              </w:rPr>
+            </w:pPr>
           </w:p>
         </w:tc>
       </w:tr>
@@ -11770,6 +9856,8 @@
           </w:tcPr>
           <w:p>
             <w:pPr>
+              <w:widowControl w:val="0"/>
+              <w:jc w:val="both"/>
               <w:rPr>
                 <w:rFonts w:hint="default"/>
                 <w:sz w:val="28"/>
@@ -11796,6 +9884,8 @@
           </w:tcPr>
           <w:p>
             <w:pPr>
+              <w:widowControl w:val="0"/>
+              <w:jc w:val="both"/>
               <w:rPr>
                 <w:rFonts w:hint="default"/>
                 <w:sz w:val="28"/>
@@ -11822,6 +9912,8 @@
           </w:tcPr>
           <w:p>
             <w:pPr>
+              <w:widowControl w:val="0"/>
+              <w:jc w:val="both"/>
               <w:rPr>
                 <w:rFonts w:hint="default"/>
                 <w:sz w:val="28"/>
@@ -11848,6 +9940,8 @@
           </w:tcPr>
           <w:p>
             <w:pPr>
+              <w:widowControl w:val="0"/>
+              <w:jc w:val="both"/>
               <w:rPr>
                 <w:rFonts w:hint="default"/>
                 <w:sz w:val="28"/>
@@ -11874,6 +9968,8 @@
           </w:tcPr>
           <w:p>
             <w:pPr>
+              <w:widowControl w:val="0"/>
+              <w:jc w:val="both"/>
               <w:rPr>
                 <w:rFonts w:hint="default"/>
                 <w:sz w:val="28"/>
@@ -11918,6 +10014,8 @@
           </w:tcPr>
           <w:p>
             <w:pPr>
+              <w:widowControl w:val="0"/>
+              <w:jc w:val="both"/>
               <w:rPr>
                 <w:rFonts w:hint="default"/>
                 <w:sz w:val="28"/>
@@ -11944,6 +10042,8 @@
           </w:tcPr>
           <w:p>
             <w:pPr>
+              <w:widowControl w:val="0"/>
+              <w:jc w:val="both"/>
               <w:rPr>
                 <w:rFonts w:hint="default"/>
                 <w:sz w:val="28"/>
@@ -11970,6 +10070,8 @@
           </w:tcPr>
           <w:p>
             <w:pPr>
+              <w:widowControl w:val="0"/>
+              <w:jc w:val="both"/>
               <w:rPr>
                 <w:rFonts w:hint="default"/>
                 <w:sz w:val="28"/>
@@ -11996,6 +10098,8 @@
           </w:tcPr>
           <w:p>
             <w:pPr>
+              <w:widowControl w:val="0"/>
+              <w:jc w:val="both"/>
               <w:rPr>
                 <w:rFonts w:hint="default"/>
                 <w:sz w:val="28"/>
@@ -12022,6 +10126,8 @@
           </w:tcPr>
           <w:p>
             <w:pPr>
+              <w:widowControl w:val="0"/>
+              <w:jc w:val="both"/>
               <w:rPr>
                 <w:rFonts w:hint="default"/>
                 <w:sz w:val="28"/>
@@ -12066,6 +10172,8 @@
           </w:tcPr>
           <w:p>
             <w:pPr>
+              <w:widowControl w:val="0"/>
+              <w:jc w:val="both"/>
               <w:rPr>
                 <w:rFonts w:hint="default"/>
                 <w:sz w:val="28"/>
@@ -12092,6 +10200,8 @@
           </w:tcPr>
           <w:p>
             <w:pPr>
+              <w:widowControl w:val="0"/>
+              <w:jc w:val="both"/>
               <w:rPr>
                 <w:rFonts w:hint="default"/>
                 <w:sz w:val="28"/>
@@ -12118,6 +10228,8 @@
           </w:tcPr>
           <w:p>
             <w:pPr>
+              <w:widowControl w:val="0"/>
+              <w:jc w:val="both"/>
               <w:rPr>
                 <w:rFonts w:hint="default"/>
                 <w:sz w:val="28"/>
@@ -12144,6 +10256,8 @@
           </w:tcPr>
           <w:p>
             <w:pPr>
+              <w:widowControl w:val="0"/>
+              <w:jc w:val="both"/>
               <w:rPr>
                 <w:rFonts w:hint="default"/>
                 <w:sz w:val="28"/>
@@ -12170,6 +10284,8 @@
           </w:tcPr>
           <w:p>
             <w:pPr>
+              <w:widowControl w:val="0"/>
+              <w:jc w:val="both"/>
               <w:rPr>
                 <w:rFonts w:hint="default"/>
                 <w:sz w:val="28"/>
@@ -12214,6 +10330,8 @@
           </w:tcPr>
           <w:p>
             <w:pPr>
+              <w:widowControl w:val="0"/>
+              <w:jc w:val="both"/>
               <w:rPr>
                 <w:rFonts w:hint="default"/>
                 <w:sz w:val="28"/>
@@ -12240,6 +10358,8 @@
           </w:tcPr>
           <w:p>
             <w:pPr>
+              <w:widowControl w:val="0"/>
+              <w:jc w:val="both"/>
               <w:rPr>
                 <w:rFonts w:hint="default"/>
                 <w:sz w:val="28"/>
@@ -12266,6 +10386,8 @@
           </w:tcPr>
           <w:p>
             <w:pPr>
+              <w:widowControl w:val="0"/>
+              <w:jc w:val="both"/>
               <w:rPr>
                 <w:rFonts w:hint="default"/>
                 <w:sz w:val="28"/>
@@ -12292,6 +10414,8 @@
           </w:tcPr>
           <w:p>
             <w:pPr>
+              <w:widowControl w:val="0"/>
+              <w:jc w:val="both"/>
               <w:rPr>
                 <w:rFonts w:hint="default"/>
                 <w:sz w:val="28"/>
@@ -12318,6 +10442,8 @@
           </w:tcPr>
           <w:p>
             <w:pPr>
+              <w:widowControl w:val="0"/>
+              <w:jc w:val="both"/>
               <w:rPr>
                 <w:rFonts w:hint="default"/>
                 <w:sz w:val="28"/>
@@ -12362,6 +10488,8 @@
           </w:tcPr>
           <w:p>
             <w:pPr>
+              <w:widowControl w:val="0"/>
+              <w:jc w:val="both"/>
               <w:rPr>
                 <w:rFonts w:hint="default"/>
                 <w:sz w:val="28"/>
@@ -12388,6 +10516,8 @@
           </w:tcPr>
           <w:p>
             <w:pPr>
+              <w:widowControl w:val="0"/>
+              <w:jc w:val="both"/>
               <w:rPr>
                 <w:rFonts w:hint="default"/>
                 <w:sz w:val="28"/>
@@ -12414,6 +10544,8 @@
           </w:tcPr>
           <w:p>
             <w:pPr>
+              <w:widowControl w:val="0"/>
+              <w:jc w:val="both"/>
               <w:rPr>
                 <w:rFonts w:hint="default"/>
                 <w:sz w:val="28"/>
@@ -12440,6 +10572,8 @@
           </w:tcPr>
           <w:p>
             <w:pPr>
+              <w:widowControl w:val="0"/>
+              <w:jc w:val="both"/>
               <w:rPr>
                 <w:rFonts w:hint="default"/>
                 <w:sz w:val="28"/>
@@ -12466,6 +10600,8 @@
           </w:tcPr>
           <w:p>
             <w:pPr>
+              <w:widowControl w:val="0"/>
+              <w:jc w:val="both"/>
               <w:rPr>
                 <w:rFonts w:hint="default"/>
                 <w:sz w:val="28"/>
@@ -12483,154 +10619,6 @@
                 <w:lang w:val="en-US"/>
               </w:rPr>
               <w:t>Thời gian hiện tại</w:t>
-            </w:r>
-          </w:p>
-        </w:tc>
-      </w:tr>
-      <w:tr>
-        <w:tblPrEx>
-          <w:tblBorders>
-            <w:top w:val="single" w:color="auto" w:sz="4" w:space="0"/>
-            <w:left w:val="single" w:color="auto" w:sz="4" w:space="0"/>
-            <w:bottom w:val="single" w:color="auto" w:sz="4" w:space="0"/>
-            <w:right w:val="single" w:color="auto" w:sz="4" w:space="0"/>
-            <w:insideH w:val="single" w:color="auto" w:sz="4" w:space="0"/>
-            <w:insideV w:val="single" w:color="auto" w:sz="4" w:space="0"/>
-          </w:tblBorders>
-          <w:tblCellMar>
-            <w:top w:w="0" w:type="dxa"/>
-            <w:left w:w="108" w:type="dxa"/>
-            <w:bottom w:w="0" w:type="dxa"/>
-            <w:right w:w="108" w:type="dxa"/>
-          </w:tblCellMar>
-        </w:tblPrEx>
-        <w:tc>
-          <w:tcPr>
-            <w:tcW w:w="1704" w:type="dxa"/>
-          </w:tcPr>
-          <w:p>
-            <w:pPr>
-              <w:rPr>
-                <w:rFonts w:hint="default"/>
-                <w:sz w:val="28"/>
-                <w:szCs w:val="28"/>
-                <w:vertAlign w:val="baseline"/>
-                <w:lang w:val="en-US"/>
-              </w:rPr>
-            </w:pPr>
-            <w:r>
-              <w:rPr>
-                <w:rFonts w:hint="default"/>
-                <w:sz w:val="28"/>
-                <w:szCs w:val="28"/>
-                <w:vertAlign w:val="baseline"/>
-                <w:lang w:val="en-US"/>
-              </w:rPr>
-              <w:t>receiverId</w:t>
-            </w:r>
-          </w:p>
-        </w:tc>
-        <w:tc>
-          <w:tcPr>
-            <w:tcW w:w="1704" w:type="dxa"/>
-          </w:tcPr>
-          <w:p>
-            <w:pPr>
-              <w:rPr>
-                <w:rFonts w:hint="default"/>
-                <w:sz w:val="28"/>
-                <w:szCs w:val="28"/>
-                <w:vertAlign w:val="baseline"/>
-                <w:lang w:val="en-US"/>
-              </w:rPr>
-            </w:pPr>
-            <w:r>
-              <w:rPr>
-                <w:rFonts w:hint="default"/>
-                <w:sz w:val="28"/>
-                <w:szCs w:val="28"/>
-                <w:vertAlign w:val="baseline"/>
-                <w:lang w:val="en-US"/>
-              </w:rPr>
-              <w:t>string</w:t>
-            </w:r>
-          </w:p>
-        </w:tc>
-        <w:tc>
-          <w:tcPr>
-            <w:tcW w:w="1704" w:type="dxa"/>
-          </w:tcPr>
-          <w:p>
-            <w:pPr>
-              <w:rPr>
-                <w:rFonts w:hint="default"/>
-                <w:sz w:val="28"/>
-                <w:szCs w:val="28"/>
-                <w:vertAlign w:val="baseline"/>
-                <w:lang w:val="en-US"/>
-              </w:rPr>
-            </w:pPr>
-            <w:r>
-              <w:rPr>
-                <w:rFonts w:hint="default"/>
-                <w:sz w:val="28"/>
-                <w:szCs w:val="28"/>
-                <w:vertAlign w:val="baseline"/>
-                <w:lang w:val="en-US"/>
-              </w:rPr>
-              <w:t>private</w:t>
-            </w:r>
-          </w:p>
-        </w:tc>
-        <w:tc>
-          <w:tcPr>
-            <w:tcW w:w="1705" w:type="dxa"/>
-          </w:tcPr>
-          <w:p>
-            <w:pPr>
-              <w:rPr>
-                <w:rFonts w:hint="default"/>
-                <w:sz w:val="28"/>
-                <w:szCs w:val="28"/>
-                <w:vertAlign w:val="baseline"/>
-                <w:lang w:val="en-US"/>
-              </w:rPr>
-            </w:pPr>
-            <w:r>
-              <w:rPr>
-                <w:rFonts w:hint="default"/>
-                <w:sz w:val="28"/>
-                <w:szCs w:val="28"/>
-                <w:vertAlign w:val="baseline"/>
-                <w:lang w:val="en-US"/>
-              </w:rPr>
-              <w:t>User nhận thông báo</w:t>
-            </w:r>
-          </w:p>
-        </w:tc>
-        <w:tc>
-          <w:tcPr>
-            <w:tcW w:w="1705" w:type="dxa"/>
-          </w:tcPr>
-          <w:p>
-            <w:pPr>
-              <w:rPr>
-                <w:rFonts w:hint="default"/>
-                <w:sz w:val="28"/>
-                <w:szCs w:val="28"/>
-                <w:vertAlign w:val="baseline"/>
-                <w:lang w:val="en-US"/>
-              </w:rPr>
-            </w:pPr>
-            <w:r>
-              <w:rPr>
-                <w:rFonts w:hint="default"/>
-                <w:sz w:val="28"/>
-                <w:szCs w:val="28"/>
-                <w:vertAlign w:val="baseline"/>
-                <w:lang w:val="en-US"/>
-              </w:rPr>
-              <w:t>NOT NULL</w:t>
             </w:r>
           </w:p>
         </w:tc>
@@ -12645,6 +10633,8 @@
           <w:lang w:val="en-US"/>
         </w:rPr>
       </w:pPr>
+      <w:bookmarkStart w:id="0" w:name="_GoBack"/>
+      <w:bookmarkEnd w:id="0"/>
     </w:p>
     <w:sectPr>
       <w:pgSz w:w="11906" w:h="16838"/>
@@ -12770,7 +10760,7 @@
     <w:lsdException w:unhideWhenUsed="0" w:uiPriority="0" w:semiHidden="0" w:name="HTML Sample"/>
     <w:lsdException w:unhideWhenUsed="0" w:uiPriority="0" w:semiHidden="0" w:name="HTML Typewriter"/>
     <w:lsdException w:unhideWhenUsed="0" w:uiPriority="0" w:semiHidden="0" w:name="HTML Variable"/>
-    <w:lsdException w:unhideWhenUsed="0" w:uiPriority="0" w:name="Normal Table"/>
+    <w:lsdException w:qFormat="1" w:unhideWhenUsed="0" w:uiPriority="0" w:name="Normal Table"/>
     <w:lsdException w:unhideWhenUsed="0" w:uiPriority="0" w:semiHidden="0" w:name="annotation subject"/>
     <w:lsdException w:unhideWhenUsed="0" w:uiPriority="0" w:semiHidden="0" w:name="Table Simple 1"/>
     <w:lsdException w:unhideWhenUsed="0" w:uiPriority="0" w:semiHidden="0" w:name="Table Simple 2"/>
@@ -12933,6 +10923,7 @@
   <w:style w:type="table" w:default="1" w:styleId="3">
     <w:name w:val="Normal Table"/>
     <w:semiHidden/>
+    <w:qFormat/>
     <w:uiPriority w:val="0"/>
     <w:tblPr>
       <w:tblCellMar>

--- a/Diagrams/ClassDiagram/DacTaClassDiagram.docx
+++ b/Diagrams/ClassDiagram/DacTaClassDiagram.docx
@@ -5848,12 +5848,6 @@
             <w:insideH w:val="single" w:color="auto" w:sz="4" w:space="0"/>
             <w:insideV w:val="single" w:color="auto" w:sz="4" w:space="0"/>
           </w:tblBorders>
-          <w:tblCellMar>
-            <w:top w:w="0" w:type="dxa"/>
-            <w:left w:w="108" w:type="dxa"/>
-            <w:bottom w:w="0" w:type="dxa"/>
-            <w:right w:w="108" w:type="dxa"/>
-          </w:tblCellMar>
         </w:tblPrEx>
         <w:tc>
           <w:tcPr>
@@ -10633,8 +10627,698 @@
           <w:lang w:val="en-US"/>
         </w:rPr>
       </w:pPr>
-      <w:bookmarkStart w:id="0" w:name="_GoBack"/>
-      <w:bookmarkEnd w:id="0"/>
+    </w:p>
+    <w:p>
+      <w:pPr>
+        <w:rPr>
+          <w:rFonts w:hint="default"/>
+          <w:sz w:val="28"/>
+          <w:szCs w:val="28"/>
+          <w:lang w:val="en-US"/>
+        </w:rPr>
+      </w:pPr>
+      <w:r>
+        <w:rPr>
+          <w:rFonts w:hint="default"/>
+          <w:sz w:val="28"/>
+          <w:szCs w:val="28"/>
+          <w:lang w:val="en-US"/>
+        </w:rPr>
+        <w:t>Class RecentListen</w:t>
+      </w:r>
+    </w:p>
+    <w:tbl>
+      <w:tblPr>
+        <w:tblStyle w:val="4"/>
+        <w:tblW w:w="0" w:type="auto"/>
+        <w:tblInd w:w="0" w:type="dxa"/>
+        <w:tblBorders>
+          <w:top w:val="single" w:color="auto" w:sz="4" w:space="0"/>
+          <w:left w:val="single" w:color="auto" w:sz="4" w:space="0"/>
+          <w:bottom w:val="single" w:color="auto" w:sz="4" w:space="0"/>
+          <w:right w:val="single" w:color="auto" w:sz="4" w:space="0"/>
+          <w:insideH w:val="single" w:color="auto" w:sz="4" w:space="0"/>
+          <w:insideV w:val="single" w:color="auto" w:sz="4" w:space="0"/>
+        </w:tblBorders>
+        <w:tblLayout w:type="autofit"/>
+        <w:tblCellMar>
+          <w:top w:w="0" w:type="dxa"/>
+          <w:left w:w="108" w:type="dxa"/>
+          <w:bottom w:w="0" w:type="dxa"/>
+          <w:right w:w="108" w:type="dxa"/>
+        </w:tblCellMar>
+      </w:tblPr>
+      <w:tblGrid>
+        <w:gridCol w:w="1704"/>
+        <w:gridCol w:w="1704"/>
+        <w:gridCol w:w="1704"/>
+        <w:gridCol w:w="1705"/>
+        <w:gridCol w:w="1705"/>
+      </w:tblGrid>
+      <w:tr>
+        <w:tblPrEx>
+          <w:tblBorders>
+            <w:top w:val="single" w:color="auto" w:sz="4" w:space="0"/>
+            <w:left w:val="single" w:color="auto" w:sz="4" w:space="0"/>
+            <w:bottom w:val="single" w:color="auto" w:sz="4" w:space="0"/>
+            <w:right w:val="single" w:color="auto" w:sz="4" w:space="0"/>
+            <w:insideH w:val="single" w:color="auto" w:sz="4" w:space="0"/>
+            <w:insideV w:val="single" w:color="auto" w:sz="4" w:space="0"/>
+          </w:tblBorders>
+          <w:tblCellMar>
+            <w:top w:w="0" w:type="dxa"/>
+            <w:left w:w="108" w:type="dxa"/>
+            <w:bottom w:w="0" w:type="dxa"/>
+            <w:right w:w="108" w:type="dxa"/>
+          </w:tblCellMar>
+        </w:tblPrEx>
+        <w:tc>
+          <w:tcPr>
+            <w:tcW w:w="1704" w:type="dxa"/>
+          </w:tcPr>
+          <w:p>
+            <w:pPr>
+              <w:widowControl w:val="0"/>
+              <w:jc w:val="both"/>
+              <w:rPr>
+                <w:rFonts w:hint="default"/>
+                <w:sz w:val="28"/>
+                <w:szCs w:val="28"/>
+                <w:vertAlign w:val="baseline"/>
+                <w:lang w:val="en-US"/>
+              </w:rPr>
+            </w:pPr>
+            <w:r>
+              <w:rPr>
+                <w:rFonts w:hint="default"/>
+                <w:sz w:val="28"/>
+                <w:szCs w:val="28"/>
+                <w:vertAlign w:val="baseline"/>
+                <w:lang w:val="en-US"/>
+              </w:rPr>
+              <w:t>Tên thuộc tính</w:t>
+            </w:r>
+          </w:p>
+        </w:tc>
+        <w:tc>
+          <w:tcPr>
+            <w:tcW w:w="1704" w:type="dxa"/>
+          </w:tcPr>
+          <w:p>
+            <w:pPr>
+              <w:widowControl w:val="0"/>
+              <w:jc w:val="both"/>
+              <w:rPr>
+                <w:rFonts w:hint="default"/>
+                <w:sz w:val="28"/>
+                <w:szCs w:val="28"/>
+                <w:vertAlign w:val="baseline"/>
+                <w:lang w:val="en-US"/>
+              </w:rPr>
+            </w:pPr>
+            <w:r>
+              <w:rPr>
+                <w:rFonts w:hint="default"/>
+                <w:sz w:val="28"/>
+                <w:szCs w:val="28"/>
+                <w:vertAlign w:val="baseline"/>
+                <w:lang w:val="en-US"/>
+              </w:rPr>
+              <w:t>Kiểu dữ liệu</w:t>
+            </w:r>
+          </w:p>
+        </w:tc>
+        <w:tc>
+          <w:tcPr>
+            <w:tcW w:w="1704" w:type="dxa"/>
+          </w:tcPr>
+          <w:p>
+            <w:pPr>
+              <w:widowControl w:val="0"/>
+              <w:jc w:val="both"/>
+              <w:rPr>
+                <w:rFonts w:hint="default"/>
+                <w:sz w:val="28"/>
+                <w:szCs w:val="28"/>
+                <w:vertAlign w:val="baseline"/>
+                <w:lang w:val="en-US"/>
+              </w:rPr>
+            </w:pPr>
+            <w:r>
+              <w:rPr>
+                <w:rFonts w:hint="default"/>
+                <w:sz w:val="28"/>
+                <w:szCs w:val="28"/>
+                <w:vertAlign w:val="baseline"/>
+                <w:lang w:val="en-US"/>
+              </w:rPr>
+              <w:t xml:space="preserve">Phạm vi truy cập </w:t>
+            </w:r>
+          </w:p>
+        </w:tc>
+        <w:tc>
+          <w:tcPr>
+            <w:tcW w:w="1705" w:type="dxa"/>
+          </w:tcPr>
+          <w:p>
+            <w:pPr>
+              <w:widowControl w:val="0"/>
+              <w:jc w:val="both"/>
+              <w:rPr>
+                <w:rFonts w:hint="default"/>
+                <w:sz w:val="28"/>
+                <w:szCs w:val="28"/>
+                <w:vertAlign w:val="baseline"/>
+                <w:lang w:val="en-US"/>
+              </w:rPr>
+            </w:pPr>
+            <w:r>
+              <w:rPr>
+                <w:rFonts w:hint="default"/>
+                <w:sz w:val="28"/>
+                <w:szCs w:val="28"/>
+                <w:vertAlign w:val="baseline"/>
+                <w:lang w:val="en-US"/>
+              </w:rPr>
+              <w:t>Mô tả</w:t>
+            </w:r>
+          </w:p>
+        </w:tc>
+        <w:tc>
+          <w:tcPr>
+            <w:tcW w:w="1705" w:type="dxa"/>
+          </w:tcPr>
+          <w:p>
+            <w:pPr>
+              <w:widowControl w:val="0"/>
+              <w:jc w:val="both"/>
+              <w:rPr>
+                <w:rFonts w:hint="default"/>
+                <w:sz w:val="28"/>
+                <w:szCs w:val="28"/>
+                <w:vertAlign w:val="baseline"/>
+                <w:lang w:val="en-US"/>
+              </w:rPr>
+            </w:pPr>
+            <w:r>
+              <w:rPr>
+                <w:rFonts w:hint="default"/>
+                <w:sz w:val="28"/>
+                <w:szCs w:val="28"/>
+                <w:vertAlign w:val="baseline"/>
+                <w:lang w:val="en-US"/>
+              </w:rPr>
+              <w:t>Giá trị khởi tạo/Ràng buộc</w:t>
+            </w:r>
+          </w:p>
+        </w:tc>
+      </w:tr>
+      <w:tr>
+        <w:tblPrEx>
+          <w:tblBorders>
+            <w:top w:val="single" w:color="auto" w:sz="4" w:space="0"/>
+            <w:left w:val="single" w:color="auto" w:sz="4" w:space="0"/>
+            <w:bottom w:val="single" w:color="auto" w:sz="4" w:space="0"/>
+            <w:right w:val="single" w:color="auto" w:sz="4" w:space="0"/>
+            <w:insideH w:val="single" w:color="auto" w:sz="4" w:space="0"/>
+            <w:insideV w:val="single" w:color="auto" w:sz="4" w:space="0"/>
+          </w:tblBorders>
+          <w:tblCellMar>
+            <w:top w:w="0" w:type="dxa"/>
+            <w:left w:w="108" w:type="dxa"/>
+            <w:bottom w:w="0" w:type="dxa"/>
+            <w:right w:w="108" w:type="dxa"/>
+          </w:tblCellMar>
+        </w:tblPrEx>
+        <w:tc>
+          <w:tcPr>
+            <w:tcW w:w="1704" w:type="dxa"/>
+          </w:tcPr>
+          <w:p>
+            <w:pPr>
+              <w:widowControl w:val="0"/>
+              <w:jc w:val="both"/>
+              <w:rPr>
+                <w:rFonts w:hint="default"/>
+                <w:sz w:val="28"/>
+                <w:szCs w:val="28"/>
+                <w:vertAlign w:val="baseline"/>
+                <w:lang w:val="en-US"/>
+              </w:rPr>
+            </w:pPr>
+            <w:r>
+              <w:rPr>
+                <w:rFonts w:hint="default"/>
+                <w:sz w:val="28"/>
+                <w:szCs w:val="28"/>
+                <w:vertAlign w:val="baseline"/>
+                <w:lang w:val="en-US"/>
+              </w:rPr>
+              <w:t>id</w:t>
+            </w:r>
+          </w:p>
+        </w:tc>
+        <w:tc>
+          <w:tcPr>
+            <w:tcW w:w="1704" w:type="dxa"/>
+          </w:tcPr>
+          <w:p>
+            <w:pPr>
+              <w:widowControl w:val="0"/>
+              <w:jc w:val="both"/>
+              <w:rPr>
+                <w:rFonts w:hint="default"/>
+                <w:sz w:val="28"/>
+                <w:szCs w:val="28"/>
+                <w:vertAlign w:val="baseline"/>
+                <w:lang w:val="en-US"/>
+              </w:rPr>
+            </w:pPr>
+            <w:r>
+              <w:rPr>
+                <w:rFonts w:hint="default"/>
+                <w:sz w:val="28"/>
+                <w:szCs w:val="28"/>
+                <w:vertAlign w:val="baseline"/>
+                <w:lang w:val="en-US"/>
+              </w:rPr>
+              <w:t>string</w:t>
+            </w:r>
+          </w:p>
+        </w:tc>
+        <w:tc>
+          <w:tcPr>
+            <w:tcW w:w="1704" w:type="dxa"/>
+          </w:tcPr>
+          <w:p>
+            <w:pPr>
+              <w:widowControl w:val="0"/>
+              <w:jc w:val="both"/>
+              <w:rPr>
+                <w:rFonts w:hint="default"/>
+                <w:sz w:val="28"/>
+                <w:szCs w:val="28"/>
+                <w:vertAlign w:val="baseline"/>
+                <w:lang w:val="en-US"/>
+              </w:rPr>
+            </w:pPr>
+            <w:r>
+              <w:rPr>
+                <w:rFonts w:hint="default"/>
+                <w:sz w:val="28"/>
+                <w:szCs w:val="28"/>
+                <w:vertAlign w:val="baseline"/>
+                <w:lang w:val="en-US"/>
+              </w:rPr>
+              <w:t>private</w:t>
+            </w:r>
+          </w:p>
+        </w:tc>
+        <w:tc>
+          <w:tcPr>
+            <w:tcW w:w="1705" w:type="dxa"/>
+          </w:tcPr>
+          <w:p>
+            <w:pPr>
+              <w:widowControl w:val="0"/>
+              <w:jc w:val="both"/>
+              <w:rPr>
+                <w:rFonts w:hint="default"/>
+                <w:sz w:val="28"/>
+                <w:szCs w:val="28"/>
+                <w:vertAlign w:val="baseline"/>
+                <w:lang w:val="en-US"/>
+              </w:rPr>
+            </w:pPr>
+            <w:r>
+              <w:rPr>
+                <w:rFonts w:hint="default"/>
+                <w:sz w:val="28"/>
+                <w:szCs w:val="28"/>
+                <w:vertAlign w:val="baseline"/>
+                <w:lang w:val="en-US"/>
+              </w:rPr>
+              <w:t>Mã định danh</w:t>
+            </w:r>
+          </w:p>
+        </w:tc>
+        <w:tc>
+          <w:tcPr>
+            <w:tcW w:w="1705" w:type="dxa"/>
+          </w:tcPr>
+          <w:p>
+            <w:pPr>
+              <w:widowControl w:val="0"/>
+              <w:jc w:val="both"/>
+              <w:rPr>
+                <w:rFonts w:hint="default"/>
+                <w:sz w:val="28"/>
+                <w:szCs w:val="28"/>
+                <w:vertAlign w:val="baseline"/>
+                <w:lang w:val="en-US"/>
+              </w:rPr>
+            </w:pPr>
+            <w:r>
+              <w:rPr>
+                <w:rFonts w:hint="default"/>
+                <w:sz w:val="28"/>
+                <w:szCs w:val="28"/>
+                <w:vertAlign w:val="baseline"/>
+                <w:lang w:val="en-US"/>
+              </w:rPr>
+              <w:t>&gt;0 và NOT NULL</w:t>
+            </w:r>
+          </w:p>
+        </w:tc>
+      </w:tr>
+      <w:tr>
+        <w:tblPrEx>
+          <w:tblBorders>
+            <w:top w:val="single" w:color="auto" w:sz="4" w:space="0"/>
+            <w:left w:val="single" w:color="auto" w:sz="4" w:space="0"/>
+            <w:bottom w:val="single" w:color="auto" w:sz="4" w:space="0"/>
+            <w:right w:val="single" w:color="auto" w:sz="4" w:space="0"/>
+            <w:insideH w:val="single" w:color="auto" w:sz="4" w:space="0"/>
+            <w:insideV w:val="single" w:color="auto" w:sz="4" w:space="0"/>
+          </w:tblBorders>
+          <w:tblCellMar>
+            <w:top w:w="0" w:type="dxa"/>
+            <w:left w:w="108" w:type="dxa"/>
+            <w:bottom w:w="0" w:type="dxa"/>
+            <w:right w:w="108" w:type="dxa"/>
+          </w:tblCellMar>
+        </w:tblPrEx>
+        <w:tc>
+          <w:tcPr>
+            <w:tcW w:w="1704" w:type="dxa"/>
+          </w:tcPr>
+          <w:p>
+            <w:pPr>
+              <w:widowControl w:val="0"/>
+              <w:jc w:val="both"/>
+              <w:rPr>
+                <w:rFonts w:hint="default"/>
+                <w:sz w:val="28"/>
+                <w:szCs w:val="28"/>
+                <w:vertAlign w:val="baseline"/>
+                <w:lang w:val="en-US"/>
+              </w:rPr>
+            </w:pPr>
+            <w:r>
+              <w:rPr>
+                <w:rFonts w:hint="default"/>
+                <w:sz w:val="28"/>
+                <w:szCs w:val="28"/>
+                <w:vertAlign w:val="baseline"/>
+                <w:lang w:val="en-US"/>
+              </w:rPr>
+              <w:t>lastPlayedAt</w:t>
+            </w:r>
+          </w:p>
+        </w:tc>
+        <w:tc>
+          <w:tcPr>
+            <w:tcW w:w="1704" w:type="dxa"/>
+          </w:tcPr>
+          <w:p>
+            <w:pPr>
+              <w:widowControl w:val="0"/>
+              <w:jc w:val="both"/>
+              <w:rPr>
+                <w:rFonts w:hint="default"/>
+                <w:sz w:val="28"/>
+                <w:szCs w:val="28"/>
+                <w:vertAlign w:val="baseline"/>
+                <w:lang w:val="en-US"/>
+              </w:rPr>
+            </w:pPr>
+            <w:r>
+              <w:rPr>
+                <w:rFonts w:hint="default"/>
+                <w:sz w:val="28"/>
+                <w:szCs w:val="28"/>
+                <w:vertAlign w:val="baseline"/>
+                <w:lang w:val="en-US"/>
+              </w:rPr>
+              <w:t>string</w:t>
+            </w:r>
+          </w:p>
+        </w:tc>
+        <w:tc>
+          <w:tcPr>
+            <w:tcW w:w="1704" w:type="dxa"/>
+          </w:tcPr>
+          <w:p>
+            <w:pPr>
+              <w:widowControl w:val="0"/>
+              <w:jc w:val="both"/>
+              <w:rPr>
+                <w:rFonts w:hint="default"/>
+                <w:sz w:val="28"/>
+                <w:szCs w:val="28"/>
+                <w:vertAlign w:val="baseline"/>
+                <w:lang w:val="en-US"/>
+              </w:rPr>
+            </w:pPr>
+            <w:r>
+              <w:rPr>
+                <w:rFonts w:hint="default"/>
+                <w:sz w:val="28"/>
+                <w:szCs w:val="28"/>
+                <w:vertAlign w:val="baseline"/>
+                <w:lang w:val="en-US"/>
+              </w:rPr>
+              <w:t>private</w:t>
+            </w:r>
+          </w:p>
+        </w:tc>
+        <w:tc>
+          <w:tcPr>
+            <w:tcW w:w="1705" w:type="dxa"/>
+          </w:tcPr>
+          <w:p>
+            <w:pPr>
+              <w:widowControl w:val="0"/>
+              <w:jc w:val="both"/>
+              <w:rPr>
+                <w:rFonts w:hint="default"/>
+                <w:sz w:val="28"/>
+                <w:szCs w:val="28"/>
+                <w:vertAlign w:val="baseline"/>
+                <w:lang w:val="en-US"/>
+              </w:rPr>
+            </w:pPr>
+            <w:r>
+              <w:rPr>
+                <w:rFonts w:hint="default"/>
+                <w:sz w:val="28"/>
+                <w:szCs w:val="28"/>
+                <w:vertAlign w:val="baseline"/>
+                <w:lang w:val="en-US"/>
+              </w:rPr>
+              <w:t>Lần cuối được nghe</w:t>
+            </w:r>
+          </w:p>
+        </w:tc>
+        <w:tc>
+          <w:tcPr>
+            <w:tcW w:w="1705" w:type="dxa"/>
+          </w:tcPr>
+          <w:p>
+            <w:pPr>
+              <w:widowControl w:val="0"/>
+              <w:jc w:val="both"/>
+              <w:rPr>
+                <w:rFonts w:hint="default"/>
+                <w:sz w:val="28"/>
+                <w:szCs w:val="28"/>
+                <w:vertAlign w:val="baseline"/>
+                <w:lang w:val="en-US"/>
+              </w:rPr>
+            </w:pPr>
+            <w:r>
+              <w:rPr>
+                <w:rFonts w:hint="default"/>
+                <w:sz w:val="28"/>
+                <w:szCs w:val="28"/>
+                <w:vertAlign w:val="baseline"/>
+                <w:lang w:val="en-US"/>
+              </w:rPr>
+              <w:t>Thời gian hiện tại</w:t>
+            </w:r>
+            <w:bookmarkStart w:id="0" w:name="_GoBack"/>
+            <w:bookmarkEnd w:id="0"/>
+          </w:p>
+        </w:tc>
+      </w:tr>
+      <w:tr>
+        <w:tblPrEx>
+          <w:tblBorders>
+            <w:top w:val="single" w:color="auto" w:sz="4" w:space="0"/>
+            <w:left w:val="single" w:color="auto" w:sz="4" w:space="0"/>
+            <w:bottom w:val="single" w:color="auto" w:sz="4" w:space="0"/>
+            <w:right w:val="single" w:color="auto" w:sz="4" w:space="0"/>
+            <w:insideH w:val="single" w:color="auto" w:sz="4" w:space="0"/>
+            <w:insideV w:val="single" w:color="auto" w:sz="4" w:space="0"/>
+          </w:tblBorders>
+          <w:tblCellMar>
+            <w:top w:w="0" w:type="dxa"/>
+            <w:left w:w="108" w:type="dxa"/>
+            <w:bottom w:w="0" w:type="dxa"/>
+            <w:right w:w="108" w:type="dxa"/>
+          </w:tblCellMar>
+        </w:tblPrEx>
+        <w:tc>
+          <w:tcPr>
+            <w:tcW w:w="1704" w:type="dxa"/>
+          </w:tcPr>
+          <w:p>
+            <w:pPr>
+              <w:widowControl w:val="0"/>
+              <w:jc w:val="both"/>
+              <w:rPr>
+                <w:rFonts w:hint="default"/>
+                <w:sz w:val="28"/>
+                <w:szCs w:val="28"/>
+                <w:vertAlign w:val="baseline"/>
+                <w:lang w:val="en-US"/>
+              </w:rPr>
+            </w:pPr>
+            <w:r>
+              <w:rPr>
+                <w:rFonts w:hint="default"/>
+                <w:sz w:val="28"/>
+                <w:szCs w:val="28"/>
+                <w:vertAlign w:val="baseline"/>
+                <w:lang w:val="en-US"/>
+              </w:rPr>
+              <w:t>playCount</w:t>
+            </w:r>
+          </w:p>
+        </w:tc>
+        <w:tc>
+          <w:tcPr>
+            <w:tcW w:w="1704" w:type="dxa"/>
+          </w:tcPr>
+          <w:p>
+            <w:pPr>
+              <w:widowControl w:val="0"/>
+              <w:jc w:val="both"/>
+              <w:rPr>
+                <w:rFonts w:hint="default"/>
+                <w:sz w:val="28"/>
+                <w:szCs w:val="28"/>
+                <w:vertAlign w:val="baseline"/>
+                <w:lang w:val="en-US"/>
+              </w:rPr>
+            </w:pPr>
+            <w:r>
+              <w:rPr>
+                <w:rFonts w:hint="default"/>
+                <w:sz w:val="28"/>
+                <w:szCs w:val="28"/>
+                <w:vertAlign w:val="baseline"/>
+                <w:lang w:val="en-US"/>
+              </w:rPr>
+              <w:t>number</w:t>
+            </w:r>
+          </w:p>
+        </w:tc>
+        <w:tc>
+          <w:tcPr>
+            <w:tcW w:w="1704" w:type="dxa"/>
+          </w:tcPr>
+          <w:p>
+            <w:pPr>
+              <w:widowControl w:val="0"/>
+              <w:jc w:val="both"/>
+              <w:rPr>
+                <w:rFonts w:hint="default"/>
+                <w:sz w:val="28"/>
+                <w:szCs w:val="28"/>
+                <w:vertAlign w:val="baseline"/>
+                <w:lang w:val="en-US"/>
+              </w:rPr>
+            </w:pPr>
+            <w:r>
+              <w:rPr>
+                <w:rFonts w:hint="default"/>
+                <w:sz w:val="28"/>
+                <w:szCs w:val="28"/>
+                <w:vertAlign w:val="baseline"/>
+                <w:lang w:val="en-US"/>
+              </w:rPr>
+              <w:t>private</w:t>
+            </w:r>
+          </w:p>
+        </w:tc>
+        <w:tc>
+          <w:tcPr>
+            <w:tcW w:w="1705" w:type="dxa"/>
+          </w:tcPr>
+          <w:p>
+            <w:pPr>
+              <w:widowControl w:val="0"/>
+              <w:jc w:val="both"/>
+              <w:rPr>
+                <w:rFonts w:hint="default"/>
+                <w:sz w:val="28"/>
+                <w:szCs w:val="28"/>
+                <w:vertAlign w:val="baseline"/>
+                <w:lang w:val="en-US"/>
+              </w:rPr>
+            </w:pPr>
+            <w:r>
+              <w:rPr>
+                <w:rFonts w:hint="default"/>
+                <w:sz w:val="28"/>
+                <w:szCs w:val="28"/>
+                <w:vertAlign w:val="baseline"/>
+                <w:lang w:val="en-US"/>
+              </w:rPr>
+              <w:t>Số lượt nghe</w:t>
+            </w:r>
+          </w:p>
+        </w:tc>
+        <w:tc>
+          <w:tcPr>
+            <w:tcW w:w="1705" w:type="dxa"/>
+          </w:tcPr>
+          <w:p>
+            <w:pPr>
+              <w:widowControl w:val="0"/>
+              <w:jc w:val="both"/>
+              <w:rPr>
+                <w:rFonts w:hint="default"/>
+                <w:sz w:val="28"/>
+                <w:szCs w:val="28"/>
+                <w:vertAlign w:val="baseline"/>
+                <w:lang w:val="en-US"/>
+              </w:rPr>
+            </w:pPr>
+            <w:r>
+              <w:rPr>
+                <w:rFonts w:hint="default"/>
+                <w:sz w:val="28"/>
+                <w:szCs w:val="28"/>
+                <w:vertAlign w:val="baseline"/>
+                <w:lang w:val="en-US"/>
+              </w:rPr>
+              <w:t>1</w:t>
+            </w:r>
+          </w:p>
+        </w:tc>
+      </w:tr>
+    </w:tbl>
+    <w:p>
+      <w:pPr>
+        <w:rPr>
+          <w:rFonts w:hint="default"/>
+          <w:sz w:val="28"/>
+          <w:szCs w:val="28"/>
+          <w:lang w:val="en-US"/>
+        </w:rPr>
+      </w:pPr>
     </w:p>
     <w:sectPr>
       <w:pgSz w:w="11906" w:h="16838"/>
